--- a/document/chapter/part_12.docx
+++ b/document/chapter/part_12.docx
@@ -105,9 +105,66 @@
     <w:p>
       <w:pPr>
         <w:pStyle w:val="a3"/>
+        <w:numPr>
+          <w:ilvl w:val="0"/>
+          <w:numId w:val="5"/>
+        </w:numPr>
+        <w:ind w:leftChars="0"/>
+        <w:rPr>
+          <w:rFonts w:ascii="Times New Roman" w:eastAsia="標楷體" w:hAnsi="Times New Roman"/>
+        </w:rPr>
+      </w:pPr>
+      <w:r>
+        <w:rPr>
+          <w:rFonts w:ascii="Times New Roman" w:eastAsia="標楷體" w:hAnsi="Times New Roman" w:hint="eastAsia"/>
+        </w:rPr>
+        <w:t>訪客登入</w:t>
+      </w:r>
+    </w:p>
+    <w:p>
+      <w:pPr>
+        <w:pStyle w:val="a3"/>
+        <w:numPr>
+          <w:ilvl w:val="0"/>
+          <w:numId w:val="5"/>
+        </w:numPr>
+        <w:ind w:leftChars="0"/>
+        <w:rPr>
+          <w:rFonts w:ascii="Times New Roman" w:eastAsia="標楷體" w:hAnsi="Times New Roman"/>
+        </w:rPr>
+      </w:pPr>
+      <w:r>
+        <w:rPr>
+          <w:rFonts w:ascii="Times New Roman" w:eastAsia="標楷體" w:hAnsi="Times New Roman" w:hint="eastAsia"/>
+        </w:rPr>
+        <w:t>傷口診斷功能</w:t>
+      </w:r>
+    </w:p>
+    <w:p>
+      <w:pPr>
+        <w:pStyle w:val="a3"/>
+        <w:numPr>
+          <w:ilvl w:val="0"/>
+          <w:numId w:val="6"/>
+        </w:numPr>
+        <w:ind w:leftChars="0"/>
+        <w:rPr>
+          <w:rFonts w:ascii="Times New Roman" w:eastAsia="標楷體" w:hAnsi="Times New Roman"/>
+        </w:rPr>
+      </w:pPr>
+      <w:r>
+        <w:rPr>
+          <w:rFonts w:ascii="Times New Roman" w:eastAsia="標楷體" w:hAnsi="Times New Roman" w:hint="eastAsia"/>
+        </w:rPr>
+        <w:t>傷口拍攝</w:t>
+      </w:r>
+    </w:p>
+    <w:p>
+      <w:pPr>
+        <w:pStyle w:val="a3"/>
         <w:ind w:leftChars="0" w:left="0" w:firstLineChars="200" w:firstLine="480"/>
         <w:rPr>
-          <w:rFonts w:ascii="Times New Roman" w:eastAsia="標楷體" w:hAnsi="Times New Roman" w:hint="eastAsia"/>
+          <w:rFonts w:ascii="Times New Roman" w:eastAsia="標楷體" w:hAnsi="Times New Roman"/>
         </w:rPr>
       </w:pPr>
     </w:p>
@@ -120,7 +177,7 @@
         </w:numPr>
         <w:ind w:leftChars="0" w:left="0" w:firstLine="0"/>
         <w:rPr>
-          <w:rFonts w:ascii="Times New Roman" w:eastAsia="標楷體" w:hAnsi="Times New Roman" w:hint="eastAsia"/>
+          <w:rFonts w:ascii="Times New Roman" w:eastAsia="標楷體" w:hAnsi="Times New Roman"/>
           <w:b/>
           <w:bCs/>
         </w:rPr>
@@ -139,7 +196,7 @@
         <w:pStyle w:val="a3"/>
         <w:numPr>
           <w:ilvl w:val="0"/>
-          <w:numId w:val="5"/>
+          <w:numId w:val="11"/>
         </w:numPr>
         <w:ind w:leftChars="0"/>
         <w:rPr>
@@ -158,7 +215,7 @@
         <w:pStyle w:val="a3"/>
         <w:numPr>
           <w:ilvl w:val="0"/>
-          <w:numId w:val="5"/>
+          <w:numId w:val="11"/>
         </w:numPr>
         <w:ind w:leftChars="0"/>
         <w:rPr>
@@ -170,6 +227,12 @@
           <w:rFonts w:ascii="Times New Roman" w:eastAsia="標楷體" w:hAnsi="Times New Roman" w:hint="eastAsia"/>
         </w:rPr>
         <w:t>首頁</w:t>
+      </w:r>
+      <w:r>
+        <w:rPr>
+          <w:rFonts w:ascii="Times New Roman" w:eastAsia="標楷體" w:hAnsi="Times New Roman" w:hint="eastAsia"/>
+        </w:rPr>
+        <w:t>功能</w:t>
       </w:r>
     </w:p>
     <w:p>
@@ -177,7 +240,45 @@
         <w:pStyle w:val="a3"/>
         <w:numPr>
           <w:ilvl w:val="0"/>
-          <w:numId w:val="5"/>
+          <w:numId w:val="13"/>
+        </w:numPr>
+        <w:ind w:leftChars="0"/>
+        <w:rPr>
+          <w:rFonts w:ascii="Times New Roman" w:eastAsia="標楷體" w:hAnsi="Times New Roman"/>
+        </w:rPr>
+      </w:pPr>
+      <w:r>
+        <w:rPr>
+          <w:rFonts w:ascii="Times New Roman" w:eastAsia="標楷體" w:hAnsi="Times New Roman" w:hint="eastAsia"/>
+        </w:rPr>
+        <w:t>護理小知識</w:t>
+      </w:r>
+    </w:p>
+    <w:p>
+      <w:pPr>
+        <w:pStyle w:val="a3"/>
+        <w:numPr>
+          <w:ilvl w:val="0"/>
+          <w:numId w:val="13"/>
+        </w:numPr>
+        <w:ind w:leftChars="0"/>
+        <w:rPr>
+          <w:rFonts w:ascii="Times New Roman" w:eastAsia="標楷體" w:hAnsi="Times New Roman"/>
+        </w:rPr>
+      </w:pPr>
+      <w:r>
+        <w:rPr>
+          <w:rFonts w:ascii="Times New Roman" w:eastAsia="標楷體" w:hAnsi="Times New Roman" w:hint="eastAsia"/>
+        </w:rPr>
+        <w:t>當日護理提醒</w:t>
+      </w:r>
+    </w:p>
+    <w:p>
+      <w:pPr>
+        <w:pStyle w:val="a3"/>
+        <w:numPr>
+          <w:ilvl w:val="0"/>
+          <w:numId w:val="11"/>
         </w:numPr>
         <w:ind w:leftChars="0"/>
         <w:rPr>
@@ -202,7 +303,7 @@
         <w:pStyle w:val="a3"/>
         <w:numPr>
           <w:ilvl w:val="0"/>
-          <w:numId w:val="6"/>
+          <w:numId w:val="12"/>
         </w:numPr>
         <w:ind w:leftChars="0"/>
         <w:rPr>
@@ -221,11 +322,11 @@
         <w:pStyle w:val="a3"/>
         <w:numPr>
           <w:ilvl w:val="0"/>
-          <w:numId w:val="6"/>
+          <w:numId w:val="12"/>
         </w:numPr>
         <w:ind w:leftChars="0"/>
         <w:rPr>
-          <w:rFonts w:ascii="Times New Roman" w:eastAsia="標楷體" w:hAnsi="Times New Roman" w:hint="eastAsia"/>
+          <w:rFonts w:ascii="Times New Roman" w:eastAsia="標楷體" w:hAnsi="Times New Roman"/>
         </w:rPr>
       </w:pPr>
       <w:r>
@@ -240,7 +341,7 @@
         <w:pStyle w:val="a3"/>
         <w:numPr>
           <w:ilvl w:val="0"/>
-          <w:numId w:val="5"/>
+          <w:numId w:val="11"/>
         </w:numPr>
         <w:ind w:leftChars="0"/>
         <w:rPr>
@@ -272,23 +373,2466 @@
         </w:rPr>
         <w:t>開啟護理</w:t>
       </w:r>
+      <w:r>
+        <w:rPr>
+          <w:rFonts w:ascii="Times New Roman" w:eastAsia="標楷體" w:hAnsi="Times New Roman" w:hint="eastAsia"/>
+        </w:rPr>
+        <w:t>提醒</w:t>
+      </w:r>
     </w:p>
     <w:p>
       <w:pPr>
         <w:pStyle w:val="a3"/>
         <w:numPr>
           <w:ilvl w:val="0"/>
-          <w:numId w:val="5"/>
+          <w:numId w:val="7"/>
         </w:numPr>
         <w:ind w:leftChars="0"/>
         <w:rPr>
+          <w:rFonts w:ascii="Times New Roman" w:eastAsia="標楷體" w:hAnsi="Times New Roman"/>
+        </w:rPr>
+      </w:pPr>
+      <w:r>
+        <w:rPr>
           <w:rFonts w:ascii="Times New Roman" w:eastAsia="標楷體" w:hAnsi="Times New Roman" w:hint="eastAsia"/>
         </w:rPr>
-      </w:pPr>
+        <w:t>編輯提醒時間</w:t>
+      </w:r>
     </w:p>
     <w:p>
       <w:pPr>
+        <w:pStyle w:val="a3"/>
+        <w:numPr>
+          <w:ilvl w:val="0"/>
+          <w:numId w:val="7"/>
+        </w:numPr>
+        <w:ind w:leftChars="0"/>
+        <w:rPr>
+          <w:rFonts w:ascii="Times New Roman" w:eastAsia="標楷體" w:hAnsi="Times New Roman"/>
+        </w:rPr>
+      </w:pPr>
+      <w:r>
+        <w:rPr>
+          <w:rFonts w:ascii="Times New Roman" w:eastAsia="標楷體" w:hAnsi="Times New Roman" w:hint="eastAsia"/>
+        </w:rPr>
+        <w:t>刪除護理提醒</w:t>
+      </w:r>
+    </w:p>
+    <w:p>
+      <w:pPr>
+        <w:pStyle w:val="a3"/>
+        <w:numPr>
+          <w:ilvl w:val="0"/>
+          <w:numId w:val="11"/>
+        </w:numPr>
+        <w:ind w:leftChars="0"/>
+        <w:rPr>
+          <w:rFonts w:ascii="Times New Roman" w:eastAsia="標楷體" w:hAnsi="Times New Roman"/>
+        </w:rPr>
+      </w:pPr>
+      <w:r>
+        <w:rPr>
+          <w:rFonts w:ascii="Times New Roman" w:eastAsia="標楷體" w:hAnsi="Times New Roman" w:hint="eastAsia"/>
+        </w:rPr>
+        <w:t>紀錄</w:t>
+      </w:r>
+      <w:proofErr w:type="gramStart"/>
+      <w:r>
+        <w:rPr>
+          <w:rFonts w:ascii="Times New Roman" w:eastAsia="標楷體" w:hAnsi="Times New Roman" w:hint="eastAsia"/>
+        </w:rPr>
+        <w:t>冊</w:t>
+      </w:r>
+      <w:proofErr w:type="gramEnd"/>
+      <w:r>
+        <w:rPr>
+          <w:rFonts w:ascii="Times New Roman" w:eastAsia="標楷體" w:hAnsi="Times New Roman" w:hint="eastAsia"/>
+        </w:rPr>
+        <w:t>功能</w:t>
+      </w:r>
+    </w:p>
+    <w:p>
+      <w:pPr>
+        <w:pStyle w:val="a3"/>
+        <w:numPr>
+          <w:ilvl w:val="0"/>
+          <w:numId w:val="8"/>
+        </w:numPr>
+        <w:ind w:leftChars="0"/>
+        <w:rPr>
+          <w:rFonts w:ascii="Times New Roman" w:eastAsia="標楷體" w:hAnsi="Times New Roman"/>
+        </w:rPr>
+      </w:pPr>
+      <w:r>
+        <w:rPr>
+          <w:rFonts w:ascii="Times New Roman" w:eastAsia="標楷體" w:hAnsi="Times New Roman" w:hint="eastAsia"/>
+        </w:rPr>
+        <w:t>傷口類型分類</w:t>
+      </w:r>
+    </w:p>
+    <w:p>
+      <w:pPr>
+        <w:pStyle w:val="a3"/>
+        <w:numPr>
+          <w:ilvl w:val="0"/>
+          <w:numId w:val="8"/>
+        </w:numPr>
+        <w:ind w:leftChars="0"/>
+        <w:rPr>
+          <w:rFonts w:ascii="Times New Roman" w:eastAsia="標楷體" w:hAnsi="Times New Roman"/>
+        </w:rPr>
+      </w:pPr>
+      <w:r>
+        <w:rPr>
+          <w:rFonts w:ascii="Times New Roman" w:eastAsia="標楷體" w:hAnsi="Times New Roman" w:hint="eastAsia"/>
+        </w:rPr>
+        <w:t>診斷紀錄查看</w:t>
+      </w:r>
+    </w:p>
+    <w:p>
+      <w:pPr>
+        <w:pStyle w:val="a3"/>
+        <w:numPr>
+          <w:ilvl w:val="0"/>
+          <w:numId w:val="8"/>
+        </w:numPr>
+        <w:ind w:leftChars="0"/>
+        <w:rPr>
+          <w:rFonts w:ascii="Times New Roman" w:eastAsia="標楷體" w:hAnsi="Times New Roman"/>
+        </w:rPr>
+      </w:pPr>
+      <w:r>
+        <w:rPr>
+          <w:rFonts w:ascii="Times New Roman" w:eastAsia="標楷體" w:hAnsi="Times New Roman" w:hint="eastAsia"/>
+        </w:rPr>
+        <w:t>傷口狀態更新</w:t>
+      </w:r>
+    </w:p>
+    <w:p>
+      <w:pPr>
+        <w:pStyle w:val="a3"/>
+        <w:numPr>
+          <w:ilvl w:val="0"/>
+          <w:numId w:val="11"/>
+        </w:numPr>
+        <w:ind w:leftChars="0"/>
+        <w:rPr>
+          <w:rFonts w:ascii="Times New Roman" w:eastAsia="標楷體" w:hAnsi="Times New Roman"/>
+        </w:rPr>
+      </w:pPr>
+      <w:r>
+        <w:rPr>
+          <w:rFonts w:ascii="Times New Roman" w:eastAsia="標楷體" w:hAnsi="Times New Roman" w:hint="eastAsia"/>
+        </w:rPr>
+        <w:t>附近醫院功能</w:t>
+      </w:r>
+    </w:p>
+    <w:p>
+      <w:pPr>
+        <w:pStyle w:val="a3"/>
+        <w:numPr>
+          <w:ilvl w:val="0"/>
+          <w:numId w:val="9"/>
+        </w:numPr>
+        <w:ind w:leftChars="0"/>
+        <w:rPr>
+          <w:rFonts w:ascii="Times New Roman" w:eastAsia="標楷體" w:hAnsi="Times New Roman"/>
+        </w:rPr>
+      </w:pPr>
+      <w:r>
+        <w:rPr>
+          <w:rFonts w:ascii="Times New Roman" w:eastAsia="標楷體" w:hAnsi="Times New Roman" w:hint="eastAsia"/>
+        </w:rPr>
+        <w:t>搜尋醫院</w:t>
+      </w:r>
+    </w:p>
+    <w:p>
+      <w:pPr>
+        <w:pStyle w:val="a3"/>
+        <w:numPr>
+          <w:ilvl w:val="0"/>
+          <w:numId w:val="9"/>
+        </w:numPr>
+        <w:ind w:leftChars="0"/>
+        <w:rPr>
+          <w:rFonts w:ascii="Times New Roman" w:eastAsia="標楷體" w:hAnsi="Times New Roman"/>
+        </w:rPr>
+      </w:pPr>
+      <w:r>
+        <w:rPr>
+          <w:rFonts w:ascii="Times New Roman" w:eastAsia="標楷體" w:hAnsi="Times New Roman" w:hint="eastAsia"/>
+        </w:rPr>
+        <w:t>收藏醫院</w:t>
+      </w:r>
+    </w:p>
+    <w:p>
+      <w:pPr>
+        <w:pStyle w:val="a3"/>
+        <w:numPr>
+          <w:ilvl w:val="0"/>
+          <w:numId w:val="11"/>
+        </w:numPr>
+        <w:ind w:leftChars="0"/>
+        <w:rPr>
+          <w:rFonts w:ascii="Times New Roman" w:eastAsia="標楷體" w:hAnsi="Times New Roman"/>
+        </w:rPr>
+      </w:pPr>
+      <w:r>
+        <w:rPr>
+          <w:rFonts w:ascii="Times New Roman" w:eastAsia="標楷體" w:hAnsi="Times New Roman" w:hint="eastAsia"/>
+        </w:rPr>
+        <w:t>個人資訊變更</w:t>
+      </w:r>
+    </w:p>
+    <w:p>
+      <w:pPr>
+        <w:pStyle w:val="a3"/>
+        <w:numPr>
+          <w:ilvl w:val="0"/>
+          <w:numId w:val="10"/>
+        </w:numPr>
+        <w:ind w:leftChars="0"/>
+        <w:rPr>
+          <w:rFonts w:ascii="Times New Roman" w:eastAsia="標楷體" w:hAnsi="Times New Roman"/>
+        </w:rPr>
+      </w:pPr>
+      <w:r>
+        <w:rPr>
+          <w:rFonts w:ascii="Times New Roman" w:eastAsia="標楷體" w:hAnsi="Times New Roman" w:hint="eastAsia"/>
+        </w:rPr>
+        <w:t>個人習慣變更</w:t>
+      </w:r>
+    </w:p>
+    <w:p>
+      <w:pPr>
+        <w:pStyle w:val="a3"/>
+        <w:numPr>
+          <w:ilvl w:val="0"/>
+          <w:numId w:val="10"/>
+        </w:numPr>
+        <w:ind w:leftChars="0"/>
+        <w:rPr>
+          <w:rFonts w:ascii="Times New Roman" w:eastAsia="標楷體" w:hAnsi="Times New Roman"/>
+        </w:rPr>
+      </w:pPr>
+      <w:r>
+        <w:rPr>
+          <w:rFonts w:ascii="Times New Roman" w:eastAsia="標楷體" w:hAnsi="Times New Roman" w:hint="eastAsia"/>
+        </w:rPr>
+        <w:t>特殊疾病變更</w:t>
+      </w:r>
+    </w:p>
+    <w:p>
+      <w:pPr>
         <w:ind w:firstLineChars="200" w:firstLine="480"/>
+        <w:rPr>
+          <w:rFonts w:ascii="Times New Roman" w:eastAsia="標楷體" w:hAnsi="Times New Roman"/>
+        </w:rPr>
+      </w:pPr>
+    </w:p>
+    <w:p>
+      <w:pPr>
+        <w:widowControl/>
+        <w:rPr>
+          <w:rFonts w:ascii="Times New Roman" w:eastAsia="標楷體" w:hAnsi="Times New Roman"/>
+        </w:rPr>
+      </w:pPr>
+      <w:r>
+        <w:rPr>
+          <w:rFonts w:ascii="Times New Roman" w:eastAsia="標楷體" w:hAnsi="Times New Roman"/>
+        </w:rPr>
+        <w:br w:type="page"/>
+      </w:r>
+    </w:p>
+    <w:tbl>
+      <w:tblPr>
+        <w:tblStyle w:val="a4"/>
+        <w:tblW w:w="0" w:type="auto"/>
+        <w:tblLook w:val="04A0" w:firstRow="1" w:lastRow="0" w:firstColumn="1" w:lastColumn="0" w:noHBand="0" w:noVBand="1"/>
+      </w:tblPr>
+      <w:tblGrid>
+        <w:gridCol w:w="5097"/>
+        <w:gridCol w:w="5097"/>
+      </w:tblGrid>
+      <w:tr>
+        <w:tc>
+          <w:tcPr>
+            <w:tcW w:w="10194" w:type="dxa"/>
+            <w:gridSpan w:val="2"/>
+            <w:tcBorders>
+              <w:top w:val="nil"/>
+              <w:left w:val="nil"/>
+              <w:right w:val="nil"/>
+            </w:tcBorders>
+            <w:vAlign w:val="center"/>
+          </w:tcPr>
+          <w:p>
+            <w:pPr>
+              <w:jc w:val="center"/>
+              <w:rPr>
+                <w:rFonts w:ascii="Times New Roman" w:eastAsia="標楷體" w:hAnsi="Times New Roman" w:hint="eastAsia"/>
+              </w:rPr>
+            </w:pPr>
+            <w:r>
+              <w:rPr>
+                <w:rFonts w:ascii="Times New Roman" w:eastAsia="標楷體" w:hAnsi="Times New Roman" w:hint="eastAsia"/>
+              </w:rPr>
+              <w:lastRenderedPageBreak/>
+              <w:t>表</w:t>
+            </w:r>
+            <w:r>
+              <w:rPr>
+                <w:rFonts w:ascii="Times New Roman" w:eastAsia="標楷體" w:hAnsi="Times New Roman" w:hint="eastAsia"/>
+              </w:rPr>
+              <w:t>12-1</w:t>
+            </w:r>
+            <w:r>
+              <w:rPr>
+                <w:rFonts w:ascii="Times New Roman" w:eastAsia="標楷體" w:hAnsi="Times New Roman" w:hint="eastAsia"/>
+              </w:rPr>
+              <w:t>用戶</w:t>
+            </w:r>
+            <w:r>
+              <w:rPr>
+                <w:rFonts w:ascii="Times New Roman" w:eastAsia="標楷體" w:hAnsi="Times New Roman" w:hint="eastAsia"/>
+              </w:rPr>
+              <w:t>端</w:t>
+            </w:r>
+            <w:r>
+              <w:rPr>
+                <w:rFonts w:ascii="Times New Roman" w:eastAsia="標楷體" w:hAnsi="Times New Roman" w:hint="eastAsia"/>
+              </w:rPr>
+              <w:t>登入</w:t>
+            </w:r>
+          </w:p>
+        </w:tc>
+      </w:tr>
+      <w:tr>
+        <w:trPr>
+          <w:trHeight w:val="338"/>
+        </w:trPr>
+        <w:tc>
+          <w:tcPr>
+            <w:tcW w:w="10194" w:type="dxa"/>
+            <w:gridSpan w:val="2"/>
+            <w:tcBorders>
+              <w:bottom w:val="single" w:sz="4" w:space="0" w:color="auto"/>
+            </w:tcBorders>
+            <w:shd w:val="clear" w:color="auto" w:fill="DEEAF6" w:themeFill="accent5" w:themeFillTint="33"/>
+            <w:vAlign w:val="center"/>
+          </w:tcPr>
+          <w:p>
+            <w:pPr>
+              <w:spacing w:line="276" w:lineRule="auto"/>
+              <w:jc w:val="center"/>
+              <w:rPr>
+                <w:rFonts w:ascii="Times New Roman" w:eastAsia="標楷體" w:hAnsi="Times New Roman"/>
+              </w:rPr>
+            </w:pPr>
+            <w:r>
+              <w:rPr>
+                <w:rFonts w:ascii="Times New Roman" w:eastAsia="標楷體" w:hAnsi="Times New Roman" w:hint="eastAsia"/>
+              </w:rPr>
+              <w:t>用戶登入</w:t>
+            </w:r>
+          </w:p>
+        </w:tc>
+      </w:tr>
+      <w:tr>
+        <w:tc>
+          <w:tcPr>
+            <w:tcW w:w="5097" w:type="dxa"/>
+            <w:tcBorders>
+              <w:right w:val="nil"/>
+            </w:tcBorders>
+            <w:vAlign w:val="center"/>
+          </w:tcPr>
+          <w:p>
+            <w:pPr>
+              <w:jc w:val="center"/>
+              <w:rPr>
+                <w:rFonts w:ascii="Times New Roman" w:eastAsia="標楷體" w:hAnsi="Times New Roman"/>
+              </w:rPr>
+            </w:pPr>
+            <w:r>
+              <w:rPr>
+                <w:rFonts w:ascii="Times New Roman" w:eastAsia="標楷體" w:hAnsi="Times New Roman"/>
+                <w:noProof/>
+              </w:rPr>
+              <w:drawing>
+                <wp:inline distT="0" distB="0" distL="0" distR="0" wp14:anchorId="759E91EC" wp14:editId="5578F20B">
+                  <wp:extent cx="2171700" cy="4826144"/>
+                  <wp:effectExtent l="0" t="0" r="6350" b="6350"/>
+                  <wp:docPr id="1" name="圖片 1"/>
+                  <wp:cNvGraphicFramePr>
+                    <a:graphicFrameLocks xmlns:a="http://schemas.openxmlformats.org/drawingml/2006/main" noChangeAspect="1"/>
+                  </wp:cNvGraphicFramePr>
+                  <a:graphic xmlns:a="http://schemas.openxmlformats.org/drawingml/2006/main">
+                    <a:graphicData uri="http://schemas.openxmlformats.org/drawingml/2006/picture">
+                      <pic:pic xmlns:pic="http://schemas.openxmlformats.org/drawingml/2006/picture">
+                        <pic:nvPicPr>
+                          <pic:cNvPr id="1" name=""/>
+                          <pic:cNvPicPr/>
+                        </pic:nvPicPr>
+                        <pic:blipFill>
+                          <a:blip r:embed="rId5"/>
+                          <a:stretch>
+                            <a:fillRect/>
+                          </a:stretch>
+                        </pic:blipFill>
+                        <pic:spPr>
+                          <a:xfrm>
+                            <a:off x="0" y="0"/>
+                            <a:ext cx="2171700" cy="4826144"/>
+                          </a:xfrm>
+                          <a:prstGeom prst="rect">
+                            <a:avLst/>
+                          </a:prstGeom>
+                        </pic:spPr>
+                      </pic:pic>
+                    </a:graphicData>
+                  </a:graphic>
+                </wp:inline>
+              </w:drawing>
+            </w:r>
+          </w:p>
+        </w:tc>
+        <w:tc>
+          <w:tcPr>
+            <w:tcW w:w="5097" w:type="dxa"/>
+            <w:tcBorders>
+              <w:left w:val="nil"/>
+            </w:tcBorders>
+            <w:vAlign w:val="center"/>
+          </w:tcPr>
+          <w:p>
+            <w:pPr>
+              <w:jc w:val="center"/>
+              <w:rPr>
+                <w:rFonts w:ascii="Times New Roman" w:eastAsia="標楷體" w:hAnsi="Times New Roman"/>
+              </w:rPr>
+            </w:pPr>
+            <w:r>
+              <w:rPr>
+                <w:rFonts w:ascii="Times New Roman" w:eastAsia="標楷體" w:hAnsi="Times New Roman"/>
+                <w:noProof/>
+              </w:rPr>
+              <w:drawing>
+                <wp:inline distT="0" distB="0" distL="0" distR="0" wp14:anchorId="213B1DEB" wp14:editId="5516599E">
+                  <wp:extent cx="2163699" cy="4808220"/>
+                  <wp:effectExtent l="0" t="0" r="8255" b="0"/>
+                  <wp:docPr id="6" name="圖片 6"/>
+                  <wp:cNvGraphicFramePr>
+                    <a:graphicFrameLocks xmlns:a="http://schemas.openxmlformats.org/drawingml/2006/main" noChangeAspect="1"/>
+                  </wp:cNvGraphicFramePr>
+                  <a:graphic xmlns:a="http://schemas.openxmlformats.org/drawingml/2006/main">
+                    <a:graphicData uri="http://schemas.openxmlformats.org/drawingml/2006/picture">
+                      <pic:pic xmlns:pic="http://schemas.openxmlformats.org/drawingml/2006/picture">
+                        <pic:nvPicPr>
+                          <pic:cNvPr id="0" name="Picture 3"/>
+                          <pic:cNvPicPr>
+                            <a:picLocks noChangeAspect="1" noChangeArrowheads="1"/>
+                          </pic:cNvPicPr>
+                        </pic:nvPicPr>
+                        <pic:blipFill>
+                          <a:blip r:embed="rId6" cstate="print">
+                            <a:extLst>
+                              <a:ext uri="{28A0092B-C50C-407E-A947-70E740481C1C}">
+                                <a14:useLocalDpi xmlns:a14="http://schemas.microsoft.com/office/drawing/2010/main" val="0"/>
+                              </a:ext>
+                            </a:extLst>
+                          </a:blip>
+                          <a:srcRect/>
+                          <a:stretch>
+                            <a:fillRect/>
+                          </a:stretch>
+                        </pic:blipFill>
+                        <pic:spPr bwMode="auto">
+                          <a:xfrm>
+                            <a:off x="0" y="0"/>
+                            <a:ext cx="2163699" cy="4808220"/>
+                          </a:xfrm>
+                          <a:prstGeom prst="rect">
+                            <a:avLst/>
+                          </a:prstGeom>
+                          <a:noFill/>
+                          <a:ln>
+                            <a:noFill/>
+                          </a:ln>
+                        </pic:spPr>
+                      </pic:pic>
+                    </a:graphicData>
+                  </a:graphic>
+                </wp:inline>
+              </w:drawing>
+            </w:r>
+          </w:p>
+        </w:tc>
+      </w:tr>
+      <w:tr>
+        <w:trPr>
+          <w:trHeight w:val="896"/>
+        </w:trPr>
+        <w:tc>
+          <w:tcPr>
+            <w:tcW w:w="10194" w:type="dxa"/>
+            <w:gridSpan w:val="2"/>
+            <w:tcBorders>
+              <w:bottom w:val="single" w:sz="4" w:space="0" w:color="auto"/>
+            </w:tcBorders>
+            <w:vAlign w:val="center"/>
+          </w:tcPr>
+          <w:p>
+            <w:pPr>
+              <w:jc w:val="center"/>
+              <w:rPr>
+                <w:rFonts w:ascii="Times New Roman" w:eastAsia="標楷體" w:hAnsi="Times New Roman"/>
+              </w:rPr>
+            </w:pPr>
+            <w:r>
+              <w:rPr>
+                <w:rFonts w:ascii="Times New Roman" w:eastAsia="標楷體" w:hAnsi="Times New Roman" w:hint="eastAsia"/>
+              </w:rPr>
+              <w:t>用戶輸入</w:t>
+            </w:r>
+            <w:r>
+              <w:rPr>
+                <w:rFonts w:ascii="Times New Roman" w:eastAsia="標楷體" w:hAnsi="Times New Roman" w:hint="eastAsia"/>
+              </w:rPr>
+              <w:t>帳號、密碼，點擊登入，</w:t>
+            </w:r>
+          </w:p>
+          <w:p>
+            <w:pPr>
+              <w:jc w:val="center"/>
+              <w:rPr>
+                <w:rFonts w:ascii="Times New Roman" w:eastAsia="標楷體" w:hAnsi="Times New Roman" w:hint="eastAsia"/>
+              </w:rPr>
+            </w:pPr>
+            <w:r>
+              <w:rPr>
+                <w:rFonts w:ascii="Times New Roman" w:eastAsia="標楷體" w:hAnsi="Times New Roman" w:hint="eastAsia"/>
+              </w:rPr>
+              <w:t>成功後進入「</w:t>
+            </w:r>
+            <w:proofErr w:type="spellStart"/>
+            <w:r>
+              <w:rPr>
+                <w:rFonts w:ascii="Times New Roman" w:eastAsia="標楷體" w:hAnsi="Times New Roman" w:hint="eastAsia"/>
+              </w:rPr>
+              <w:t>Dr.W</w:t>
+            </w:r>
+            <w:proofErr w:type="spellEnd"/>
+            <w:r>
+              <w:rPr>
+                <w:rFonts w:ascii="Times New Roman" w:eastAsia="標楷體" w:hAnsi="Times New Roman" w:hint="eastAsia"/>
+              </w:rPr>
+              <w:t xml:space="preserve"> </w:t>
+            </w:r>
+            <w:r>
+              <w:rPr>
+                <w:rFonts w:ascii="Times New Roman" w:eastAsia="標楷體" w:hAnsi="Times New Roman" w:hint="eastAsia"/>
+              </w:rPr>
+              <w:t>傷口管家」首頁。</w:t>
+            </w:r>
+          </w:p>
+        </w:tc>
+      </w:tr>
+    </w:tbl>
+    <w:p>
+      <w:r>
+        <w:br w:type="page"/>
+      </w:r>
+    </w:p>
+    <w:tbl>
+      <w:tblPr>
+        <w:tblStyle w:val="a4"/>
+        <w:tblW w:w="0" w:type="auto"/>
+        <w:tblLook w:val="04A0" w:firstRow="1" w:lastRow="0" w:firstColumn="1" w:lastColumn="0" w:noHBand="0" w:noVBand="1"/>
+      </w:tblPr>
+      <w:tblGrid>
+        <w:gridCol w:w="3828"/>
+        <w:gridCol w:w="3685"/>
+        <w:gridCol w:w="2691"/>
+      </w:tblGrid>
+      <w:tr>
+        <w:tc>
+          <w:tcPr>
+            <w:tcW w:w="10204" w:type="dxa"/>
+            <w:gridSpan w:val="3"/>
+            <w:tcBorders>
+              <w:top w:val="nil"/>
+              <w:left w:val="nil"/>
+              <w:bottom w:val="single" w:sz="4" w:space="0" w:color="auto"/>
+              <w:right w:val="nil"/>
+            </w:tcBorders>
+            <w:vAlign w:val="center"/>
+          </w:tcPr>
+          <w:p>
+            <w:pPr>
+              <w:spacing w:line="276" w:lineRule="auto"/>
+              <w:jc w:val="center"/>
+              <w:rPr>
+                <w:rFonts w:ascii="Times New Roman" w:eastAsia="標楷體" w:hAnsi="Times New Roman" w:hint="eastAsia"/>
+              </w:rPr>
+            </w:pPr>
+            <w:r>
+              <w:rPr>
+                <w:rFonts w:ascii="Times New Roman" w:eastAsia="標楷體" w:hAnsi="Times New Roman" w:hint="eastAsia"/>
+              </w:rPr>
+              <w:lastRenderedPageBreak/>
+              <w:t xml:space="preserve">12-2 </w:t>
+            </w:r>
+            <w:r>
+              <w:rPr>
+                <w:rFonts w:ascii="Times New Roman" w:eastAsia="標楷體" w:hAnsi="Times New Roman" w:hint="eastAsia"/>
+              </w:rPr>
+              <w:t>首頁功能介紹</w:t>
+            </w:r>
+          </w:p>
+        </w:tc>
+      </w:tr>
+      <w:tr>
+        <w:trPr>
+          <w:trHeight w:val="102"/>
+        </w:trPr>
+        <w:tc>
+          <w:tcPr>
+            <w:tcW w:w="3828" w:type="dxa"/>
+            <w:tcBorders>
+              <w:top w:val="single" w:sz="4" w:space="0" w:color="auto"/>
+              <w:left w:val="single" w:sz="4" w:space="0" w:color="auto"/>
+              <w:right w:val="single" w:sz="4" w:space="0" w:color="auto"/>
+            </w:tcBorders>
+            <w:shd w:val="clear" w:color="auto" w:fill="BDD6EE" w:themeFill="accent5" w:themeFillTint="66"/>
+            <w:vAlign w:val="center"/>
+          </w:tcPr>
+          <w:p>
+            <w:pPr>
+              <w:spacing w:line="276" w:lineRule="auto"/>
+              <w:jc w:val="center"/>
+              <w:rPr>
+                <w:rFonts w:ascii="Times New Roman" w:eastAsia="標楷體" w:hAnsi="Times New Roman" w:hint="eastAsia"/>
+              </w:rPr>
+            </w:pPr>
+            <w:r>
+              <w:rPr>
+                <w:rFonts w:ascii="Times New Roman" w:eastAsia="標楷體" w:hAnsi="Times New Roman" w:hint="eastAsia"/>
+              </w:rPr>
+              <w:t>首頁畫面</w:t>
+            </w:r>
+          </w:p>
+        </w:tc>
+        <w:tc>
+          <w:tcPr>
+            <w:tcW w:w="6376" w:type="dxa"/>
+            <w:gridSpan w:val="2"/>
+            <w:tcBorders>
+              <w:top w:val="single" w:sz="4" w:space="0" w:color="auto"/>
+              <w:left w:val="single" w:sz="4" w:space="0" w:color="auto"/>
+              <w:bottom w:val="single" w:sz="4" w:space="0" w:color="auto"/>
+              <w:right w:val="single" w:sz="4" w:space="0" w:color="auto"/>
+            </w:tcBorders>
+            <w:shd w:val="clear" w:color="auto" w:fill="DEEAF6" w:themeFill="accent5" w:themeFillTint="33"/>
+            <w:vAlign w:val="center"/>
+          </w:tcPr>
+          <w:p>
+            <w:pPr>
+              <w:spacing w:line="276" w:lineRule="auto"/>
+              <w:jc w:val="center"/>
+              <w:rPr>
+                <w:rFonts w:ascii="Times New Roman" w:eastAsia="標楷體" w:hAnsi="Times New Roman" w:hint="eastAsia"/>
+              </w:rPr>
+            </w:pPr>
+            <w:r>
+              <w:rPr>
+                <w:rFonts w:ascii="Times New Roman" w:eastAsia="標楷體" w:hAnsi="Times New Roman" w:hint="eastAsia"/>
+              </w:rPr>
+              <w:t>功能</w:t>
+            </w:r>
+            <w:r>
+              <w:rPr>
+                <w:rFonts w:ascii="Times New Roman" w:eastAsia="標楷體" w:hAnsi="Times New Roman" w:hint="eastAsia"/>
+              </w:rPr>
+              <w:t>1</w:t>
+            </w:r>
+            <w:r>
+              <w:rPr>
+                <w:rFonts w:ascii="Times New Roman" w:eastAsia="標楷體" w:hAnsi="Times New Roman" w:hint="eastAsia"/>
+              </w:rPr>
+              <w:t>：護理小知識</w:t>
+            </w:r>
+          </w:p>
+        </w:tc>
+      </w:tr>
+      <w:tr>
+        <w:trPr>
+          <w:trHeight w:val="4101"/>
+        </w:trPr>
+        <w:tc>
+          <w:tcPr>
+            <w:tcW w:w="3828" w:type="dxa"/>
+            <w:vMerge w:val="restart"/>
+            <w:tcBorders>
+              <w:left w:val="single" w:sz="4" w:space="0" w:color="auto"/>
+              <w:right w:val="single" w:sz="4" w:space="0" w:color="auto"/>
+            </w:tcBorders>
+            <w:vAlign w:val="center"/>
+          </w:tcPr>
+          <w:p>
+            <w:pPr>
+              <w:spacing w:line="276" w:lineRule="auto"/>
+              <w:jc w:val="center"/>
+              <w:rPr>
+                <w:rFonts w:ascii="Times New Roman" w:eastAsia="標楷體" w:hAnsi="Times New Roman" w:hint="eastAsia"/>
+              </w:rPr>
+            </w:pPr>
+            <w:r>
+              <w:rPr>
+                <w:rFonts w:ascii="Times New Roman" w:eastAsia="標楷體" w:hAnsi="Times New Roman"/>
+                <w:noProof/>
+              </w:rPr>
+              <w:drawing>
+                <wp:inline distT="0" distB="0" distL="0" distR="0" wp14:anchorId="32CC63EA" wp14:editId="7A777A00">
+                  <wp:extent cx="2251709" cy="5003800"/>
+                  <wp:effectExtent l="0" t="0" r="0" b="6350"/>
+                  <wp:docPr id="12" name="圖片 12"/>
+                  <wp:cNvGraphicFramePr>
+                    <a:graphicFrameLocks xmlns:a="http://schemas.openxmlformats.org/drawingml/2006/main" noChangeAspect="1"/>
+                  </wp:cNvGraphicFramePr>
+                  <a:graphic xmlns:a="http://schemas.openxmlformats.org/drawingml/2006/main">
+                    <a:graphicData uri="http://schemas.openxmlformats.org/drawingml/2006/picture">
+                      <pic:pic xmlns:pic="http://schemas.openxmlformats.org/drawingml/2006/picture">
+                        <pic:nvPicPr>
+                          <pic:cNvPr id="0" name="Picture 3"/>
+                          <pic:cNvPicPr>
+                            <a:picLocks noChangeAspect="1" noChangeArrowheads="1"/>
+                          </pic:cNvPicPr>
+                        </pic:nvPicPr>
+                        <pic:blipFill>
+                          <a:blip r:embed="rId7" cstate="print">
+                            <a:extLst>
+                              <a:ext uri="{28A0092B-C50C-407E-A947-70E740481C1C}">
+                                <a14:useLocalDpi xmlns:a14="http://schemas.microsoft.com/office/drawing/2010/main" val="0"/>
+                              </a:ext>
+                            </a:extLst>
+                          </a:blip>
+                          <a:srcRect/>
+                          <a:stretch>
+                            <a:fillRect/>
+                          </a:stretch>
+                        </pic:blipFill>
+                        <pic:spPr bwMode="auto">
+                          <a:xfrm>
+                            <a:off x="0" y="0"/>
+                            <a:ext cx="2260444" cy="5023212"/>
+                          </a:xfrm>
+                          <a:prstGeom prst="rect">
+                            <a:avLst/>
+                          </a:prstGeom>
+                          <a:noFill/>
+                          <a:ln>
+                            <a:noFill/>
+                          </a:ln>
+                        </pic:spPr>
+                      </pic:pic>
+                    </a:graphicData>
+                  </a:graphic>
+                </wp:inline>
+              </w:drawing>
+            </w:r>
+          </w:p>
+        </w:tc>
+        <w:tc>
+          <w:tcPr>
+            <w:tcW w:w="3685" w:type="dxa"/>
+            <w:tcBorders>
+              <w:top w:val="single" w:sz="4" w:space="0" w:color="auto"/>
+              <w:left w:val="single" w:sz="4" w:space="0" w:color="auto"/>
+              <w:bottom w:val="single" w:sz="4" w:space="0" w:color="auto"/>
+              <w:right w:val="single" w:sz="4" w:space="0" w:color="auto"/>
+            </w:tcBorders>
+            <w:vAlign w:val="center"/>
+          </w:tcPr>
+          <w:p>
+            <w:pPr>
+              <w:spacing w:line="276" w:lineRule="auto"/>
+              <w:jc w:val="center"/>
+              <w:rPr>
+                <w:rFonts w:ascii="Times New Roman" w:eastAsia="標楷體" w:hAnsi="Times New Roman" w:hint="eastAsia"/>
+              </w:rPr>
+            </w:pPr>
+            <w:r>
+              <w:rPr>
+                <w:rFonts w:ascii="Times New Roman" w:eastAsia="標楷體" w:hAnsi="Times New Roman"/>
+                <w:noProof/>
+              </w:rPr>
+              <w:drawing>
+                <wp:inline distT="0" distB="0" distL="0" distR="0" wp14:anchorId="1579131C" wp14:editId="5729361D">
+                  <wp:extent cx="2171700" cy="2027005"/>
+                  <wp:effectExtent l="0" t="0" r="0" b="0"/>
+                  <wp:docPr id="7" name="圖片 7"/>
+                  <wp:cNvGraphicFramePr>
+                    <a:graphicFrameLocks xmlns:a="http://schemas.openxmlformats.org/drawingml/2006/main" noChangeAspect="1"/>
+                  </wp:cNvGraphicFramePr>
+                  <a:graphic xmlns:a="http://schemas.openxmlformats.org/drawingml/2006/main">
+                    <a:graphicData uri="http://schemas.openxmlformats.org/drawingml/2006/picture">
+                      <pic:pic xmlns:pic="http://schemas.openxmlformats.org/drawingml/2006/picture">
+                        <pic:nvPicPr>
+                          <pic:cNvPr id="0" name="Picture 3"/>
+                          <pic:cNvPicPr>
+                            <a:picLocks noChangeAspect="1" noChangeArrowheads="1"/>
+                          </pic:cNvPicPr>
+                        </pic:nvPicPr>
+                        <pic:blipFill rotWithShape="1">
+                          <a:blip r:embed="rId8" cstate="print">
+                            <a:extLst>
+                              <a:ext uri="{28A0092B-C50C-407E-A947-70E740481C1C}">
+                                <a14:useLocalDpi xmlns:a14="http://schemas.microsoft.com/office/drawing/2010/main" val="0"/>
+                              </a:ext>
+                            </a:extLst>
+                          </a:blip>
+                          <a:srcRect t="3645" b="54353"/>
+                          <a:stretch/>
+                        </pic:blipFill>
+                        <pic:spPr bwMode="auto">
+                          <a:xfrm>
+                            <a:off x="0" y="0"/>
+                            <a:ext cx="2185221" cy="2039626"/>
+                          </a:xfrm>
+                          <a:prstGeom prst="rect">
+                            <a:avLst/>
+                          </a:prstGeom>
+                          <a:noFill/>
+                          <a:ln>
+                            <a:noFill/>
+                          </a:ln>
+                          <a:extLst>
+                            <a:ext uri="{53640926-AAD7-44D8-BBD7-CCE9431645EC}">
+                              <a14:shadowObscured xmlns:a14="http://schemas.microsoft.com/office/drawing/2010/main"/>
+                            </a:ext>
+                          </a:extLst>
+                        </pic:spPr>
+                      </pic:pic>
+                    </a:graphicData>
+                  </a:graphic>
+                </wp:inline>
+              </w:drawing>
+            </w:r>
+          </w:p>
+        </w:tc>
+        <w:tc>
+          <w:tcPr>
+            <w:tcW w:w="2691" w:type="dxa"/>
+            <w:tcBorders>
+              <w:top w:val="single" w:sz="4" w:space="0" w:color="auto"/>
+              <w:left w:val="single" w:sz="4" w:space="0" w:color="auto"/>
+              <w:bottom w:val="single" w:sz="4" w:space="0" w:color="auto"/>
+              <w:right w:val="single" w:sz="4" w:space="0" w:color="auto"/>
+            </w:tcBorders>
+            <w:vAlign w:val="center"/>
+          </w:tcPr>
+          <w:p>
+            <w:pPr>
+              <w:jc w:val="both"/>
+              <w:rPr>
+                <w:rFonts w:ascii="Times New Roman" w:eastAsia="標楷體" w:hAnsi="Times New Roman"/>
+              </w:rPr>
+            </w:pPr>
+            <w:r>
+              <w:rPr>
+                <w:rFonts w:ascii="Times New Roman" w:eastAsia="標楷體" w:hAnsi="Times New Roman" w:hint="eastAsia"/>
+              </w:rPr>
+              <w:t>首頁上半區塊，</w:t>
+            </w:r>
+          </w:p>
+          <w:p>
+            <w:pPr>
+              <w:jc w:val="both"/>
+              <w:rPr>
+                <w:rFonts w:ascii="Times New Roman" w:eastAsia="標楷體" w:hAnsi="Times New Roman"/>
+              </w:rPr>
+            </w:pPr>
+            <w:r>
+              <w:rPr>
+                <w:rFonts w:ascii="Times New Roman" w:eastAsia="標楷體" w:hAnsi="Times New Roman" w:hint="eastAsia"/>
+              </w:rPr>
+              <w:t>即「護理小知識」。</w:t>
+            </w:r>
+          </w:p>
+          <w:p>
+            <w:pPr>
+              <w:spacing w:line="276" w:lineRule="auto"/>
+              <w:jc w:val="both"/>
+              <w:rPr>
+                <w:rFonts w:ascii="Times New Roman" w:eastAsia="標楷體" w:hAnsi="Times New Roman"/>
+              </w:rPr>
+            </w:pPr>
+            <w:r>
+              <w:rPr>
+                <w:rFonts w:ascii="Times New Roman" w:eastAsia="標楷體" w:hAnsi="Times New Roman" w:hint="eastAsia"/>
+              </w:rPr>
+              <w:t>透過點擊小知識，</w:t>
+            </w:r>
+          </w:p>
+          <w:p>
+            <w:pPr>
+              <w:spacing w:line="276" w:lineRule="auto"/>
+              <w:jc w:val="both"/>
+              <w:rPr>
+                <w:rFonts w:ascii="Times New Roman" w:eastAsia="標楷體" w:hAnsi="Times New Roman" w:hint="eastAsia"/>
+              </w:rPr>
+            </w:pPr>
+            <w:proofErr w:type="gramStart"/>
+            <w:r>
+              <w:rPr>
+                <w:rFonts w:ascii="Times New Roman" w:eastAsia="標楷體" w:hAnsi="Times New Roman" w:hint="eastAsia"/>
+              </w:rPr>
+              <w:t>跳轉至</w:t>
+            </w:r>
+            <w:proofErr w:type="gramEnd"/>
+            <w:r>
+              <w:rPr>
+                <w:rFonts w:ascii="Times New Roman" w:eastAsia="標楷體" w:hAnsi="Times New Roman" w:hint="eastAsia"/>
+              </w:rPr>
+              <w:t>護理知識網站。</w:t>
+            </w:r>
+          </w:p>
+        </w:tc>
+      </w:tr>
+      <w:tr>
+        <w:trPr>
+          <w:trHeight w:val="102"/>
+        </w:trPr>
+        <w:tc>
+          <w:tcPr>
+            <w:tcW w:w="3828" w:type="dxa"/>
+            <w:vMerge/>
+            <w:tcBorders>
+              <w:left w:val="single" w:sz="4" w:space="0" w:color="auto"/>
+              <w:right w:val="single" w:sz="4" w:space="0" w:color="auto"/>
+            </w:tcBorders>
+            <w:vAlign w:val="center"/>
+          </w:tcPr>
+          <w:p>
+            <w:pPr>
+              <w:spacing w:line="276" w:lineRule="auto"/>
+              <w:jc w:val="center"/>
+              <w:rPr>
+                <w:rFonts w:ascii="Times New Roman" w:eastAsia="標楷體" w:hAnsi="Times New Roman" w:hint="eastAsia"/>
+              </w:rPr>
+            </w:pPr>
+          </w:p>
+        </w:tc>
+        <w:tc>
+          <w:tcPr>
+            <w:tcW w:w="6376" w:type="dxa"/>
+            <w:gridSpan w:val="2"/>
+            <w:tcBorders>
+              <w:top w:val="single" w:sz="4" w:space="0" w:color="auto"/>
+              <w:left w:val="single" w:sz="4" w:space="0" w:color="auto"/>
+              <w:bottom w:val="single" w:sz="4" w:space="0" w:color="auto"/>
+              <w:right w:val="single" w:sz="4" w:space="0" w:color="auto"/>
+            </w:tcBorders>
+            <w:shd w:val="clear" w:color="auto" w:fill="DEEAF6" w:themeFill="accent5" w:themeFillTint="33"/>
+            <w:vAlign w:val="center"/>
+          </w:tcPr>
+          <w:p>
+            <w:pPr>
+              <w:spacing w:line="276" w:lineRule="auto"/>
+              <w:jc w:val="center"/>
+              <w:rPr>
+                <w:rFonts w:ascii="Times New Roman" w:eastAsia="標楷體" w:hAnsi="Times New Roman" w:hint="eastAsia"/>
+              </w:rPr>
+            </w:pPr>
+            <w:r>
+              <w:rPr>
+                <w:rFonts w:ascii="Times New Roman" w:eastAsia="標楷體" w:hAnsi="Times New Roman" w:hint="eastAsia"/>
+              </w:rPr>
+              <w:t>功能</w:t>
+            </w:r>
+            <w:r>
+              <w:rPr>
+                <w:rFonts w:ascii="Times New Roman" w:eastAsia="標楷體" w:hAnsi="Times New Roman" w:hint="eastAsia"/>
+              </w:rPr>
+              <w:t>2</w:t>
+            </w:r>
+            <w:r>
+              <w:rPr>
+                <w:rFonts w:ascii="Times New Roman" w:eastAsia="標楷體" w:hAnsi="Times New Roman" w:hint="eastAsia"/>
+              </w:rPr>
+              <w:t>：當日護理提醒</w:t>
+            </w:r>
+          </w:p>
+        </w:tc>
+      </w:tr>
+      <w:tr>
+        <w:trPr>
+          <w:trHeight w:val="4092"/>
+        </w:trPr>
+        <w:tc>
+          <w:tcPr>
+            <w:tcW w:w="3828" w:type="dxa"/>
+            <w:vMerge/>
+            <w:tcBorders>
+              <w:left w:val="single" w:sz="4" w:space="0" w:color="auto"/>
+              <w:bottom w:val="single" w:sz="4" w:space="0" w:color="auto"/>
+              <w:right w:val="single" w:sz="4" w:space="0" w:color="auto"/>
+            </w:tcBorders>
+            <w:vAlign w:val="center"/>
+          </w:tcPr>
+          <w:p>
+            <w:pPr>
+              <w:spacing w:line="276" w:lineRule="auto"/>
+              <w:jc w:val="center"/>
+              <w:rPr>
+                <w:rFonts w:ascii="Times New Roman" w:eastAsia="標楷體" w:hAnsi="Times New Roman" w:hint="eastAsia"/>
+              </w:rPr>
+            </w:pPr>
+          </w:p>
+        </w:tc>
+        <w:tc>
+          <w:tcPr>
+            <w:tcW w:w="3685" w:type="dxa"/>
+            <w:tcBorders>
+              <w:top w:val="single" w:sz="4" w:space="0" w:color="auto"/>
+              <w:left w:val="single" w:sz="4" w:space="0" w:color="auto"/>
+              <w:bottom w:val="single" w:sz="4" w:space="0" w:color="auto"/>
+              <w:right w:val="single" w:sz="4" w:space="0" w:color="auto"/>
+            </w:tcBorders>
+            <w:vAlign w:val="center"/>
+          </w:tcPr>
+          <w:p>
+            <w:pPr>
+              <w:spacing w:line="276" w:lineRule="auto"/>
+              <w:jc w:val="center"/>
+              <w:rPr>
+                <w:rFonts w:ascii="Times New Roman" w:eastAsia="標楷體" w:hAnsi="Times New Roman" w:hint="eastAsia"/>
+              </w:rPr>
+            </w:pPr>
+            <w:r>
+              <w:rPr>
+                <w:rFonts w:ascii="Times New Roman" w:eastAsia="標楷體" w:hAnsi="Times New Roman"/>
+                <w:noProof/>
+              </w:rPr>
+              <w:drawing>
+                <wp:inline distT="0" distB="0" distL="0" distR="0" wp14:anchorId="047DEFCD" wp14:editId="220F9FC2">
+                  <wp:extent cx="2110740" cy="1568651"/>
+                  <wp:effectExtent l="0" t="0" r="3810" b="0"/>
+                  <wp:docPr id="8" name="圖片 8"/>
+                  <wp:cNvGraphicFramePr>
+                    <a:graphicFrameLocks xmlns:a="http://schemas.openxmlformats.org/drawingml/2006/main" noChangeAspect="1"/>
+                  </wp:cNvGraphicFramePr>
+                  <a:graphic xmlns:a="http://schemas.openxmlformats.org/drawingml/2006/main">
+                    <a:graphicData uri="http://schemas.openxmlformats.org/drawingml/2006/picture">
+                      <pic:pic xmlns:pic="http://schemas.openxmlformats.org/drawingml/2006/picture">
+                        <pic:nvPicPr>
+                          <pic:cNvPr id="0" name="Picture 3"/>
+                          <pic:cNvPicPr>
+                            <a:picLocks noChangeAspect="1" noChangeArrowheads="1"/>
+                          </pic:cNvPicPr>
+                        </pic:nvPicPr>
+                        <pic:blipFill rotWithShape="1">
+                          <a:blip r:embed="rId9" cstate="print">
+                            <a:extLst>
+                              <a:ext uri="{28A0092B-C50C-407E-A947-70E740481C1C}">
+                                <a14:useLocalDpi xmlns:a14="http://schemas.microsoft.com/office/drawing/2010/main" val="0"/>
+                              </a:ext>
+                            </a:extLst>
+                          </a:blip>
+                          <a:srcRect t="44538" b="22019"/>
+                          <a:stretch/>
+                        </pic:blipFill>
+                        <pic:spPr bwMode="auto">
+                          <a:xfrm>
+                            <a:off x="0" y="0"/>
+                            <a:ext cx="2133234" cy="1585368"/>
+                          </a:xfrm>
+                          <a:prstGeom prst="rect">
+                            <a:avLst/>
+                          </a:prstGeom>
+                          <a:noFill/>
+                          <a:ln>
+                            <a:noFill/>
+                          </a:ln>
+                          <a:extLst>
+                            <a:ext uri="{53640926-AAD7-44D8-BBD7-CCE9431645EC}">
+                              <a14:shadowObscured xmlns:a14="http://schemas.microsoft.com/office/drawing/2010/main"/>
+                            </a:ext>
+                          </a:extLst>
+                        </pic:spPr>
+                      </pic:pic>
+                    </a:graphicData>
+                  </a:graphic>
+                </wp:inline>
+              </w:drawing>
+            </w:r>
+          </w:p>
+        </w:tc>
+        <w:tc>
+          <w:tcPr>
+            <w:tcW w:w="2691" w:type="dxa"/>
+            <w:tcBorders>
+              <w:top w:val="single" w:sz="4" w:space="0" w:color="auto"/>
+              <w:left w:val="single" w:sz="4" w:space="0" w:color="auto"/>
+              <w:bottom w:val="single" w:sz="4" w:space="0" w:color="auto"/>
+              <w:right w:val="single" w:sz="4" w:space="0" w:color="auto"/>
+            </w:tcBorders>
+            <w:vAlign w:val="center"/>
+          </w:tcPr>
+          <w:p>
+            <w:pPr>
+              <w:jc w:val="both"/>
+              <w:rPr>
+                <w:rFonts w:ascii="Times New Roman" w:eastAsia="標楷體" w:hAnsi="Times New Roman"/>
+              </w:rPr>
+            </w:pPr>
+            <w:r>
+              <w:rPr>
+                <w:rFonts w:ascii="Times New Roman" w:eastAsia="標楷體" w:hAnsi="Times New Roman" w:hint="eastAsia"/>
+              </w:rPr>
+              <w:t>首頁下半區塊，</w:t>
+            </w:r>
+          </w:p>
+          <w:p>
+            <w:pPr>
+              <w:jc w:val="both"/>
+              <w:rPr>
+                <w:rFonts w:ascii="Times New Roman" w:eastAsia="標楷體" w:hAnsi="Times New Roman"/>
+              </w:rPr>
+            </w:pPr>
+            <w:r>
+              <w:rPr>
+                <w:rFonts w:ascii="Times New Roman" w:eastAsia="標楷體" w:hAnsi="Times New Roman" w:hint="eastAsia"/>
+              </w:rPr>
+              <w:t>即「當日護理提醒」。</w:t>
+            </w:r>
+          </w:p>
+          <w:p>
+            <w:pPr>
+              <w:spacing w:line="276" w:lineRule="auto"/>
+              <w:jc w:val="both"/>
+              <w:rPr>
+                <w:rFonts w:ascii="Times New Roman" w:eastAsia="標楷體" w:hAnsi="Times New Roman" w:hint="eastAsia"/>
+              </w:rPr>
+            </w:pPr>
+            <w:r>
+              <w:rPr>
+                <w:rFonts w:ascii="Times New Roman" w:eastAsia="標楷體" w:hAnsi="Times New Roman" w:hint="eastAsia"/>
+              </w:rPr>
+              <w:t>如果有當日需要換藥的傷口通知會顯示於此。</w:t>
+            </w:r>
+          </w:p>
+        </w:tc>
+      </w:tr>
+    </w:tbl>
+    <w:p>
+      <w:pPr>
+        <w:ind w:firstLineChars="200" w:firstLine="480"/>
+        <w:rPr>
+          <w:rFonts w:ascii="Times New Roman" w:eastAsia="標楷體" w:hAnsi="Times New Roman"/>
+        </w:rPr>
+      </w:pPr>
+    </w:p>
+    <w:p>
+      <w:pPr>
+        <w:widowControl/>
+        <w:rPr>
+          <w:rFonts w:ascii="Times New Roman" w:eastAsia="標楷體" w:hAnsi="Times New Roman"/>
+        </w:rPr>
+      </w:pPr>
+      <w:r>
+        <w:rPr>
+          <w:rFonts w:ascii="Times New Roman" w:eastAsia="標楷體" w:hAnsi="Times New Roman"/>
+        </w:rPr>
+        <w:br w:type="page"/>
+      </w:r>
+    </w:p>
+    <w:tbl>
+      <w:tblPr>
+        <w:tblStyle w:val="a4"/>
+        <w:tblW w:w="0" w:type="auto"/>
+        <w:tblLook w:val="04A0" w:firstRow="1" w:lastRow="0" w:firstColumn="1" w:lastColumn="0" w:noHBand="0" w:noVBand="1"/>
+      </w:tblPr>
+      <w:tblGrid>
+        <w:gridCol w:w="3398"/>
+        <w:gridCol w:w="3123"/>
+        <w:gridCol w:w="275"/>
+        <w:gridCol w:w="3398"/>
+      </w:tblGrid>
+      <w:tr>
+        <w:tc>
+          <w:tcPr>
+            <w:tcW w:w="10194" w:type="dxa"/>
+            <w:gridSpan w:val="4"/>
+            <w:tcBorders>
+              <w:top w:val="nil"/>
+              <w:left w:val="nil"/>
+              <w:bottom w:val="single" w:sz="4" w:space="0" w:color="auto"/>
+              <w:right w:val="nil"/>
+            </w:tcBorders>
+            <w:vAlign w:val="center"/>
+          </w:tcPr>
+          <w:p>
+            <w:pPr>
+              <w:spacing w:line="276" w:lineRule="auto"/>
+              <w:jc w:val="center"/>
+              <w:rPr>
+                <w:rFonts w:ascii="Times New Roman" w:eastAsia="標楷體" w:hAnsi="Times New Roman"/>
+              </w:rPr>
+            </w:pPr>
+            <w:r>
+              <w:rPr>
+                <w:rFonts w:ascii="Times New Roman" w:eastAsia="標楷體" w:hAnsi="Times New Roman" w:hint="eastAsia"/>
+              </w:rPr>
+              <w:lastRenderedPageBreak/>
+              <w:t>表</w:t>
+            </w:r>
+            <w:r>
+              <w:rPr>
+                <w:rFonts w:ascii="Times New Roman" w:eastAsia="標楷體" w:hAnsi="Times New Roman" w:hint="eastAsia"/>
+              </w:rPr>
+              <w:t>12-3</w:t>
+            </w:r>
+            <w:r>
+              <w:rPr>
+                <w:rFonts w:ascii="Times New Roman" w:eastAsia="標楷體" w:hAnsi="Times New Roman" w:hint="eastAsia"/>
+              </w:rPr>
+              <w:t xml:space="preserve"> </w:t>
+            </w:r>
+            <w:r>
+              <w:rPr>
+                <w:rFonts w:ascii="Times New Roman" w:eastAsia="標楷體" w:hAnsi="Times New Roman" w:hint="eastAsia"/>
+              </w:rPr>
+              <w:t>傷口</w:t>
+            </w:r>
+            <w:r>
+              <w:rPr>
+                <w:rFonts w:ascii="Times New Roman" w:eastAsia="標楷體" w:hAnsi="Times New Roman" w:hint="eastAsia"/>
+              </w:rPr>
+              <w:t>拍攝</w:t>
+            </w:r>
+          </w:p>
+        </w:tc>
+      </w:tr>
+      <w:tr>
+        <w:tc>
+          <w:tcPr>
+            <w:tcW w:w="10194" w:type="dxa"/>
+            <w:gridSpan w:val="4"/>
+            <w:tcBorders>
+              <w:left w:val="single" w:sz="4" w:space="0" w:color="auto"/>
+              <w:right w:val="single" w:sz="4" w:space="0" w:color="auto"/>
+            </w:tcBorders>
+            <w:shd w:val="clear" w:color="auto" w:fill="BDD6EE" w:themeFill="accent5" w:themeFillTint="66"/>
+            <w:vAlign w:val="center"/>
+          </w:tcPr>
+          <w:p>
+            <w:pPr>
+              <w:spacing w:line="276" w:lineRule="auto"/>
+              <w:jc w:val="center"/>
+              <w:rPr>
+                <w:rFonts w:ascii="Times New Roman" w:eastAsia="標楷體" w:hAnsi="Times New Roman" w:hint="eastAsia"/>
+              </w:rPr>
+            </w:pPr>
+            <w:r>
+              <w:rPr>
+                <w:rFonts w:ascii="Times New Roman" w:eastAsia="標楷體" w:hAnsi="Times New Roman" w:hint="eastAsia"/>
+              </w:rPr>
+              <w:t>功能</w:t>
+            </w:r>
+            <w:r>
+              <w:rPr>
+                <w:rFonts w:ascii="Times New Roman" w:eastAsia="標楷體" w:hAnsi="Times New Roman" w:hint="eastAsia"/>
+              </w:rPr>
+              <w:t>1</w:t>
+            </w:r>
+            <w:r>
+              <w:rPr>
+                <w:rFonts w:ascii="Times New Roman" w:eastAsia="標楷體" w:hAnsi="Times New Roman" w:hint="eastAsia"/>
+              </w:rPr>
+              <w:t>：</w:t>
+            </w:r>
+            <w:r>
+              <w:rPr>
+                <w:rFonts w:ascii="Times New Roman" w:eastAsia="標楷體" w:hAnsi="Times New Roman" w:hint="eastAsia"/>
+              </w:rPr>
+              <w:t>新傷口拍攝</w:t>
+            </w:r>
+          </w:p>
+        </w:tc>
+      </w:tr>
+      <w:tr>
+        <w:trPr>
+          <w:trHeight w:val="415"/>
+        </w:trPr>
+        <w:tc>
+          <w:tcPr>
+            <w:tcW w:w="3398" w:type="dxa"/>
+            <w:shd w:val="clear" w:color="auto" w:fill="DEEAF6" w:themeFill="accent5" w:themeFillTint="33"/>
+            <w:vAlign w:val="center"/>
+          </w:tcPr>
+          <w:p>
+            <w:pPr>
+              <w:spacing w:line="276" w:lineRule="auto"/>
+              <w:jc w:val="center"/>
+              <w:rPr>
+                <w:rFonts w:ascii="Times New Roman" w:eastAsia="標楷體" w:hAnsi="Times New Roman" w:hint="eastAsia"/>
+              </w:rPr>
+            </w:pPr>
+            <w:r>
+              <w:rPr>
+                <w:rFonts w:ascii="Times New Roman" w:eastAsia="標楷體" w:hAnsi="Times New Roman" w:hint="eastAsia"/>
+              </w:rPr>
+              <w:t>步驟</w:t>
+            </w:r>
+            <w:r>
+              <w:rPr>
+                <w:rFonts w:ascii="Times New Roman" w:eastAsia="標楷體" w:hAnsi="Times New Roman" w:hint="eastAsia"/>
+              </w:rPr>
+              <w:t xml:space="preserve">1. </w:t>
+            </w:r>
+            <w:r>
+              <w:rPr>
+                <w:rFonts w:ascii="Times New Roman" w:eastAsia="標楷體" w:hAnsi="Times New Roman" w:hint="eastAsia"/>
+              </w:rPr>
+              <w:t>點擊『傷口拍攝』</w:t>
+            </w:r>
+          </w:p>
+        </w:tc>
+        <w:tc>
+          <w:tcPr>
+            <w:tcW w:w="3398" w:type="dxa"/>
+            <w:gridSpan w:val="2"/>
+            <w:shd w:val="clear" w:color="auto" w:fill="DEEAF6" w:themeFill="accent5" w:themeFillTint="33"/>
+            <w:vAlign w:val="center"/>
+          </w:tcPr>
+          <w:p>
+            <w:pPr>
+              <w:spacing w:line="276" w:lineRule="auto"/>
+              <w:jc w:val="center"/>
+              <w:rPr>
+                <w:rFonts w:ascii="Times New Roman" w:eastAsia="標楷體" w:hAnsi="Times New Roman"/>
+              </w:rPr>
+            </w:pPr>
+            <w:r>
+              <w:rPr>
+                <w:rFonts w:ascii="Times New Roman" w:eastAsia="標楷體" w:hAnsi="Times New Roman" w:hint="eastAsia"/>
+              </w:rPr>
+              <w:t>步驟</w:t>
+            </w:r>
+            <w:r>
+              <w:rPr>
+                <w:rFonts w:ascii="Times New Roman" w:eastAsia="標楷體" w:hAnsi="Times New Roman" w:hint="eastAsia"/>
+              </w:rPr>
+              <w:t xml:space="preserve">2. </w:t>
+            </w:r>
+            <w:r>
+              <w:rPr>
+                <w:rFonts w:ascii="Times New Roman" w:eastAsia="標楷體" w:hAnsi="Times New Roman" w:hint="eastAsia"/>
+              </w:rPr>
+              <w:t>選擇『新傷口拍攝』</w:t>
+            </w:r>
+          </w:p>
+        </w:tc>
+        <w:tc>
+          <w:tcPr>
+            <w:tcW w:w="3398" w:type="dxa"/>
+            <w:shd w:val="clear" w:color="auto" w:fill="DEEAF6" w:themeFill="accent5" w:themeFillTint="33"/>
+            <w:vAlign w:val="center"/>
+          </w:tcPr>
+          <w:p>
+            <w:pPr>
+              <w:spacing w:line="276" w:lineRule="auto"/>
+              <w:jc w:val="center"/>
+              <w:rPr>
+                <w:rFonts w:ascii="Times New Roman" w:eastAsia="標楷體" w:hAnsi="Times New Roman"/>
+              </w:rPr>
+            </w:pPr>
+            <w:r>
+              <w:rPr>
+                <w:rFonts w:ascii="Times New Roman" w:eastAsia="標楷體" w:hAnsi="Times New Roman" w:hint="eastAsia"/>
+              </w:rPr>
+              <w:t>步驟</w:t>
+            </w:r>
+            <w:r>
+              <w:rPr>
+                <w:rFonts w:ascii="Times New Roman" w:eastAsia="標楷體" w:hAnsi="Times New Roman" w:hint="eastAsia"/>
+              </w:rPr>
+              <w:t xml:space="preserve">3. </w:t>
+            </w:r>
+            <w:r>
+              <w:rPr>
+                <w:rFonts w:ascii="Times New Roman" w:eastAsia="標楷體" w:hAnsi="Times New Roman" w:hint="eastAsia"/>
+              </w:rPr>
+              <w:t>開始拍攝傷口</w:t>
+            </w:r>
+          </w:p>
+        </w:tc>
+      </w:tr>
+      <w:tr>
+        <w:trPr>
+          <w:trHeight w:val="5932"/>
+        </w:trPr>
+        <w:tc>
+          <w:tcPr>
+            <w:tcW w:w="3398" w:type="dxa"/>
+            <w:shd w:val="clear" w:color="auto" w:fill="auto"/>
+            <w:vAlign w:val="center"/>
+          </w:tcPr>
+          <w:p>
+            <w:pPr>
+              <w:spacing w:line="276" w:lineRule="auto"/>
+              <w:jc w:val="center"/>
+              <w:rPr>
+                <w:rFonts w:ascii="Times New Roman" w:eastAsia="標楷體" w:hAnsi="Times New Roman" w:hint="eastAsia"/>
+              </w:rPr>
+            </w:pPr>
+            <w:r>
+              <w:rPr>
+                <w:rFonts w:ascii="Times New Roman" w:eastAsia="標楷體" w:hAnsi="Times New Roman"/>
+                <w:noProof/>
+              </w:rPr>
+              <w:drawing>
+                <wp:inline distT="0" distB="0" distL="0" distR="0" wp14:anchorId="7BC9BD60" wp14:editId="3039970F">
+                  <wp:extent cx="1787059" cy="3975100"/>
+                  <wp:effectExtent l="0" t="0" r="3810" b="6350"/>
+                  <wp:docPr id="13" name="圖片 13"/>
+                  <wp:cNvGraphicFramePr>
+                    <a:graphicFrameLocks xmlns:a="http://schemas.openxmlformats.org/drawingml/2006/main" noChangeAspect="1"/>
+                  </wp:cNvGraphicFramePr>
+                  <a:graphic xmlns:a="http://schemas.openxmlformats.org/drawingml/2006/main">
+                    <a:graphicData uri="http://schemas.openxmlformats.org/drawingml/2006/picture">
+                      <pic:pic xmlns:pic="http://schemas.openxmlformats.org/drawingml/2006/picture">
+                        <pic:nvPicPr>
+                          <pic:cNvPr id="0" name="Picture 4"/>
+                          <pic:cNvPicPr>
+                            <a:picLocks noChangeAspect="1" noChangeArrowheads="1"/>
+                          </pic:cNvPicPr>
+                        </pic:nvPicPr>
+                        <pic:blipFill>
+                          <a:blip r:embed="rId10" cstate="print">
+                            <a:extLst>
+                              <a:ext uri="{28A0092B-C50C-407E-A947-70E740481C1C}">
+                                <a14:useLocalDpi xmlns:a14="http://schemas.microsoft.com/office/drawing/2010/main" val="0"/>
+                              </a:ext>
+                            </a:extLst>
+                          </a:blip>
+                          <a:srcRect/>
+                          <a:stretch>
+                            <a:fillRect/>
+                          </a:stretch>
+                        </pic:blipFill>
+                        <pic:spPr bwMode="auto">
+                          <a:xfrm>
+                            <a:off x="0" y="0"/>
+                            <a:ext cx="1795885" cy="3994732"/>
+                          </a:xfrm>
+                          <a:prstGeom prst="rect">
+                            <a:avLst/>
+                          </a:prstGeom>
+                          <a:noFill/>
+                          <a:ln>
+                            <a:noFill/>
+                          </a:ln>
+                        </pic:spPr>
+                      </pic:pic>
+                    </a:graphicData>
+                  </a:graphic>
+                </wp:inline>
+              </w:drawing>
+            </w:r>
+          </w:p>
+        </w:tc>
+        <w:tc>
+          <w:tcPr>
+            <w:tcW w:w="3398" w:type="dxa"/>
+            <w:gridSpan w:val="2"/>
+            <w:shd w:val="clear" w:color="auto" w:fill="auto"/>
+            <w:vAlign w:val="center"/>
+          </w:tcPr>
+          <w:p>
+            <w:pPr>
+              <w:spacing w:line="276" w:lineRule="auto"/>
+              <w:jc w:val="center"/>
+              <w:rPr>
+                <w:rFonts w:ascii="Times New Roman" w:eastAsia="標楷體" w:hAnsi="Times New Roman" w:hint="eastAsia"/>
+              </w:rPr>
+            </w:pPr>
+            <w:r>
+              <w:rPr>
+                <w:rFonts w:ascii="Times New Roman" w:eastAsia="標楷體" w:hAnsi="Times New Roman"/>
+                <w:noProof/>
+              </w:rPr>
+              <w:drawing>
+                <wp:inline distT="0" distB="0" distL="0" distR="0" wp14:anchorId="4A51283A" wp14:editId="40C0EBC3">
+                  <wp:extent cx="1809896" cy="4025900"/>
+                  <wp:effectExtent l="0" t="0" r="0" b="0"/>
+                  <wp:docPr id="14" name="圖片 14"/>
+                  <wp:cNvGraphicFramePr>
+                    <a:graphicFrameLocks xmlns:a="http://schemas.openxmlformats.org/drawingml/2006/main" noChangeAspect="1"/>
+                  </wp:cNvGraphicFramePr>
+                  <a:graphic xmlns:a="http://schemas.openxmlformats.org/drawingml/2006/main">
+                    <a:graphicData uri="http://schemas.openxmlformats.org/drawingml/2006/picture">
+                      <pic:pic xmlns:pic="http://schemas.openxmlformats.org/drawingml/2006/picture">
+                        <pic:nvPicPr>
+                          <pic:cNvPr id="0" name="Picture 5"/>
+                          <pic:cNvPicPr>
+                            <a:picLocks noChangeAspect="1" noChangeArrowheads="1"/>
+                          </pic:cNvPicPr>
+                        </pic:nvPicPr>
+                        <pic:blipFill>
+                          <a:blip r:embed="rId11" cstate="print">
+                            <a:extLst>
+                              <a:ext uri="{28A0092B-C50C-407E-A947-70E740481C1C}">
+                                <a14:useLocalDpi xmlns:a14="http://schemas.microsoft.com/office/drawing/2010/main" val="0"/>
+                              </a:ext>
+                            </a:extLst>
+                          </a:blip>
+                          <a:srcRect/>
+                          <a:stretch>
+                            <a:fillRect/>
+                          </a:stretch>
+                        </pic:blipFill>
+                        <pic:spPr bwMode="auto">
+                          <a:xfrm>
+                            <a:off x="0" y="0"/>
+                            <a:ext cx="1827232" cy="4064463"/>
+                          </a:xfrm>
+                          <a:prstGeom prst="rect">
+                            <a:avLst/>
+                          </a:prstGeom>
+                          <a:noFill/>
+                          <a:ln>
+                            <a:noFill/>
+                          </a:ln>
+                        </pic:spPr>
+                      </pic:pic>
+                    </a:graphicData>
+                  </a:graphic>
+                </wp:inline>
+              </w:drawing>
+            </w:r>
+          </w:p>
+        </w:tc>
+        <w:tc>
+          <w:tcPr>
+            <w:tcW w:w="3398" w:type="dxa"/>
+            <w:shd w:val="clear" w:color="auto" w:fill="auto"/>
+            <w:vAlign w:val="center"/>
+          </w:tcPr>
+          <w:p>
+            <w:pPr>
+              <w:spacing w:line="276" w:lineRule="auto"/>
+              <w:jc w:val="center"/>
+              <w:rPr>
+                <w:rFonts w:ascii="Times New Roman" w:eastAsia="標楷體" w:hAnsi="Times New Roman" w:hint="eastAsia"/>
+              </w:rPr>
+            </w:pPr>
+            <w:r>
+              <w:rPr>
+                <w:rFonts w:ascii="Times New Roman" w:eastAsia="標楷體" w:hAnsi="Times New Roman" w:hint="eastAsia"/>
+                <w:noProof/>
+              </w:rPr>
+              <w:drawing>
+                <wp:inline distT="0" distB="0" distL="0" distR="0" wp14:anchorId="5B1AA96C" wp14:editId="28E275F1">
+                  <wp:extent cx="1787059" cy="3975100"/>
+                  <wp:effectExtent l="0" t="0" r="3810" b="6350"/>
+                  <wp:docPr id="15" name="圖片 15"/>
+                  <wp:cNvGraphicFramePr>
+                    <a:graphicFrameLocks xmlns:a="http://schemas.openxmlformats.org/drawingml/2006/main" noChangeAspect="1"/>
+                  </wp:cNvGraphicFramePr>
+                  <a:graphic xmlns:a="http://schemas.openxmlformats.org/drawingml/2006/main">
+                    <a:graphicData uri="http://schemas.openxmlformats.org/drawingml/2006/picture">
+                      <pic:pic xmlns:pic="http://schemas.openxmlformats.org/drawingml/2006/picture">
+                        <pic:nvPicPr>
+                          <pic:cNvPr id="0" name="Picture 6"/>
+                          <pic:cNvPicPr>
+                            <a:picLocks noChangeAspect="1" noChangeArrowheads="1"/>
+                          </pic:cNvPicPr>
+                        </pic:nvPicPr>
+                        <pic:blipFill>
+                          <a:blip r:embed="rId12" cstate="print">
+                            <a:extLst>
+                              <a:ext uri="{28A0092B-C50C-407E-A947-70E740481C1C}">
+                                <a14:useLocalDpi xmlns:a14="http://schemas.microsoft.com/office/drawing/2010/main" val="0"/>
+                              </a:ext>
+                            </a:extLst>
+                          </a:blip>
+                          <a:srcRect/>
+                          <a:stretch>
+                            <a:fillRect/>
+                          </a:stretch>
+                        </pic:blipFill>
+                        <pic:spPr bwMode="auto">
+                          <a:xfrm>
+                            <a:off x="0" y="0"/>
+                            <a:ext cx="1791920" cy="3985914"/>
+                          </a:xfrm>
+                          <a:prstGeom prst="rect">
+                            <a:avLst/>
+                          </a:prstGeom>
+                          <a:noFill/>
+                          <a:ln>
+                            <a:noFill/>
+                          </a:ln>
+                        </pic:spPr>
+                      </pic:pic>
+                    </a:graphicData>
+                  </a:graphic>
+                </wp:inline>
+              </w:drawing>
+            </w:r>
+          </w:p>
+        </w:tc>
+      </w:tr>
+      <w:tr>
+        <w:tc>
+          <w:tcPr>
+            <w:tcW w:w="3398" w:type="dxa"/>
+            <w:shd w:val="clear" w:color="auto" w:fill="DEEAF6" w:themeFill="accent5" w:themeFillTint="33"/>
+            <w:vAlign w:val="center"/>
+          </w:tcPr>
+          <w:p>
+            <w:pPr>
+              <w:spacing w:line="276" w:lineRule="auto"/>
+              <w:jc w:val="center"/>
+              <w:rPr>
+                <w:rFonts w:ascii="Times New Roman" w:eastAsia="標楷體" w:hAnsi="Times New Roman" w:hint="eastAsia"/>
+              </w:rPr>
+            </w:pPr>
+            <w:r>
+              <w:rPr>
+                <w:rFonts w:ascii="Times New Roman" w:eastAsia="標楷體" w:hAnsi="Times New Roman" w:hint="eastAsia"/>
+              </w:rPr>
+              <w:t>步驟</w:t>
+            </w:r>
+            <w:r>
+              <w:rPr>
+                <w:rFonts w:ascii="Times New Roman" w:eastAsia="標楷體" w:hAnsi="Times New Roman" w:hint="eastAsia"/>
+              </w:rPr>
+              <w:t>4</w:t>
+            </w:r>
+            <w:r>
+              <w:rPr>
+                <w:rFonts w:ascii="Times New Roman" w:eastAsia="標楷體" w:hAnsi="Times New Roman" w:hint="eastAsia"/>
+              </w:rPr>
+              <w:t xml:space="preserve">. </w:t>
+            </w:r>
+            <w:r>
+              <w:rPr>
+                <w:rFonts w:ascii="Times New Roman" w:eastAsia="標楷體" w:hAnsi="Times New Roman" w:hint="eastAsia"/>
+              </w:rPr>
+              <w:t>完成拍攝，送出傷口</w:t>
+            </w:r>
+          </w:p>
+        </w:tc>
+        <w:tc>
+          <w:tcPr>
+            <w:tcW w:w="6796" w:type="dxa"/>
+            <w:gridSpan w:val="3"/>
+            <w:shd w:val="clear" w:color="auto" w:fill="DEEAF6" w:themeFill="accent5" w:themeFillTint="33"/>
+            <w:vAlign w:val="center"/>
+          </w:tcPr>
+          <w:p>
+            <w:pPr>
+              <w:spacing w:line="276" w:lineRule="auto"/>
+              <w:jc w:val="center"/>
+              <w:rPr>
+                <w:rFonts w:ascii="Times New Roman" w:eastAsia="標楷體" w:hAnsi="Times New Roman" w:hint="eastAsia"/>
+              </w:rPr>
+            </w:pPr>
+            <w:r>
+              <w:rPr>
+                <w:rFonts w:ascii="Times New Roman" w:eastAsia="標楷體" w:hAnsi="Times New Roman" w:hint="eastAsia"/>
+              </w:rPr>
+              <w:t>補充說明</w:t>
+            </w:r>
+          </w:p>
+        </w:tc>
+      </w:tr>
+      <w:tr>
+        <w:trPr>
+          <w:trHeight w:val="3109"/>
+        </w:trPr>
+        <w:tc>
+          <w:tcPr>
+            <w:tcW w:w="3398" w:type="dxa"/>
+            <w:vMerge w:val="restart"/>
+            <w:shd w:val="clear" w:color="auto" w:fill="auto"/>
+            <w:vAlign w:val="center"/>
+          </w:tcPr>
+          <w:p>
+            <w:pPr>
+              <w:spacing w:line="276" w:lineRule="auto"/>
+              <w:jc w:val="center"/>
+              <w:rPr>
+                <w:rFonts w:ascii="Times New Roman" w:eastAsia="標楷體" w:hAnsi="Times New Roman" w:hint="eastAsia"/>
+              </w:rPr>
+            </w:pPr>
+            <w:r>
+              <w:rPr>
+                <w:rFonts w:ascii="Times New Roman" w:eastAsia="標楷體" w:hAnsi="Times New Roman" w:hint="eastAsia"/>
+                <w:noProof/>
+              </w:rPr>
+              <w:drawing>
+                <wp:inline distT="0" distB="0" distL="0" distR="0" wp14:anchorId="4066CC83" wp14:editId="21EB2DA5">
+                  <wp:extent cx="1866900" cy="4151109"/>
+                  <wp:effectExtent l="0" t="0" r="0" b="1905"/>
+                  <wp:docPr id="17" name="圖片 17"/>
+                  <wp:cNvGraphicFramePr>
+                    <a:graphicFrameLocks xmlns:a="http://schemas.openxmlformats.org/drawingml/2006/main" noChangeAspect="1"/>
+                  </wp:cNvGraphicFramePr>
+                  <a:graphic xmlns:a="http://schemas.openxmlformats.org/drawingml/2006/main">
+                    <a:graphicData uri="http://schemas.openxmlformats.org/drawingml/2006/picture">
+                      <pic:pic xmlns:pic="http://schemas.openxmlformats.org/drawingml/2006/picture">
+                        <pic:nvPicPr>
+                          <pic:cNvPr id="0" name="Picture 8"/>
+                          <pic:cNvPicPr>
+                            <a:picLocks noChangeAspect="1" noChangeArrowheads="1"/>
+                          </pic:cNvPicPr>
+                        </pic:nvPicPr>
+                        <pic:blipFill>
+                          <a:blip r:embed="rId13" cstate="print">
+                            <a:extLst>
+                              <a:ext uri="{28A0092B-C50C-407E-A947-70E740481C1C}">
+                                <a14:useLocalDpi xmlns:a14="http://schemas.microsoft.com/office/drawing/2010/main" val="0"/>
+                              </a:ext>
+                            </a:extLst>
+                          </a:blip>
+                          <a:srcRect/>
+                          <a:stretch>
+                            <a:fillRect/>
+                          </a:stretch>
+                        </pic:blipFill>
+                        <pic:spPr bwMode="auto">
+                          <a:xfrm>
+                            <a:off x="0" y="0"/>
+                            <a:ext cx="1874089" cy="4167093"/>
+                          </a:xfrm>
+                          <a:prstGeom prst="rect">
+                            <a:avLst/>
+                          </a:prstGeom>
+                          <a:noFill/>
+                          <a:ln>
+                            <a:noFill/>
+                          </a:ln>
+                        </pic:spPr>
+                      </pic:pic>
+                    </a:graphicData>
+                  </a:graphic>
+                </wp:inline>
+              </w:drawing>
+            </w:r>
+          </w:p>
+        </w:tc>
+        <w:tc>
+          <w:tcPr>
+            <w:tcW w:w="3123" w:type="dxa"/>
+            <w:shd w:val="clear" w:color="auto" w:fill="auto"/>
+            <w:vAlign w:val="center"/>
+          </w:tcPr>
+          <w:p>
+            <w:pPr>
+              <w:spacing w:line="276" w:lineRule="auto"/>
+              <w:jc w:val="center"/>
+              <w:rPr>
+                <w:rFonts w:ascii="Times New Roman" w:eastAsia="標楷體" w:hAnsi="Times New Roman" w:hint="eastAsia"/>
+              </w:rPr>
+            </w:pPr>
+            <w:r>
+              <w:rPr>
+                <w:rFonts w:ascii="Times New Roman" w:eastAsia="標楷體" w:hAnsi="Times New Roman" w:hint="eastAsia"/>
+                <w:noProof/>
+              </w:rPr>
+              <w:drawing>
+                <wp:inline distT="0" distB="0" distL="0" distR="0" wp14:anchorId="460A0882" wp14:editId="7FD89CB2">
+                  <wp:extent cx="1413163" cy="1413163"/>
+                  <wp:effectExtent l="0" t="0" r="0" b="0"/>
+                  <wp:docPr id="18" name="圖片 18"/>
+                  <wp:cNvGraphicFramePr>
+                    <a:graphicFrameLocks xmlns:a="http://schemas.openxmlformats.org/drawingml/2006/main" noChangeAspect="1"/>
+                  </wp:cNvGraphicFramePr>
+                  <a:graphic xmlns:a="http://schemas.openxmlformats.org/drawingml/2006/main">
+                    <a:graphicData uri="http://schemas.openxmlformats.org/drawingml/2006/picture">
+                      <pic:pic xmlns:pic="http://schemas.openxmlformats.org/drawingml/2006/picture">
+                        <pic:nvPicPr>
+                          <pic:cNvPr id="0" name="Picture 9"/>
+                          <pic:cNvPicPr>
+                            <a:picLocks noChangeAspect="1" noChangeArrowheads="1"/>
+                          </pic:cNvPicPr>
+                        </pic:nvPicPr>
+                        <pic:blipFill>
+                          <a:blip r:embed="rId14">
+                            <a:extLst>
+                              <a:ext uri="{28A0092B-C50C-407E-A947-70E740481C1C}">
+                                <a14:useLocalDpi xmlns:a14="http://schemas.microsoft.com/office/drawing/2010/main" val="0"/>
+                              </a:ext>
+                            </a:extLst>
+                          </a:blip>
+                          <a:srcRect/>
+                          <a:stretch>
+                            <a:fillRect/>
+                          </a:stretch>
+                        </pic:blipFill>
+                        <pic:spPr bwMode="auto">
+                          <a:xfrm>
+                            <a:off x="0" y="0"/>
+                            <a:ext cx="1417213" cy="1417213"/>
+                          </a:xfrm>
+                          <a:prstGeom prst="rect">
+                            <a:avLst/>
+                          </a:prstGeom>
+                          <a:noFill/>
+                          <a:ln>
+                            <a:noFill/>
+                          </a:ln>
+                        </pic:spPr>
+                      </pic:pic>
+                    </a:graphicData>
+                  </a:graphic>
+                </wp:inline>
+              </w:drawing>
+            </w:r>
+          </w:p>
+        </w:tc>
+        <w:tc>
+          <w:tcPr>
+            <w:tcW w:w="3673" w:type="dxa"/>
+            <w:gridSpan w:val="2"/>
+            <w:shd w:val="clear" w:color="auto" w:fill="auto"/>
+            <w:vAlign w:val="center"/>
+          </w:tcPr>
+          <w:p>
+            <w:pPr>
+              <w:spacing w:line="276" w:lineRule="auto"/>
+              <w:jc w:val="both"/>
+              <w:rPr>
+                <w:rFonts w:ascii="Times New Roman" w:eastAsia="標楷體" w:hAnsi="Times New Roman" w:hint="eastAsia"/>
+              </w:rPr>
+            </w:pPr>
+            <w:r>
+              <w:rPr>
+                <w:rFonts w:ascii="Times New Roman" w:eastAsia="標楷體" w:hAnsi="Times New Roman" w:hint="eastAsia"/>
+              </w:rPr>
+              <w:t>開啟手機相簿，從中選擇照片進行診斷分析。</w:t>
+            </w:r>
+          </w:p>
+        </w:tc>
+      </w:tr>
+      <w:tr>
+        <w:trPr>
+          <w:trHeight w:val="3109"/>
+        </w:trPr>
+        <w:tc>
+          <w:tcPr>
+            <w:tcW w:w="3398" w:type="dxa"/>
+            <w:vMerge/>
+            <w:shd w:val="clear" w:color="auto" w:fill="auto"/>
+            <w:vAlign w:val="center"/>
+          </w:tcPr>
+          <w:p>
+            <w:pPr>
+              <w:spacing w:line="276" w:lineRule="auto"/>
+              <w:jc w:val="center"/>
+              <w:rPr>
+                <w:rFonts w:ascii="Times New Roman" w:eastAsia="標楷體" w:hAnsi="Times New Roman" w:hint="eastAsia"/>
+                <w:noProof/>
+              </w:rPr>
+            </w:pPr>
+          </w:p>
+        </w:tc>
+        <w:tc>
+          <w:tcPr>
+            <w:tcW w:w="3123" w:type="dxa"/>
+            <w:shd w:val="clear" w:color="auto" w:fill="auto"/>
+            <w:vAlign w:val="center"/>
+          </w:tcPr>
+          <w:p>
+            <w:pPr>
+              <w:spacing w:line="276" w:lineRule="auto"/>
+              <w:jc w:val="center"/>
+              <w:rPr>
+                <w:rFonts w:ascii="Times New Roman" w:eastAsia="標楷體" w:hAnsi="Times New Roman" w:hint="eastAsia"/>
+              </w:rPr>
+            </w:pPr>
+            <w:r>
+              <w:rPr>
+                <w:rFonts w:ascii="Times New Roman" w:eastAsia="標楷體" w:hAnsi="Times New Roman" w:hint="eastAsia"/>
+                <w:noProof/>
+              </w:rPr>
+              <w:drawing>
+                <wp:inline distT="0" distB="0" distL="0" distR="0" wp14:anchorId="6025C0D7" wp14:editId="605BEE01">
+                  <wp:extent cx="1447800" cy="1447800"/>
+                  <wp:effectExtent l="0" t="0" r="0" b="0"/>
+                  <wp:docPr id="20" name="圖片 20"/>
+                  <wp:cNvGraphicFramePr>
+                    <a:graphicFrameLocks xmlns:a="http://schemas.openxmlformats.org/drawingml/2006/main" noChangeAspect="1"/>
+                  </wp:cNvGraphicFramePr>
+                  <a:graphic xmlns:a="http://schemas.openxmlformats.org/drawingml/2006/main">
+                    <a:graphicData uri="http://schemas.openxmlformats.org/drawingml/2006/picture">
+                      <pic:pic xmlns:pic="http://schemas.openxmlformats.org/drawingml/2006/picture">
+                        <pic:nvPicPr>
+                          <pic:cNvPr id="0" name="Picture 11"/>
+                          <pic:cNvPicPr>
+                            <a:picLocks noChangeAspect="1" noChangeArrowheads="1"/>
+                          </pic:cNvPicPr>
+                        </pic:nvPicPr>
+                        <pic:blipFill>
+                          <a:blip r:embed="rId15">
+                            <a:extLst>
+                              <a:ext uri="{28A0092B-C50C-407E-A947-70E740481C1C}">
+                                <a14:useLocalDpi xmlns:a14="http://schemas.microsoft.com/office/drawing/2010/main" val="0"/>
+                              </a:ext>
+                            </a:extLst>
+                          </a:blip>
+                          <a:srcRect/>
+                          <a:stretch>
+                            <a:fillRect/>
+                          </a:stretch>
+                        </pic:blipFill>
+                        <pic:spPr bwMode="auto">
+                          <a:xfrm>
+                            <a:off x="0" y="0"/>
+                            <a:ext cx="1452389" cy="1452389"/>
+                          </a:xfrm>
+                          <a:prstGeom prst="rect">
+                            <a:avLst/>
+                          </a:prstGeom>
+                          <a:noFill/>
+                          <a:ln>
+                            <a:noFill/>
+                          </a:ln>
+                        </pic:spPr>
+                      </pic:pic>
+                    </a:graphicData>
+                  </a:graphic>
+                </wp:inline>
+              </w:drawing>
+            </w:r>
+          </w:p>
+        </w:tc>
+        <w:tc>
+          <w:tcPr>
+            <w:tcW w:w="3673" w:type="dxa"/>
+            <w:gridSpan w:val="2"/>
+            <w:shd w:val="clear" w:color="auto" w:fill="auto"/>
+            <w:vAlign w:val="center"/>
+          </w:tcPr>
+          <w:p>
+            <w:pPr>
+              <w:spacing w:line="276" w:lineRule="auto"/>
+              <w:jc w:val="both"/>
+              <w:rPr>
+                <w:rFonts w:ascii="Times New Roman" w:eastAsia="標楷體" w:hAnsi="Times New Roman" w:hint="eastAsia"/>
+              </w:rPr>
+            </w:pPr>
+            <w:r>
+              <w:rPr>
+                <w:rFonts w:ascii="Times New Roman" w:eastAsia="標楷體" w:hAnsi="Times New Roman" w:hint="eastAsia"/>
+              </w:rPr>
+              <w:t>翻轉鏡頭。</w:t>
+            </w:r>
+          </w:p>
+        </w:tc>
+      </w:tr>
+      <w:tr>
+        <w:tc>
+          <w:tcPr>
+            <w:tcW w:w="10194" w:type="dxa"/>
+            <w:gridSpan w:val="4"/>
+            <w:tcBorders>
+              <w:top w:val="nil"/>
+              <w:left w:val="nil"/>
+              <w:bottom w:val="single" w:sz="4" w:space="0" w:color="auto"/>
+              <w:right w:val="nil"/>
+            </w:tcBorders>
+            <w:vAlign w:val="center"/>
+          </w:tcPr>
+          <w:p>
+            <w:pPr>
+              <w:spacing w:line="276" w:lineRule="auto"/>
+              <w:jc w:val="center"/>
+              <w:rPr>
+                <w:rFonts w:ascii="Times New Roman" w:eastAsia="標楷體" w:hAnsi="Times New Roman"/>
+              </w:rPr>
+            </w:pPr>
+          </w:p>
+        </w:tc>
+      </w:tr>
+      <w:tr>
+        <w:tc>
+          <w:tcPr>
+            <w:tcW w:w="10194" w:type="dxa"/>
+            <w:gridSpan w:val="4"/>
+            <w:tcBorders>
+              <w:left w:val="single" w:sz="4" w:space="0" w:color="auto"/>
+              <w:right w:val="single" w:sz="4" w:space="0" w:color="auto"/>
+            </w:tcBorders>
+            <w:shd w:val="clear" w:color="auto" w:fill="BDD6EE" w:themeFill="accent5" w:themeFillTint="66"/>
+            <w:vAlign w:val="center"/>
+          </w:tcPr>
+          <w:p>
+            <w:pPr>
+              <w:spacing w:line="276" w:lineRule="auto"/>
+              <w:jc w:val="center"/>
+              <w:rPr>
+                <w:rFonts w:ascii="Times New Roman" w:eastAsia="標楷體" w:hAnsi="Times New Roman" w:hint="eastAsia"/>
+              </w:rPr>
+            </w:pPr>
+            <w:r>
+              <w:rPr>
+                <w:rFonts w:ascii="Times New Roman" w:eastAsia="標楷體" w:hAnsi="Times New Roman" w:hint="eastAsia"/>
+              </w:rPr>
+              <w:t>功能</w:t>
+            </w:r>
+            <w:r>
+              <w:rPr>
+                <w:rFonts w:ascii="Times New Roman" w:eastAsia="標楷體" w:hAnsi="Times New Roman" w:hint="eastAsia"/>
+              </w:rPr>
+              <w:t>2</w:t>
+            </w:r>
+            <w:r>
+              <w:rPr>
+                <w:rFonts w:ascii="Times New Roman" w:eastAsia="標楷體" w:hAnsi="Times New Roman" w:hint="eastAsia"/>
+              </w:rPr>
+              <w:t>：</w:t>
+            </w:r>
+            <w:r>
+              <w:rPr>
+                <w:rFonts w:ascii="Times New Roman" w:eastAsia="標楷體" w:hAnsi="Times New Roman" w:hint="eastAsia"/>
+              </w:rPr>
+              <w:t>舊</w:t>
+            </w:r>
+            <w:r>
+              <w:rPr>
+                <w:rFonts w:ascii="Times New Roman" w:eastAsia="標楷體" w:hAnsi="Times New Roman" w:hint="eastAsia"/>
+              </w:rPr>
+              <w:t>傷口</w:t>
+            </w:r>
+            <w:r>
+              <w:rPr>
+                <w:rFonts w:ascii="Times New Roman" w:eastAsia="標楷體" w:hAnsi="Times New Roman" w:hint="eastAsia"/>
+              </w:rPr>
+              <w:t>追蹤</w:t>
+            </w:r>
+          </w:p>
+        </w:tc>
+      </w:tr>
+      <w:tr>
+        <w:trPr>
+          <w:trHeight w:val="415"/>
+        </w:trPr>
+        <w:tc>
+          <w:tcPr>
+            <w:tcW w:w="3398" w:type="dxa"/>
+            <w:shd w:val="clear" w:color="auto" w:fill="DEEAF6" w:themeFill="accent5" w:themeFillTint="33"/>
+            <w:vAlign w:val="center"/>
+          </w:tcPr>
+          <w:p>
+            <w:pPr>
+              <w:spacing w:line="276" w:lineRule="auto"/>
+              <w:jc w:val="center"/>
+              <w:rPr>
+                <w:rFonts w:ascii="Times New Roman" w:eastAsia="標楷體" w:hAnsi="Times New Roman" w:hint="eastAsia"/>
+              </w:rPr>
+            </w:pPr>
+            <w:r>
+              <w:rPr>
+                <w:rFonts w:ascii="Times New Roman" w:eastAsia="標楷體" w:hAnsi="Times New Roman" w:hint="eastAsia"/>
+              </w:rPr>
+              <w:t>步驟</w:t>
+            </w:r>
+            <w:r>
+              <w:rPr>
+                <w:rFonts w:ascii="Times New Roman" w:eastAsia="標楷體" w:hAnsi="Times New Roman" w:hint="eastAsia"/>
+              </w:rPr>
+              <w:t xml:space="preserve">1. </w:t>
+            </w:r>
+            <w:r>
+              <w:rPr>
+                <w:rFonts w:ascii="Times New Roman" w:eastAsia="標楷體" w:hAnsi="Times New Roman" w:hint="eastAsia"/>
+              </w:rPr>
+              <w:t>點擊『傷口拍攝』</w:t>
+            </w:r>
+          </w:p>
+        </w:tc>
+        <w:tc>
+          <w:tcPr>
+            <w:tcW w:w="3398" w:type="dxa"/>
+            <w:gridSpan w:val="2"/>
+            <w:shd w:val="clear" w:color="auto" w:fill="DEEAF6" w:themeFill="accent5" w:themeFillTint="33"/>
+            <w:vAlign w:val="center"/>
+          </w:tcPr>
+          <w:p>
+            <w:pPr>
+              <w:spacing w:line="276" w:lineRule="auto"/>
+              <w:jc w:val="center"/>
+              <w:rPr>
+                <w:rFonts w:ascii="Times New Roman" w:eastAsia="標楷體" w:hAnsi="Times New Roman"/>
+              </w:rPr>
+            </w:pPr>
+            <w:r>
+              <w:rPr>
+                <w:rFonts w:ascii="Times New Roman" w:eastAsia="標楷體" w:hAnsi="Times New Roman" w:hint="eastAsia"/>
+              </w:rPr>
+              <w:t>步驟</w:t>
+            </w:r>
+            <w:r>
+              <w:rPr>
+                <w:rFonts w:ascii="Times New Roman" w:eastAsia="標楷體" w:hAnsi="Times New Roman" w:hint="eastAsia"/>
+              </w:rPr>
+              <w:t xml:space="preserve">2. </w:t>
+            </w:r>
+            <w:r>
+              <w:rPr>
+                <w:rFonts w:ascii="Times New Roman" w:eastAsia="標楷體" w:hAnsi="Times New Roman" w:hint="eastAsia"/>
+              </w:rPr>
+              <w:t>選擇『</w:t>
+            </w:r>
+            <w:r>
+              <w:rPr>
+                <w:rFonts w:ascii="Times New Roman" w:eastAsia="標楷體" w:hAnsi="Times New Roman" w:hint="eastAsia"/>
+              </w:rPr>
+              <w:t>舊</w:t>
+            </w:r>
+            <w:r>
+              <w:rPr>
+                <w:rFonts w:ascii="Times New Roman" w:eastAsia="標楷體" w:hAnsi="Times New Roman" w:hint="eastAsia"/>
+              </w:rPr>
+              <w:t>傷口</w:t>
+            </w:r>
+            <w:r>
+              <w:rPr>
+                <w:rFonts w:ascii="Times New Roman" w:eastAsia="標楷體" w:hAnsi="Times New Roman" w:hint="eastAsia"/>
+              </w:rPr>
+              <w:t>追蹤</w:t>
+            </w:r>
+            <w:r>
+              <w:rPr>
+                <w:rFonts w:ascii="Times New Roman" w:eastAsia="標楷體" w:hAnsi="Times New Roman" w:hint="eastAsia"/>
+              </w:rPr>
+              <w:t>』</w:t>
+            </w:r>
+          </w:p>
+        </w:tc>
+        <w:tc>
+          <w:tcPr>
+            <w:tcW w:w="3398" w:type="dxa"/>
+            <w:shd w:val="clear" w:color="auto" w:fill="DEEAF6" w:themeFill="accent5" w:themeFillTint="33"/>
+            <w:vAlign w:val="center"/>
+          </w:tcPr>
+          <w:p>
+            <w:pPr>
+              <w:spacing w:line="276" w:lineRule="auto"/>
+              <w:jc w:val="center"/>
+              <w:rPr>
+                <w:rFonts w:ascii="Times New Roman" w:eastAsia="標楷體" w:hAnsi="Times New Roman"/>
+              </w:rPr>
+            </w:pPr>
+            <w:r>
+              <w:rPr>
+                <w:rFonts w:ascii="Times New Roman" w:eastAsia="標楷體" w:hAnsi="Times New Roman" w:hint="eastAsia"/>
+              </w:rPr>
+              <w:t>步驟</w:t>
+            </w:r>
+            <w:r>
+              <w:rPr>
+                <w:rFonts w:ascii="Times New Roman" w:eastAsia="標楷體" w:hAnsi="Times New Roman" w:hint="eastAsia"/>
+              </w:rPr>
+              <w:t xml:space="preserve">3. </w:t>
+            </w:r>
+            <w:r>
+              <w:rPr>
+                <w:rFonts w:ascii="Times New Roman" w:eastAsia="標楷體" w:hAnsi="Times New Roman" w:hint="eastAsia"/>
+              </w:rPr>
+              <w:t>選擇要追蹤的傷口</w:t>
+            </w:r>
+          </w:p>
+        </w:tc>
+      </w:tr>
+      <w:tr>
+        <w:trPr>
+          <w:trHeight w:val="5932"/>
+        </w:trPr>
+        <w:tc>
+          <w:tcPr>
+            <w:tcW w:w="3398" w:type="dxa"/>
+            <w:shd w:val="clear" w:color="auto" w:fill="auto"/>
+            <w:vAlign w:val="center"/>
+          </w:tcPr>
+          <w:p>
+            <w:pPr>
+              <w:spacing w:line="276" w:lineRule="auto"/>
+              <w:jc w:val="center"/>
+              <w:rPr>
+                <w:rFonts w:ascii="Times New Roman" w:eastAsia="標楷體" w:hAnsi="Times New Roman" w:hint="eastAsia"/>
+              </w:rPr>
+            </w:pPr>
+            <w:r>
+              <w:rPr>
+                <w:rFonts w:ascii="Times New Roman" w:eastAsia="標楷體" w:hAnsi="Times New Roman"/>
+                <w:noProof/>
+              </w:rPr>
+              <w:drawing>
+                <wp:inline distT="0" distB="0" distL="0" distR="0" wp14:anchorId="47CB5F16" wp14:editId="600BA3CF">
+                  <wp:extent cx="1787059" cy="3975100"/>
+                  <wp:effectExtent l="0" t="0" r="3810" b="6350"/>
+                  <wp:docPr id="21" name="圖片 21"/>
+                  <wp:cNvGraphicFramePr>
+                    <a:graphicFrameLocks xmlns:a="http://schemas.openxmlformats.org/drawingml/2006/main" noChangeAspect="1"/>
+                  </wp:cNvGraphicFramePr>
+                  <a:graphic xmlns:a="http://schemas.openxmlformats.org/drawingml/2006/main">
+                    <a:graphicData uri="http://schemas.openxmlformats.org/drawingml/2006/picture">
+                      <pic:pic xmlns:pic="http://schemas.openxmlformats.org/drawingml/2006/picture">
+                        <pic:nvPicPr>
+                          <pic:cNvPr id="0" name="Picture 4"/>
+                          <pic:cNvPicPr>
+                            <a:picLocks noChangeAspect="1" noChangeArrowheads="1"/>
+                          </pic:cNvPicPr>
+                        </pic:nvPicPr>
+                        <pic:blipFill>
+                          <a:blip r:embed="rId10" cstate="print">
+                            <a:extLst>
+                              <a:ext uri="{28A0092B-C50C-407E-A947-70E740481C1C}">
+                                <a14:useLocalDpi xmlns:a14="http://schemas.microsoft.com/office/drawing/2010/main" val="0"/>
+                              </a:ext>
+                            </a:extLst>
+                          </a:blip>
+                          <a:srcRect/>
+                          <a:stretch>
+                            <a:fillRect/>
+                          </a:stretch>
+                        </pic:blipFill>
+                        <pic:spPr bwMode="auto">
+                          <a:xfrm>
+                            <a:off x="0" y="0"/>
+                            <a:ext cx="1795885" cy="3994732"/>
+                          </a:xfrm>
+                          <a:prstGeom prst="rect">
+                            <a:avLst/>
+                          </a:prstGeom>
+                          <a:noFill/>
+                          <a:ln>
+                            <a:noFill/>
+                          </a:ln>
+                        </pic:spPr>
+                      </pic:pic>
+                    </a:graphicData>
+                  </a:graphic>
+                </wp:inline>
+              </w:drawing>
+            </w:r>
+          </w:p>
+        </w:tc>
+        <w:tc>
+          <w:tcPr>
+            <w:tcW w:w="3398" w:type="dxa"/>
+            <w:gridSpan w:val="2"/>
+            <w:shd w:val="clear" w:color="auto" w:fill="auto"/>
+            <w:vAlign w:val="center"/>
+          </w:tcPr>
+          <w:p>
+            <w:pPr>
+              <w:spacing w:line="276" w:lineRule="auto"/>
+              <w:jc w:val="center"/>
+              <w:rPr>
+                <w:rFonts w:ascii="Times New Roman" w:eastAsia="標楷體" w:hAnsi="Times New Roman" w:hint="eastAsia"/>
+              </w:rPr>
+            </w:pPr>
+          </w:p>
+        </w:tc>
+        <w:tc>
+          <w:tcPr>
+            <w:tcW w:w="3398" w:type="dxa"/>
+            <w:shd w:val="clear" w:color="auto" w:fill="auto"/>
+            <w:vAlign w:val="center"/>
+          </w:tcPr>
+          <w:p>
+            <w:pPr>
+              <w:spacing w:line="276" w:lineRule="auto"/>
+              <w:jc w:val="center"/>
+              <w:rPr>
+                <w:rFonts w:ascii="Times New Roman" w:eastAsia="標楷體" w:hAnsi="Times New Roman" w:hint="eastAsia"/>
+              </w:rPr>
+            </w:pPr>
+          </w:p>
+        </w:tc>
+      </w:tr>
+      <w:tr>
+        <w:tc>
+          <w:tcPr>
+            <w:tcW w:w="3398" w:type="dxa"/>
+            <w:shd w:val="clear" w:color="auto" w:fill="DEEAF6" w:themeFill="accent5" w:themeFillTint="33"/>
+            <w:vAlign w:val="center"/>
+          </w:tcPr>
+          <w:p>
+            <w:pPr>
+              <w:spacing w:line="276" w:lineRule="auto"/>
+              <w:jc w:val="center"/>
+              <w:rPr>
+                <w:rFonts w:ascii="Times New Roman" w:eastAsia="標楷體" w:hAnsi="Times New Roman" w:hint="eastAsia"/>
+              </w:rPr>
+            </w:pPr>
+            <w:r>
+              <w:rPr>
+                <w:rFonts w:ascii="Times New Roman" w:eastAsia="標楷體" w:hAnsi="Times New Roman" w:hint="eastAsia"/>
+              </w:rPr>
+              <w:t>步驟</w:t>
+            </w:r>
+            <w:r>
+              <w:rPr>
+                <w:rFonts w:ascii="Times New Roman" w:eastAsia="標楷體" w:hAnsi="Times New Roman" w:hint="eastAsia"/>
+              </w:rPr>
+              <w:t xml:space="preserve">4. </w:t>
+            </w:r>
+            <w:r>
+              <w:rPr>
+                <w:rFonts w:ascii="Times New Roman" w:eastAsia="標楷體" w:hAnsi="Times New Roman" w:hint="eastAsia"/>
+              </w:rPr>
+              <w:t>完成拍攝，送出傷口</w:t>
+            </w:r>
+          </w:p>
+        </w:tc>
+        <w:tc>
+          <w:tcPr>
+            <w:tcW w:w="6796" w:type="dxa"/>
+            <w:gridSpan w:val="3"/>
+            <w:shd w:val="clear" w:color="auto" w:fill="DEEAF6" w:themeFill="accent5" w:themeFillTint="33"/>
+            <w:vAlign w:val="center"/>
+          </w:tcPr>
+          <w:p>
+            <w:pPr>
+              <w:spacing w:line="276" w:lineRule="auto"/>
+              <w:jc w:val="center"/>
+              <w:rPr>
+                <w:rFonts w:ascii="Times New Roman" w:eastAsia="標楷體" w:hAnsi="Times New Roman" w:hint="eastAsia"/>
+              </w:rPr>
+            </w:pPr>
+            <w:r>
+              <w:rPr>
+                <w:rFonts w:ascii="Times New Roman" w:eastAsia="標楷體" w:hAnsi="Times New Roman" w:hint="eastAsia"/>
+              </w:rPr>
+              <w:t>補充說明</w:t>
+            </w:r>
+          </w:p>
+        </w:tc>
+      </w:tr>
+      <w:tr>
+        <w:trPr>
+          <w:trHeight w:val="3109"/>
+        </w:trPr>
+        <w:tc>
+          <w:tcPr>
+            <w:tcW w:w="3398" w:type="dxa"/>
+            <w:vMerge w:val="restart"/>
+            <w:shd w:val="clear" w:color="auto" w:fill="auto"/>
+            <w:vAlign w:val="center"/>
+          </w:tcPr>
+          <w:p>
+            <w:pPr>
+              <w:spacing w:line="276" w:lineRule="auto"/>
+              <w:jc w:val="center"/>
+              <w:rPr>
+                <w:rFonts w:ascii="Times New Roman" w:eastAsia="標楷體" w:hAnsi="Times New Roman" w:hint="eastAsia"/>
+              </w:rPr>
+            </w:pPr>
+          </w:p>
+        </w:tc>
+        <w:tc>
+          <w:tcPr>
+            <w:tcW w:w="3123" w:type="dxa"/>
+            <w:shd w:val="clear" w:color="auto" w:fill="auto"/>
+            <w:vAlign w:val="center"/>
+          </w:tcPr>
+          <w:p>
+            <w:pPr>
+              <w:spacing w:line="276" w:lineRule="auto"/>
+              <w:jc w:val="center"/>
+              <w:rPr>
+                <w:rFonts w:ascii="Times New Roman" w:eastAsia="標楷體" w:hAnsi="Times New Roman" w:hint="eastAsia"/>
+              </w:rPr>
+            </w:pPr>
+          </w:p>
+        </w:tc>
+        <w:tc>
+          <w:tcPr>
+            <w:tcW w:w="3673" w:type="dxa"/>
+            <w:gridSpan w:val="2"/>
+            <w:shd w:val="clear" w:color="auto" w:fill="auto"/>
+            <w:vAlign w:val="center"/>
+          </w:tcPr>
+          <w:p>
+            <w:pPr>
+              <w:spacing w:line="276" w:lineRule="auto"/>
+              <w:jc w:val="both"/>
+              <w:rPr>
+                <w:rFonts w:ascii="Times New Roman" w:eastAsia="標楷體" w:hAnsi="Times New Roman" w:hint="eastAsia"/>
+              </w:rPr>
+            </w:pPr>
+          </w:p>
+        </w:tc>
+      </w:tr>
+      <w:tr>
+        <w:trPr>
+          <w:trHeight w:val="3109"/>
+        </w:trPr>
+        <w:tc>
+          <w:tcPr>
+            <w:tcW w:w="3398" w:type="dxa"/>
+            <w:vMerge/>
+            <w:shd w:val="clear" w:color="auto" w:fill="auto"/>
+            <w:vAlign w:val="center"/>
+          </w:tcPr>
+          <w:p>
+            <w:pPr>
+              <w:spacing w:line="276" w:lineRule="auto"/>
+              <w:jc w:val="center"/>
+              <w:rPr>
+                <w:rFonts w:ascii="Times New Roman" w:eastAsia="標楷體" w:hAnsi="Times New Roman" w:hint="eastAsia"/>
+                <w:noProof/>
+              </w:rPr>
+            </w:pPr>
+          </w:p>
+        </w:tc>
+        <w:tc>
+          <w:tcPr>
+            <w:tcW w:w="3123" w:type="dxa"/>
+            <w:shd w:val="clear" w:color="auto" w:fill="auto"/>
+            <w:vAlign w:val="center"/>
+          </w:tcPr>
+          <w:p>
+            <w:pPr>
+              <w:spacing w:line="276" w:lineRule="auto"/>
+              <w:jc w:val="center"/>
+              <w:rPr>
+                <w:rFonts w:ascii="Times New Roman" w:eastAsia="標楷體" w:hAnsi="Times New Roman" w:hint="eastAsia"/>
+              </w:rPr>
+            </w:pPr>
+          </w:p>
+        </w:tc>
+        <w:tc>
+          <w:tcPr>
+            <w:tcW w:w="3673" w:type="dxa"/>
+            <w:gridSpan w:val="2"/>
+            <w:shd w:val="clear" w:color="auto" w:fill="auto"/>
+            <w:vAlign w:val="center"/>
+          </w:tcPr>
+          <w:p>
+            <w:pPr>
+              <w:spacing w:line="276" w:lineRule="auto"/>
+              <w:jc w:val="both"/>
+              <w:rPr>
+                <w:rFonts w:ascii="Times New Roman" w:eastAsia="標楷體" w:hAnsi="Times New Roman" w:hint="eastAsia"/>
+              </w:rPr>
+            </w:pPr>
+          </w:p>
+        </w:tc>
+      </w:tr>
+    </w:tbl>
+    <w:p>
+      <w:pPr>
+        <w:widowControl/>
         <w:rPr>
           <w:rFonts w:ascii="Times New Roman" w:eastAsia="標楷體" w:hAnsi="Times New Roman" w:hint="eastAsia"/>
         </w:rPr>
@@ -307,6 +2851,95 @@
 <file path=word/numbering.xml><?xml version="1.0" encoding="utf-8"?>
 <w:numbering xmlns:wpc="http://schemas.microsoft.com/office/word/2010/wordprocessingCanvas" xmlns:cx="http://schemas.microsoft.com/office/drawing/2014/chartex" xmlns:cx1="http://schemas.microsoft.com/office/drawing/2015/9/8/chartex" xmlns:cx2="http://schemas.microsoft.com/office/drawing/2015/10/21/chartex" xmlns:cx3="http://schemas.microsoft.com/office/drawing/2016/5/9/chartex" xmlns:cx4="http://schemas.microsoft.com/office/drawing/2016/5/10/chartex" xmlns:cx5="http://schemas.microsoft.com/office/drawing/2016/5/11/chartex" xmlns:cx6="http://schemas.microsoft.com/office/drawing/2016/5/12/chartex" xmlns:cx7="http://schemas.microsoft.com/office/drawing/2016/5/13/chartex" xmlns:cx8="http://schemas.microsoft.com/office/drawing/2016/5/14/chartex" xmlns:mc="http://schemas.openxmlformats.org/markup-compatibility/2006" xmlns:aink="http://schemas.microsoft.com/office/drawing/2016/ink" xmlns:am3d="http://schemas.microsoft.com/office/drawing/2017/model3d" xmlns:o="urn:schemas-microsoft-com:office:office" xmlns:r="http://schemas.openxmlformats.org/officeDocument/2006/relationships" xmlns:m="http://schemas.openxmlformats.org/officeDocument/2006/math" xmlns:v="urn:schemas-microsoft-com:vml" xmlns:wp14="http://schemas.microsoft.com/office/word/2010/wordprocessingDrawing" xmlns:wp="http://schemas.openxmlformats.org/drawingml/2006/wordprocessingDrawing" xmlns:w10="urn:schemas-microsoft-com:office:word" xmlns:w="http://schemas.openxmlformats.org/wordprocessingml/2006/main" xmlns:w14="http://schemas.microsoft.com/office/word/2010/wordml" xmlns:w15="http://schemas.microsoft.com/office/word/2012/wordml" xmlns:w16cex="http://schemas.microsoft.com/office/word/2018/wordml/cex" xmlns:w16cid="http://schemas.microsoft.com/office/word/2016/wordml/cid" xmlns:w16="http://schemas.microsoft.com/office/word/2018/wordml" xmlns:w16sdtdh="http://schemas.microsoft.com/office/word/2020/wordml/sdtdatahash" xmlns:w16se="http://schemas.microsoft.com/office/word/2015/wordml/symex" xmlns:wpg="http://schemas.microsoft.com/office/word/2010/wordprocessingGroup" xmlns:wpi="http://schemas.microsoft.com/office/word/2010/wordprocessingInk" xmlns:wne="http://schemas.microsoft.com/office/word/2006/wordml" xmlns:wps="http://schemas.microsoft.com/office/word/2010/wordprocessingShape" mc:Ignorable="w14 w15 w16se w16cid w16 w16cex w16sdtdh wp14">
   <w:abstractNum w:abstractNumId="0" w15:restartNumberingAfterBreak="0">
+    <w:nsid w:val="02A63698"/>
+    <w:multiLevelType w:val="hybridMultilevel"/>
+    <w:tmpl w:val="D59C4E22"/>
+    <w:lvl w:ilvl="0" w:tplc="25B86234">
+      <w:start w:val="1"/>
+      <w:numFmt w:val="decimal"/>
+      <w:lvlText w:val="（%1）"/>
+      <w:lvlJc w:val="left"/>
+      <w:pPr>
+        <w:ind w:left="1440" w:hanging="480"/>
+      </w:pPr>
+      <w:rPr>
+        <w:rFonts w:hint="eastAsia"/>
+      </w:rPr>
+    </w:lvl>
+    <w:lvl w:ilvl="1" w:tplc="04090019" w:tentative="1">
+      <w:start w:val="1"/>
+      <w:numFmt w:val="ideographTraditional"/>
+      <w:lvlText w:val="%2、"/>
+      <w:lvlJc w:val="left"/>
+      <w:pPr>
+        <w:ind w:left="1920" w:hanging="480"/>
+      </w:pPr>
+    </w:lvl>
+    <w:lvl w:ilvl="2" w:tplc="0409001B" w:tentative="1">
+      <w:start w:val="1"/>
+      <w:numFmt w:val="lowerRoman"/>
+      <w:lvlText w:val="%3."/>
+      <w:lvlJc w:val="right"/>
+      <w:pPr>
+        <w:ind w:left="2400" w:hanging="480"/>
+      </w:pPr>
+    </w:lvl>
+    <w:lvl w:ilvl="3" w:tplc="0409000F" w:tentative="1">
+      <w:start w:val="1"/>
+      <w:numFmt w:val="decimal"/>
+      <w:lvlText w:val="%4."/>
+      <w:lvlJc w:val="left"/>
+      <w:pPr>
+        <w:ind w:left="2880" w:hanging="480"/>
+      </w:pPr>
+    </w:lvl>
+    <w:lvl w:ilvl="4" w:tplc="04090019" w:tentative="1">
+      <w:start w:val="1"/>
+      <w:numFmt w:val="ideographTraditional"/>
+      <w:lvlText w:val="%5、"/>
+      <w:lvlJc w:val="left"/>
+      <w:pPr>
+        <w:ind w:left="3360" w:hanging="480"/>
+      </w:pPr>
+    </w:lvl>
+    <w:lvl w:ilvl="5" w:tplc="0409001B" w:tentative="1">
+      <w:start w:val="1"/>
+      <w:numFmt w:val="lowerRoman"/>
+      <w:lvlText w:val="%6."/>
+      <w:lvlJc w:val="right"/>
+      <w:pPr>
+        <w:ind w:left="3840" w:hanging="480"/>
+      </w:pPr>
+    </w:lvl>
+    <w:lvl w:ilvl="6" w:tplc="0409000F" w:tentative="1">
+      <w:start w:val="1"/>
+      <w:numFmt w:val="decimal"/>
+      <w:lvlText w:val="%7."/>
+      <w:lvlJc w:val="left"/>
+      <w:pPr>
+        <w:ind w:left="4320" w:hanging="480"/>
+      </w:pPr>
+    </w:lvl>
+    <w:lvl w:ilvl="7" w:tplc="04090019" w:tentative="1">
+      <w:start w:val="1"/>
+      <w:numFmt w:val="ideographTraditional"/>
+      <w:lvlText w:val="%8、"/>
+      <w:lvlJc w:val="left"/>
+      <w:pPr>
+        <w:ind w:left="4800" w:hanging="480"/>
+      </w:pPr>
+    </w:lvl>
+    <w:lvl w:ilvl="8" w:tplc="0409001B" w:tentative="1">
+      <w:start w:val="1"/>
+      <w:numFmt w:val="lowerRoman"/>
+      <w:lvlText w:val="%9."/>
+      <w:lvlJc w:val="right"/>
+      <w:pPr>
+        <w:ind w:left="5280" w:hanging="480"/>
+      </w:pPr>
+    </w:lvl>
+  </w:abstractNum>
+  <w:abstractNum w:abstractNumId="1" w15:restartNumberingAfterBreak="0">
     <w:nsid w:val="046A13ED"/>
     <w:multiLevelType w:val="multilevel"/>
     <w:tmpl w:val="879CD0C4"/>
@@ -437,7 +3070,7 @@
       </w:rPr>
     </w:lvl>
   </w:abstractNum>
-  <w:abstractNum w:abstractNumId="1" w15:restartNumberingAfterBreak="0">
+  <w:abstractNum w:abstractNumId="2" w15:restartNumberingAfterBreak="0">
     <w:nsid w:val="04C64102"/>
     <w:multiLevelType w:val="hybridMultilevel"/>
     <w:tmpl w:val="4F44336A"/>
@@ -526,10 +3159,10 @@
       </w:pPr>
     </w:lvl>
   </w:abstractNum>
-  <w:abstractNum w:abstractNumId="2" w15:restartNumberingAfterBreak="0">
-    <w:nsid w:val="1C3F5843"/>
+  <w:abstractNum w:abstractNumId="3" w15:restartNumberingAfterBreak="0">
+    <w:nsid w:val="09117C39"/>
     <w:multiLevelType w:val="hybridMultilevel"/>
-    <w:tmpl w:val="B88C7614"/>
+    <w:tmpl w:val="F68AD03C"/>
     <w:lvl w:ilvl="0" w:tplc="25B86234">
       <w:start w:val="1"/>
       <w:numFmt w:val="decimal"/>
@@ -615,7 +3248,298 @@
       </w:pPr>
     </w:lvl>
   </w:abstractNum>
-  <w:abstractNum w:abstractNumId="3" w15:restartNumberingAfterBreak="0">
+  <w:abstractNum w:abstractNumId="4" w15:restartNumberingAfterBreak="0">
+    <w:nsid w:val="1C3F5843"/>
+    <w:multiLevelType w:val="hybridMultilevel"/>
+    <w:tmpl w:val="D59C4E22"/>
+    <w:lvl w:ilvl="0" w:tplc="25B86234">
+      <w:start w:val="1"/>
+      <w:numFmt w:val="decimal"/>
+      <w:lvlText w:val="（%1）"/>
+      <w:lvlJc w:val="left"/>
+      <w:pPr>
+        <w:ind w:left="1440" w:hanging="480"/>
+      </w:pPr>
+      <w:rPr>
+        <w:rFonts w:hint="eastAsia"/>
+      </w:rPr>
+    </w:lvl>
+    <w:lvl w:ilvl="1" w:tplc="04090019" w:tentative="1">
+      <w:start w:val="1"/>
+      <w:numFmt w:val="ideographTraditional"/>
+      <w:lvlText w:val="%2、"/>
+      <w:lvlJc w:val="left"/>
+      <w:pPr>
+        <w:ind w:left="1920" w:hanging="480"/>
+      </w:pPr>
+    </w:lvl>
+    <w:lvl w:ilvl="2" w:tplc="0409001B" w:tentative="1">
+      <w:start w:val="1"/>
+      <w:numFmt w:val="lowerRoman"/>
+      <w:lvlText w:val="%3."/>
+      <w:lvlJc w:val="right"/>
+      <w:pPr>
+        <w:ind w:left="2400" w:hanging="480"/>
+      </w:pPr>
+    </w:lvl>
+    <w:lvl w:ilvl="3" w:tplc="0409000F" w:tentative="1">
+      <w:start w:val="1"/>
+      <w:numFmt w:val="decimal"/>
+      <w:lvlText w:val="%4."/>
+      <w:lvlJc w:val="left"/>
+      <w:pPr>
+        <w:ind w:left="2880" w:hanging="480"/>
+      </w:pPr>
+    </w:lvl>
+    <w:lvl w:ilvl="4" w:tplc="04090019" w:tentative="1">
+      <w:start w:val="1"/>
+      <w:numFmt w:val="ideographTraditional"/>
+      <w:lvlText w:val="%5、"/>
+      <w:lvlJc w:val="left"/>
+      <w:pPr>
+        <w:ind w:left="3360" w:hanging="480"/>
+      </w:pPr>
+    </w:lvl>
+    <w:lvl w:ilvl="5" w:tplc="0409001B" w:tentative="1">
+      <w:start w:val="1"/>
+      <w:numFmt w:val="lowerRoman"/>
+      <w:lvlText w:val="%6."/>
+      <w:lvlJc w:val="right"/>
+      <w:pPr>
+        <w:ind w:left="3840" w:hanging="480"/>
+      </w:pPr>
+    </w:lvl>
+    <w:lvl w:ilvl="6" w:tplc="0409000F" w:tentative="1">
+      <w:start w:val="1"/>
+      <w:numFmt w:val="decimal"/>
+      <w:lvlText w:val="%7."/>
+      <w:lvlJc w:val="left"/>
+      <w:pPr>
+        <w:ind w:left="4320" w:hanging="480"/>
+      </w:pPr>
+    </w:lvl>
+    <w:lvl w:ilvl="7" w:tplc="04090019" w:tentative="1">
+      <w:start w:val="1"/>
+      <w:numFmt w:val="ideographTraditional"/>
+      <w:lvlText w:val="%8、"/>
+      <w:lvlJc w:val="left"/>
+      <w:pPr>
+        <w:ind w:left="4800" w:hanging="480"/>
+      </w:pPr>
+    </w:lvl>
+    <w:lvl w:ilvl="8" w:tplc="0409001B" w:tentative="1">
+      <w:start w:val="1"/>
+      <w:numFmt w:val="lowerRoman"/>
+      <w:lvlText w:val="%9."/>
+      <w:lvlJc w:val="right"/>
+      <w:pPr>
+        <w:ind w:left="5280" w:hanging="480"/>
+      </w:pPr>
+    </w:lvl>
+  </w:abstractNum>
+  <w:abstractNum w:abstractNumId="5" w15:restartNumberingAfterBreak="0">
+    <w:nsid w:val="1FE71921"/>
+    <w:multiLevelType w:val="hybridMultilevel"/>
+    <w:tmpl w:val="469E9F58"/>
+    <w:lvl w:ilvl="0" w:tplc="25B86234">
+      <w:start w:val="1"/>
+      <w:numFmt w:val="decimal"/>
+      <w:lvlText w:val="（%1）"/>
+      <w:lvlJc w:val="left"/>
+      <w:pPr>
+        <w:ind w:left="1440" w:hanging="480"/>
+      </w:pPr>
+      <w:rPr>
+        <w:rFonts w:hint="eastAsia"/>
+      </w:rPr>
+    </w:lvl>
+    <w:lvl w:ilvl="1" w:tplc="04090019" w:tentative="1">
+      <w:start w:val="1"/>
+      <w:numFmt w:val="ideographTraditional"/>
+      <w:lvlText w:val="%2、"/>
+      <w:lvlJc w:val="left"/>
+      <w:pPr>
+        <w:ind w:left="1920" w:hanging="480"/>
+      </w:pPr>
+    </w:lvl>
+    <w:lvl w:ilvl="2" w:tplc="0409001B" w:tentative="1">
+      <w:start w:val="1"/>
+      <w:numFmt w:val="lowerRoman"/>
+      <w:lvlText w:val="%3."/>
+      <w:lvlJc w:val="right"/>
+      <w:pPr>
+        <w:ind w:left="2400" w:hanging="480"/>
+      </w:pPr>
+    </w:lvl>
+    <w:lvl w:ilvl="3" w:tplc="0409000F" w:tentative="1">
+      <w:start w:val="1"/>
+      <w:numFmt w:val="decimal"/>
+      <w:lvlText w:val="%4."/>
+      <w:lvlJc w:val="left"/>
+      <w:pPr>
+        <w:ind w:left="2880" w:hanging="480"/>
+      </w:pPr>
+    </w:lvl>
+    <w:lvl w:ilvl="4" w:tplc="04090019" w:tentative="1">
+      <w:start w:val="1"/>
+      <w:numFmt w:val="ideographTraditional"/>
+      <w:lvlText w:val="%5、"/>
+      <w:lvlJc w:val="left"/>
+      <w:pPr>
+        <w:ind w:left="3360" w:hanging="480"/>
+      </w:pPr>
+    </w:lvl>
+    <w:lvl w:ilvl="5" w:tplc="0409001B" w:tentative="1">
+      <w:start w:val="1"/>
+      <w:numFmt w:val="lowerRoman"/>
+      <w:lvlText w:val="%6."/>
+      <w:lvlJc w:val="right"/>
+      <w:pPr>
+        <w:ind w:left="3840" w:hanging="480"/>
+      </w:pPr>
+    </w:lvl>
+    <w:lvl w:ilvl="6" w:tplc="0409000F" w:tentative="1">
+      <w:start w:val="1"/>
+      <w:numFmt w:val="decimal"/>
+      <w:lvlText w:val="%7."/>
+      <w:lvlJc w:val="left"/>
+      <w:pPr>
+        <w:ind w:left="4320" w:hanging="480"/>
+      </w:pPr>
+    </w:lvl>
+    <w:lvl w:ilvl="7" w:tplc="04090019" w:tentative="1">
+      <w:start w:val="1"/>
+      <w:numFmt w:val="ideographTraditional"/>
+      <w:lvlText w:val="%8、"/>
+      <w:lvlJc w:val="left"/>
+      <w:pPr>
+        <w:ind w:left="4800" w:hanging="480"/>
+      </w:pPr>
+    </w:lvl>
+    <w:lvl w:ilvl="8" w:tplc="0409001B" w:tentative="1">
+      <w:start w:val="1"/>
+      <w:numFmt w:val="lowerRoman"/>
+      <w:lvlText w:val="%9."/>
+      <w:lvlJc w:val="right"/>
+      <w:pPr>
+        <w:ind w:left="5280" w:hanging="480"/>
+      </w:pPr>
+    </w:lvl>
+  </w:abstractNum>
+  <w:abstractNum w:abstractNumId="6" w15:restartNumberingAfterBreak="0">
+    <w:nsid w:val="27214FEA"/>
+    <w:multiLevelType w:val="multilevel"/>
+    <w:tmpl w:val="9F38C954"/>
+    <w:lvl w:ilvl="0">
+      <w:start w:val="1"/>
+      <w:numFmt w:val="decimal"/>
+      <w:lvlText w:val="%1."/>
+      <w:lvlJc w:val="left"/>
+      <w:pPr>
+        <w:ind w:left="960" w:hanging="480"/>
+      </w:pPr>
+      <w:rPr>
+        <w:rFonts w:hint="eastAsia"/>
+      </w:rPr>
+    </w:lvl>
+    <w:lvl w:ilvl="1">
+      <w:start w:val="1"/>
+      <w:numFmt w:val="decimal"/>
+      <w:lvlText w:val="（%2）"/>
+      <w:lvlJc w:val="left"/>
+      <w:pPr>
+        <w:ind w:left="1440" w:hanging="480"/>
+      </w:pPr>
+      <w:rPr>
+        <w:rFonts w:hint="eastAsia"/>
+      </w:rPr>
+    </w:lvl>
+    <w:lvl w:ilvl="2">
+      <w:start w:val="1"/>
+      <w:numFmt w:val="lowerRoman"/>
+      <w:lvlText w:val="%3."/>
+      <w:lvlJc w:val="right"/>
+      <w:pPr>
+        <w:ind w:left="1920" w:hanging="480"/>
+      </w:pPr>
+      <w:rPr>
+        <w:rFonts w:hint="eastAsia"/>
+      </w:rPr>
+    </w:lvl>
+    <w:lvl w:ilvl="3">
+      <w:start w:val="1"/>
+      <w:numFmt w:val="decimal"/>
+      <w:lvlText w:val="%4."/>
+      <w:lvlJc w:val="left"/>
+      <w:pPr>
+        <w:ind w:left="2400" w:hanging="480"/>
+      </w:pPr>
+      <w:rPr>
+        <w:rFonts w:hint="eastAsia"/>
+      </w:rPr>
+    </w:lvl>
+    <w:lvl w:ilvl="4">
+      <w:start w:val="1"/>
+      <w:numFmt w:val="ideographTraditional"/>
+      <w:lvlText w:val="%5、"/>
+      <w:lvlJc w:val="left"/>
+      <w:pPr>
+        <w:ind w:left="2880" w:hanging="480"/>
+      </w:pPr>
+      <w:rPr>
+        <w:rFonts w:hint="eastAsia"/>
+      </w:rPr>
+    </w:lvl>
+    <w:lvl w:ilvl="5">
+      <w:start w:val="1"/>
+      <w:numFmt w:val="lowerRoman"/>
+      <w:lvlText w:val="%6."/>
+      <w:lvlJc w:val="right"/>
+      <w:pPr>
+        <w:ind w:left="3360" w:hanging="480"/>
+      </w:pPr>
+      <w:rPr>
+        <w:rFonts w:hint="eastAsia"/>
+      </w:rPr>
+    </w:lvl>
+    <w:lvl w:ilvl="6">
+      <w:start w:val="1"/>
+      <w:numFmt w:val="decimal"/>
+      <w:lvlText w:val="%7."/>
+      <w:lvlJc w:val="left"/>
+      <w:pPr>
+        <w:ind w:left="3840" w:hanging="480"/>
+      </w:pPr>
+      <w:rPr>
+        <w:rFonts w:hint="eastAsia"/>
+      </w:rPr>
+    </w:lvl>
+    <w:lvl w:ilvl="7">
+      <w:start w:val="1"/>
+      <w:numFmt w:val="ideographTraditional"/>
+      <w:lvlText w:val="%8、"/>
+      <w:lvlJc w:val="left"/>
+      <w:pPr>
+        <w:ind w:left="4320" w:hanging="480"/>
+      </w:pPr>
+      <w:rPr>
+        <w:rFonts w:hint="eastAsia"/>
+      </w:rPr>
+    </w:lvl>
+    <w:lvl w:ilvl="8">
+      <w:start w:val="1"/>
+      <w:numFmt w:val="lowerRoman"/>
+      <w:lvlText w:val="%9."/>
+      <w:lvlJc w:val="right"/>
+      <w:pPr>
+        <w:ind w:left="4800" w:hanging="480"/>
+      </w:pPr>
+      <w:rPr>
+        <w:rFonts w:hint="eastAsia"/>
+      </w:rPr>
+    </w:lvl>
+  </w:abstractNum>
+  <w:abstractNum w:abstractNumId="7" w15:restartNumberingAfterBreak="0">
     <w:nsid w:val="2D541E28"/>
     <w:multiLevelType w:val="multilevel"/>
     <w:tmpl w:val="9F38C954"/>
@@ -728,7 +3652,7 @@
       </w:rPr>
     </w:lvl>
   </w:abstractNum>
-  <w:abstractNum w:abstractNumId="4" w15:restartNumberingAfterBreak="0">
+  <w:abstractNum w:abstractNumId="8" w15:restartNumberingAfterBreak="0">
     <w:nsid w:val="3BDB09D0"/>
     <w:multiLevelType w:val="hybridMultilevel"/>
     <w:tmpl w:val="594E82B0"/>
@@ -841,7 +3765,96 @@
       </w:rPr>
     </w:lvl>
   </w:abstractNum>
-  <w:abstractNum w:abstractNumId="5" w15:restartNumberingAfterBreak="0">
+  <w:abstractNum w:abstractNumId="9" w15:restartNumberingAfterBreak="0">
+    <w:nsid w:val="42212395"/>
+    <w:multiLevelType w:val="hybridMultilevel"/>
+    <w:tmpl w:val="469E9F58"/>
+    <w:lvl w:ilvl="0" w:tplc="25B86234">
+      <w:start w:val="1"/>
+      <w:numFmt w:val="decimal"/>
+      <w:lvlText w:val="（%1）"/>
+      <w:lvlJc w:val="left"/>
+      <w:pPr>
+        <w:ind w:left="1440" w:hanging="480"/>
+      </w:pPr>
+      <w:rPr>
+        <w:rFonts w:hint="eastAsia"/>
+      </w:rPr>
+    </w:lvl>
+    <w:lvl w:ilvl="1" w:tplc="04090019" w:tentative="1">
+      <w:start w:val="1"/>
+      <w:numFmt w:val="ideographTraditional"/>
+      <w:lvlText w:val="%2、"/>
+      <w:lvlJc w:val="left"/>
+      <w:pPr>
+        <w:ind w:left="1920" w:hanging="480"/>
+      </w:pPr>
+    </w:lvl>
+    <w:lvl w:ilvl="2" w:tplc="0409001B" w:tentative="1">
+      <w:start w:val="1"/>
+      <w:numFmt w:val="lowerRoman"/>
+      <w:lvlText w:val="%3."/>
+      <w:lvlJc w:val="right"/>
+      <w:pPr>
+        <w:ind w:left="2400" w:hanging="480"/>
+      </w:pPr>
+    </w:lvl>
+    <w:lvl w:ilvl="3" w:tplc="0409000F" w:tentative="1">
+      <w:start w:val="1"/>
+      <w:numFmt w:val="decimal"/>
+      <w:lvlText w:val="%4."/>
+      <w:lvlJc w:val="left"/>
+      <w:pPr>
+        <w:ind w:left="2880" w:hanging="480"/>
+      </w:pPr>
+    </w:lvl>
+    <w:lvl w:ilvl="4" w:tplc="04090019" w:tentative="1">
+      <w:start w:val="1"/>
+      <w:numFmt w:val="ideographTraditional"/>
+      <w:lvlText w:val="%5、"/>
+      <w:lvlJc w:val="left"/>
+      <w:pPr>
+        <w:ind w:left="3360" w:hanging="480"/>
+      </w:pPr>
+    </w:lvl>
+    <w:lvl w:ilvl="5" w:tplc="0409001B" w:tentative="1">
+      <w:start w:val="1"/>
+      <w:numFmt w:val="lowerRoman"/>
+      <w:lvlText w:val="%6."/>
+      <w:lvlJc w:val="right"/>
+      <w:pPr>
+        <w:ind w:left="3840" w:hanging="480"/>
+      </w:pPr>
+    </w:lvl>
+    <w:lvl w:ilvl="6" w:tplc="0409000F" w:tentative="1">
+      <w:start w:val="1"/>
+      <w:numFmt w:val="decimal"/>
+      <w:lvlText w:val="%7."/>
+      <w:lvlJc w:val="left"/>
+      <w:pPr>
+        <w:ind w:left="4320" w:hanging="480"/>
+      </w:pPr>
+    </w:lvl>
+    <w:lvl w:ilvl="7" w:tplc="04090019" w:tentative="1">
+      <w:start w:val="1"/>
+      <w:numFmt w:val="ideographTraditional"/>
+      <w:lvlText w:val="%8、"/>
+      <w:lvlJc w:val="left"/>
+      <w:pPr>
+        <w:ind w:left="4800" w:hanging="480"/>
+      </w:pPr>
+    </w:lvl>
+    <w:lvl w:ilvl="8" w:tplc="0409001B" w:tentative="1">
+      <w:start w:val="1"/>
+      <w:numFmt w:val="lowerRoman"/>
+      <w:lvlText w:val="%9."/>
+      <w:lvlJc w:val="right"/>
+      <w:pPr>
+        <w:ind w:left="5280" w:hanging="480"/>
+      </w:pPr>
+    </w:lvl>
+  </w:abstractNum>
+  <w:abstractNum w:abstractNumId="10" w15:restartNumberingAfterBreak="0">
     <w:nsid w:val="5D1B1C63"/>
     <w:multiLevelType w:val="hybridMultilevel"/>
     <w:tmpl w:val="5DB2D71A"/>
@@ -930,7 +3943,7 @@
       </w:pPr>
     </w:lvl>
   </w:abstractNum>
-  <w:abstractNum w:abstractNumId="6" w15:restartNumberingAfterBreak="0">
+  <w:abstractNum w:abstractNumId="11" w15:restartNumberingAfterBreak="0">
     <w:nsid w:val="68792F61"/>
     <w:multiLevelType w:val="hybridMultilevel"/>
     <w:tmpl w:val="9CC81A38"/>
@@ -1019,26 +4032,133 @@
       </w:pPr>
     </w:lvl>
   </w:abstractNum>
+  <w:abstractNum w:abstractNumId="12" w15:restartNumberingAfterBreak="0">
+    <w:nsid w:val="779613B7"/>
+    <w:multiLevelType w:val="hybridMultilevel"/>
+    <w:tmpl w:val="B88C7614"/>
+    <w:lvl w:ilvl="0" w:tplc="25B86234">
+      <w:start w:val="1"/>
+      <w:numFmt w:val="decimal"/>
+      <w:lvlText w:val="（%1）"/>
+      <w:lvlJc w:val="left"/>
+      <w:pPr>
+        <w:ind w:left="1440" w:hanging="480"/>
+      </w:pPr>
+      <w:rPr>
+        <w:rFonts w:hint="eastAsia"/>
+      </w:rPr>
+    </w:lvl>
+    <w:lvl w:ilvl="1" w:tplc="04090019" w:tentative="1">
+      <w:start w:val="1"/>
+      <w:numFmt w:val="ideographTraditional"/>
+      <w:lvlText w:val="%2、"/>
+      <w:lvlJc w:val="left"/>
+      <w:pPr>
+        <w:ind w:left="1920" w:hanging="480"/>
+      </w:pPr>
+    </w:lvl>
+    <w:lvl w:ilvl="2" w:tplc="0409001B" w:tentative="1">
+      <w:start w:val="1"/>
+      <w:numFmt w:val="lowerRoman"/>
+      <w:lvlText w:val="%3."/>
+      <w:lvlJc w:val="right"/>
+      <w:pPr>
+        <w:ind w:left="2400" w:hanging="480"/>
+      </w:pPr>
+    </w:lvl>
+    <w:lvl w:ilvl="3" w:tplc="0409000F" w:tentative="1">
+      <w:start w:val="1"/>
+      <w:numFmt w:val="decimal"/>
+      <w:lvlText w:val="%4."/>
+      <w:lvlJc w:val="left"/>
+      <w:pPr>
+        <w:ind w:left="2880" w:hanging="480"/>
+      </w:pPr>
+    </w:lvl>
+    <w:lvl w:ilvl="4" w:tplc="04090019" w:tentative="1">
+      <w:start w:val="1"/>
+      <w:numFmt w:val="ideographTraditional"/>
+      <w:lvlText w:val="%5、"/>
+      <w:lvlJc w:val="left"/>
+      <w:pPr>
+        <w:ind w:left="3360" w:hanging="480"/>
+      </w:pPr>
+    </w:lvl>
+    <w:lvl w:ilvl="5" w:tplc="0409001B" w:tentative="1">
+      <w:start w:val="1"/>
+      <w:numFmt w:val="lowerRoman"/>
+      <w:lvlText w:val="%6."/>
+      <w:lvlJc w:val="right"/>
+      <w:pPr>
+        <w:ind w:left="3840" w:hanging="480"/>
+      </w:pPr>
+    </w:lvl>
+    <w:lvl w:ilvl="6" w:tplc="0409000F" w:tentative="1">
+      <w:start w:val="1"/>
+      <w:numFmt w:val="decimal"/>
+      <w:lvlText w:val="%7."/>
+      <w:lvlJc w:val="left"/>
+      <w:pPr>
+        <w:ind w:left="4320" w:hanging="480"/>
+      </w:pPr>
+    </w:lvl>
+    <w:lvl w:ilvl="7" w:tplc="04090019" w:tentative="1">
+      <w:start w:val="1"/>
+      <w:numFmt w:val="ideographTraditional"/>
+      <w:lvlText w:val="%8、"/>
+      <w:lvlJc w:val="left"/>
+      <w:pPr>
+        <w:ind w:left="4800" w:hanging="480"/>
+      </w:pPr>
+    </w:lvl>
+    <w:lvl w:ilvl="8" w:tplc="0409001B" w:tentative="1">
+      <w:start w:val="1"/>
+      <w:numFmt w:val="lowerRoman"/>
+      <w:lvlText w:val="%9."/>
+      <w:lvlJc w:val="right"/>
+      <w:pPr>
+        <w:ind w:left="5280" w:hanging="480"/>
+      </w:pPr>
+    </w:lvl>
+  </w:abstractNum>
   <w:num w:numId="1">
-    <w:abstractNumId w:val="0"/>
+    <w:abstractNumId w:val="1"/>
   </w:num>
   <w:num w:numId="2">
+    <w:abstractNumId w:val="8"/>
+  </w:num>
+  <w:num w:numId="3">
+    <w:abstractNumId w:val="2"/>
+  </w:num>
+  <w:num w:numId="4">
+    <w:abstractNumId w:val="10"/>
+  </w:num>
+  <w:num w:numId="5">
+    <w:abstractNumId w:val="7"/>
+  </w:num>
+  <w:num w:numId="6">
     <w:abstractNumId w:val="4"/>
   </w:num>
-  <w:num w:numId="3">
-    <w:abstractNumId w:val="1"/>
+  <w:num w:numId="7">
+    <w:abstractNumId w:val="11"/>
   </w:num>
-  <w:num w:numId="4">
+  <w:num w:numId="8">
+    <w:abstractNumId w:val="3"/>
+  </w:num>
+  <w:num w:numId="9">
     <w:abstractNumId w:val="5"/>
   </w:num>
-  <w:num w:numId="5">
-    <w:abstractNumId w:val="3"/>
+  <w:num w:numId="10">
+    <w:abstractNumId w:val="9"/>
   </w:num>
-  <w:num w:numId="6">
-    <w:abstractNumId w:val="2"/>
+  <w:num w:numId="11">
+    <w:abstractNumId w:val="6"/>
   </w:num>
-  <w:num w:numId="7">
-    <w:abstractNumId w:val="6"/>
+  <w:num w:numId="12">
+    <w:abstractNumId w:val="12"/>
+  </w:num>
+  <w:num w:numId="13">
+    <w:abstractNumId w:val="0"/>
   </w:num>
 </w:numbering>
 </file>
@@ -1438,6 +4558,7 @@
   <w:style w:type="paragraph" w:default="1" w:styleId="a">
     <w:name w:val="Normal"/>
     <w:qFormat/>
+    <w:rsid w:val="00846DFA"/>
     <w:pPr>
       <w:widowControl w:val="0"/>
     </w:pPr>
@@ -1813,6 +4934,22 @@
       <w:ind w:leftChars="200" w:left="480"/>
     </w:pPr>
   </w:style>
+  <w:style w:type="table" w:styleId="a4">
+    <w:name w:val="Table Grid"/>
+    <w:basedOn w:val="a1"/>
+    <w:uiPriority w:val="39"/>
+    <w:rsid w:val="00500175"/>
+    <w:tblPr>
+      <w:tblBorders>
+        <w:top w:val="single" w:sz="4" w:space="0" w:color="auto"/>
+        <w:left w:val="single" w:sz="4" w:space="0" w:color="auto"/>
+        <w:bottom w:val="single" w:sz="4" w:space="0" w:color="auto"/>
+        <w:right w:val="single" w:sz="4" w:space="0" w:color="auto"/>
+        <w:insideH w:val="single" w:sz="4" w:space="0" w:color="auto"/>
+        <w:insideV w:val="single" w:sz="4" w:space="0" w:color="auto"/>
+      </w:tblBorders>
+    </w:tblPr>
+  </w:style>
 </w:styles>
 </file>
 

--- a/document/chapter/part_12.docx
+++ b/document/chapter/part_12.docx
@@ -149,7 +149,7 @@
         </w:numPr>
         <w:ind w:leftChars="0"/>
         <w:rPr>
-          <w:rFonts w:ascii="Times New Roman" w:eastAsia="標楷體" w:hAnsi="Times New Roman"/>
+          <w:rFonts w:ascii="Times New Roman" w:eastAsia="標楷體" w:hAnsi="Times New Roman" w:hint="eastAsia"/>
         </w:rPr>
       </w:pPr>
       <w:r>
@@ -158,15 +158,6 @@
         </w:rPr>
         <w:t>傷口拍攝</w:t>
       </w:r>
-    </w:p>
-    <w:p>
-      <w:pPr>
-        <w:pStyle w:val="a3"/>
-        <w:ind w:leftChars="0" w:left="0" w:firstLineChars="200" w:firstLine="480"/>
-        <w:rPr>
-          <w:rFonts w:ascii="Times New Roman" w:eastAsia="標楷體" w:hAnsi="Times New Roman"/>
-        </w:rPr>
-      </w:pPr>
     </w:p>
     <w:p>
       <w:pPr>
@@ -326,7 +317,7 @@
         </w:numPr>
         <w:ind w:leftChars="0"/>
         <w:rPr>
-          <w:rFonts w:ascii="Times New Roman" w:eastAsia="標楷體" w:hAnsi="Times New Roman"/>
+          <w:rFonts w:ascii="Times New Roman" w:eastAsia="標楷體" w:hAnsi="Times New Roman" w:hint="eastAsia"/>
         </w:rPr>
       </w:pPr>
       <w:r>
@@ -352,6 +343,363 @@
         <w:rPr>
           <w:rFonts w:ascii="Times New Roman" w:eastAsia="標楷體" w:hAnsi="Times New Roman" w:hint="eastAsia"/>
         </w:rPr>
+        <w:t>診斷報告功能</w:t>
+      </w:r>
+    </w:p>
+    <w:p>
+      <w:pPr>
+        <w:pStyle w:val="a3"/>
+        <w:numPr>
+          <w:ilvl w:val="0"/>
+          <w:numId w:val="14"/>
+        </w:numPr>
+        <w:ind w:leftChars="0"/>
+        <w:rPr>
+          <w:rFonts w:ascii="Times New Roman" w:eastAsia="標楷體" w:hAnsi="Times New Roman"/>
+        </w:rPr>
+      </w:pPr>
+      <w:r>
+        <w:rPr>
+          <w:rFonts w:ascii="Times New Roman" w:eastAsia="標楷體" w:hAnsi="Times New Roman" w:hint="eastAsia"/>
+        </w:rPr>
+        <w:t>編輯報告名稱</w:t>
+      </w:r>
+    </w:p>
+    <w:p>
+      <w:pPr>
+        <w:pStyle w:val="a3"/>
+        <w:numPr>
+          <w:ilvl w:val="0"/>
+          <w:numId w:val="14"/>
+        </w:numPr>
+        <w:ind w:leftChars="0"/>
+        <w:rPr>
+          <w:rFonts w:ascii="Times New Roman" w:eastAsia="標楷體" w:hAnsi="Times New Roman"/>
+        </w:rPr>
+      </w:pPr>
+      <w:r>
+        <w:rPr>
+          <w:rFonts w:ascii="Times New Roman" w:eastAsia="標楷體" w:hAnsi="Times New Roman" w:hint="eastAsia"/>
+        </w:rPr>
+        <w:t>開啟護理提醒</w:t>
+      </w:r>
+    </w:p>
+    <w:p>
+      <w:pPr>
+        <w:pStyle w:val="a3"/>
+        <w:numPr>
+          <w:ilvl w:val="0"/>
+          <w:numId w:val="14"/>
+        </w:numPr>
+        <w:ind w:leftChars="0"/>
+        <w:rPr>
+          <w:rFonts w:ascii="Times New Roman" w:eastAsia="標楷體" w:hAnsi="Times New Roman"/>
+        </w:rPr>
+      </w:pPr>
+      <w:r>
+        <w:rPr>
+          <w:rFonts w:ascii="Times New Roman" w:eastAsia="標楷體" w:hAnsi="Times New Roman" w:hint="eastAsia"/>
+        </w:rPr>
+        <w:t>護理</w:t>
+      </w:r>
+      <w:r>
+        <w:rPr>
+          <w:rFonts w:ascii="Times New Roman" w:eastAsia="標楷體" w:hAnsi="Times New Roman" w:hint="eastAsia"/>
+        </w:rPr>
+        <w:t>步驟</w:t>
+      </w:r>
+      <w:r>
+        <w:rPr>
+          <w:rFonts w:ascii="Times New Roman" w:eastAsia="標楷體" w:hAnsi="Times New Roman" w:hint="eastAsia"/>
+        </w:rPr>
+        <w:t>（文字）</w:t>
+      </w:r>
+    </w:p>
+    <w:p>
+      <w:pPr>
+        <w:pStyle w:val="a3"/>
+        <w:numPr>
+          <w:ilvl w:val="0"/>
+          <w:numId w:val="14"/>
+        </w:numPr>
+        <w:ind w:leftChars="0"/>
+        <w:rPr>
+          <w:rFonts w:ascii="Times New Roman" w:eastAsia="標楷體" w:hAnsi="Times New Roman"/>
+          <w:highlight w:val="yellow"/>
+        </w:rPr>
+      </w:pPr>
+      <w:r>
+        <w:rPr>
+          <w:rFonts w:ascii="Times New Roman" w:eastAsia="標楷體" w:hAnsi="Times New Roman" w:hint="eastAsia"/>
+          <w:highlight w:val="yellow"/>
+        </w:rPr>
+        <w:t>護理</w:t>
+      </w:r>
+      <w:r>
+        <w:rPr>
+          <w:rFonts w:ascii="Times New Roman" w:eastAsia="標楷體" w:hAnsi="Times New Roman" w:hint="eastAsia"/>
+          <w:highlight w:val="yellow"/>
+        </w:rPr>
+        <w:t>步驟</w:t>
+      </w:r>
+      <w:r>
+        <w:rPr>
+          <w:rFonts w:ascii="Times New Roman" w:eastAsia="標楷體" w:hAnsi="Times New Roman" w:hint="eastAsia"/>
+          <w:highlight w:val="yellow"/>
+        </w:rPr>
+        <w:t>（</w:t>
+      </w:r>
+      <w:r>
+        <w:rPr>
+          <w:rFonts w:ascii="Times New Roman" w:eastAsia="標楷體" w:hAnsi="Times New Roman" w:hint="eastAsia"/>
+          <w:highlight w:val="yellow"/>
+        </w:rPr>
+        <w:t>圖片</w:t>
+      </w:r>
+      <w:r>
+        <w:rPr>
+          <w:rFonts w:ascii="Times New Roman" w:eastAsia="標楷體" w:hAnsi="Times New Roman" w:hint="eastAsia"/>
+          <w:highlight w:val="yellow"/>
+        </w:rPr>
+        <w:t>）</w:t>
+      </w:r>
+      <w:r>
+        <w:rPr>
+          <w:rFonts w:ascii="Times New Roman" w:eastAsia="標楷體" w:hAnsi="Times New Roman" w:hint="eastAsia"/>
+          <w:highlight w:val="yellow"/>
+        </w:rPr>
+        <w:t>---</w:t>
+      </w:r>
+      <w:r>
+        <w:rPr>
+          <w:rFonts w:ascii="Times New Roman" w:eastAsia="標楷體" w:hAnsi="Times New Roman" w:hint="eastAsia"/>
+          <w:highlight w:val="yellow"/>
+        </w:rPr>
+        <w:t>缺畫面</w:t>
+      </w:r>
+    </w:p>
+    <w:p>
+      <w:pPr>
+        <w:pStyle w:val="a3"/>
+        <w:numPr>
+          <w:ilvl w:val="0"/>
+          <w:numId w:val="14"/>
+        </w:numPr>
+        <w:ind w:leftChars="0"/>
+        <w:rPr>
+          <w:rFonts w:ascii="Times New Roman" w:eastAsia="標楷體" w:hAnsi="Times New Roman"/>
+        </w:rPr>
+      </w:pPr>
+      <w:r>
+        <w:rPr>
+          <w:rFonts w:ascii="Times New Roman" w:eastAsia="標楷體" w:hAnsi="Times New Roman" w:hint="eastAsia"/>
+        </w:rPr>
+        <w:t>附近醫院提供</w:t>
+      </w:r>
+    </w:p>
+    <w:p>
+      <w:pPr>
+        <w:pStyle w:val="a3"/>
+        <w:numPr>
+          <w:ilvl w:val="0"/>
+          <w:numId w:val="14"/>
+        </w:numPr>
+        <w:ind w:leftChars="0"/>
+        <w:rPr>
+          <w:rFonts w:ascii="Times New Roman" w:eastAsia="標楷體" w:hAnsi="Times New Roman"/>
+        </w:rPr>
+      </w:pPr>
+      <w:r>
+        <w:rPr>
+          <w:rFonts w:ascii="Times New Roman" w:eastAsia="標楷體" w:hAnsi="Times New Roman" w:hint="eastAsia"/>
+        </w:rPr>
+        <w:t>撰寫自我紀錄</w:t>
+      </w:r>
+    </w:p>
+    <w:p>
+      <w:pPr>
+        <w:pStyle w:val="a3"/>
+        <w:numPr>
+          <w:ilvl w:val="0"/>
+          <w:numId w:val="14"/>
+        </w:numPr>
+        <w:ind w:leftChars="0"/>
+        <w:rPr>
+          <w:rFonts w:ascii="Times New Roman" w:eastAsia="標楷體" w:hAnsi="Times New Roman"/>
+        </w:rPr>
+      </w:pPr>
+      <w:r>
+        <w:rPr>
+          <w:rFonts w:ascii="Times New Roman" w:eastAsia="標楷體" w:hAnsi="Times New Roman" w:hint="eastAsia"/>
+        </w:rPr>
+        <w:t>精確癒合時間</w:t>
+      </w:r>
+      <w:r>
+        <w:rPr>
+          <w:rFonts w:ascii="Times New Roman" w:eastAsia="標楷體" w:hAnsi="Times New Roman" w:hint="eastAsia"/>
+        </w:rPr>
+        <w:t>推估</w:t>
+      </w:r>
+      <w:proofErr w:type="gramStart"/>
+      <w:r>
+        <w:rPr>
+          <w:rFonts w:ascii="Times New Roman" w:eastAsia="標楷體" w:hAnsi="Times New Roman" w:hint="eastAsia"/>
+        </w:rPr>
+        <w:t>（</w:t>
+      </w:r>
+      <w:proofErr w:type="gramEnd"/>
+      <w:r>
+        <w:rPr>
+          <w:rFonts w:ascii="Times New Roman" w:eastAsia="標楷體" w:hAnsi="Times New Roman" w:hint="eastAsia"/>
+        </w:rPr>
+        <w:t>使用條件：完成自我紀錄填寫</w:t>
+      </w:r>
+      <w:proofErr w:type="gramStart"/>
+      <w:r>
+        <w:rPr>
+          <w:rFonts w:ascii="Times New Roman" w:eastAsia="標楷體" w:hAnsi="Times New Roman" w:hint="eastAsia"/>
+        </w:rPr>
+        <w:t>）</w:t>
+      </w:r>
+      <w:proofErr w:type="gramEnd"/>
+    </w:p>
+    <w:p>
+      <w:pPr>
+        <w:pStyle w:val="a3"/>
+        <w:numPr>
+          <w:ilvl w:val="0"/>
+          <w:numId w:val="14"/>
+        </w:numPr>
+        <w:ind w:leftChars="0"/>
+        <w:rPr>
+          <w:rFonts w:ascii="Times New Roman" w:eastAsia="標楷體" w:hAnsi="Times New Roman"/>
+        </w:rPr>
+      </w:pPr>
+      <w:r>
+        <w:rPr>
+          <w:rFonts w:ascii="Times New Roman" w:eastAsia="標楷體" w:hAnsi="Times New Roman" w:hint="eastAsia"/>
+        </w:rPr>
+        <w:t>儲存診斷報告</w:t>
+      </w:r>
+    </w:p>
+    <w:p>
+      <w:pPr>
+        <w:pStyle w:val="a3"/>
+        <w:numPr>
+          <w:ilvl w:val="0"/>
+          <w:numId w:val="11"/>
+        </w:numPr>
+        <w:ind w:leftChars="0"/>
+        <w:rPr>
+          <w:rFonts w:ascii="Times New Roman" w:eastAsia="標楷體" w:hAnsi="Times New Roman"/>
+        </w:rPr>
+      </w:pPr>
+      <w:r>
+        <w:rPr>
+          <w:rFonts w:ascii="Times New Roman" w:eastAsia="標楷體" w:hAnsi="Times New Roman" w:hint="eastAsia"/>
+        </w:rPr>
+        <w:t>紀錄</w:t>
+      </w:r>
+      <w:proofErr w:type="gramStart"/>
+      <w:r>
+        <w:rPr>
+          <w:rFonts w:ascii="Times New Roman" w:eastAsia="標楷體" w:hAnsi="Times New Roman" w:hint="eastAsia"/>
+        </w:rPr>
+        <w:t>冊</w:t>
+      </w:r>
+      <w:proofErr w:type="gramEnd"/>
+      <w:r>
+        <w:rPr>
+          <w:rFonts w:ascii="Times New Roman" w:eastAsia="標楷體" w:hAnsi="Times New Roman" w:hint="eastAsia"/>
+        </w:rPr>
+        <w:t>功能</w:t>
+      </w:r>
+    </w:p>
+    <w:p>
+      <w:pPr>
+        <w:pStyle w:val="a3"/>
+        <w:numPr>
+          <w:ilvl w:val="0"/>
+          <w:numId w:val="8"/>
+        </w:numPr>
+        <w:ind w:leftChars="0"/>
+        <w:rPr>
+          <w:rFonts w:ascii="Times New Roman" w:eastAsia="標楷體" w:hAnsi="Times New Roman"/>
+        </w:rPr>
+      </w:pPr>
+      <w:r>
+        <w:rPr>
+          <w:rFonts w:ascii="Times New Roman" w:eastAsia="標楷體" w:hAnsi="Times New Roman" w:hint="eastAsia"/>
+        </w:rPr>
+        <w:t>傷口類型分類</w:t>
+      </w:r>
+    </w:p>
+    <w:p>
+      <w:pPr>
+        <w:pStyle w:val="a3"/>
+        <w:numPr>
+          <w:ilvl w:val="0"/>
+          <w:numId w:val="8"/>
+        </w:numPr>
+        <w:ind w:leftChars="0"/>
+        <w:rPr>
+          <w:rFonts w:ascii="Times New Roman" w:eastAsia="標楷體" w:hAnsi="Times New Roman"/>
+        </w:rPr>
+      </w:pPr>
+      <w:r>
+        <w:rPr>
+          <w:rFonts w:ascii="Times New Roman" w:eastAsia="標楷體" w:hAnsi="Times New Roman" w:hint="eastAsia"/>
+        </w:rPr>
+        <w:t>查看傷口</w:t>
+      </w:r>
+      <w:r>
+        <w:rPr>
+          <w:rFonts w:ascii="Times New Roman" w:eastAsia="標楷體" w:hAnsi="Times New Roman" w:hint="eastAsia"/>
+        </w:rPr>
+        <w:t>診斷</w:t>
+      </w:r>
+      <w:r>
+        <w:rPr>
+          <w:rFonts w:ascii="Times New Roman" w:eastAsia="標楷體" w:hAnsi="Times New Roman" w:hint="eastAsia"/>
+        </w:rPr>
+        <w:t>報告</w:t>
+      </w:r>
+    </w:p>
+    <w:p>
+      <w:pPr>
+        <w:pStyle w:val="a3"/>
+        <w:numPr>
+          <w:ilvl w:val="0"/>
+          <w:numId w:val="8"/>
+        </w:numPr>
+        <w:ind w:leftChars="0"/>
+        <w:rPr>
+          <w:rFonts w:ascii="Times New Roman" w:eastAsia="標楷體" w:hAnsi="Times New Roman" w:hint="eastAsia"/>
+        </w:rPr>
+      </w:pPr>
+      <w:r>
+        <w:rPr>
+          <w:rFonts w:ascii="Times New Roman" w:eastAsia="標楷體" w:hAnsi="Times New Roman" w:hint="eastAsia"/>
+        </w:rPr>
+        <w:t>傷口狀態更新</w:t>
+      </w:r>
+    </w:p>
+    <w:p>
+      <w:pPr>
+        <w:pStyle w:val="a3"/>
+        <w:numPr>
+          <w:ilvl w:val="0"/>
+          <w:numId w:val="11"/>
+        </w:numPr>
+        <w:ind w:leftChars="0"/>
+        <w:rPr>
+          <w:rFonts w:ascii="Times New Roman" w:eastAsia="標楷體" w:hAnsi="Times New Roman" w:hint="eastAsia"/>
+        </w:rPr>
+      </w:pPr>
+      <w:r>
+        <w:rPr>
+          <w:rFonts w:ascii="Times New Roman" w:eastAsia="標楷體" w:hAnsi="Times New Roman" w:hint="eastAsia"/>
+        </w:rPr>
         <w:t>護理提醒功能</w:t>
       </w:r>
     </w:p>
@@ -371,13 +719,7 @@
         <w:rPr>
           <w:rFonts w:ascii="Times New Roman" w:eastAsia="標楷體" w:hAnsi="Times New Roman" w:hint="eastAsia"/>
         </w:rPr>
-        <w:t>開啟護理</w:t>
-      </w:r>
-      <w:r>
-        <w:rPr>
-          <w:rFonts w:ascii="Times New Roman" w:eastAsia="標楷體" w:hAnsi="Times New Roman" w:hint="eastAsia"/>
-        </w:rPr>
-        <w:t>提醒</w:t>
+        <w:t>編輯提醒時間</w:t>
       </w:r>
     </w:p>
     <w:p>
@@ -396,25 +738,6 @@
         <w:rPr>
           <w:rFonts w:ascii="Times New Roman" w:eastAsia="標楷體" w:hAnsi="Times New Roman" w:hint="eastAsia"/>
         </w:rPr>
-        <w:t>編輯提醒時間</w:t>
-      </w:r>
-    </w:p>
-    <w:p>
-      <w:pPr>
-        <w:pStyle w:val="a3"/>
-        <w:numPr>
-          <w:ilvl w:val="0"/>
-          <w:numId w:val="7"/>
-        </w:numPr>
-        <w:ind w:leftChars="0"/>
-        <w:rPr>
-          <w:rFonts w:ascii="Times New Roman" w:eastAsia="標楷體" w:hAnsi="Times New Roman"/>
-        </w:rPr>
-      </w:pPr>
-      <w:r>
-        <w:rPr>
-          <w:rFonts w:ascii="Times New Roman" w:eastAsia="標楷體" w:hAnsi="Times New Roman" w:hint="eastAsia"/>
-        </w:rPr>
         <w:t>刪除護理提醒</w:t>
       </w:r>
     </w:p>
@@ -434,21 +757,7 @@
         <w:rPr>
           <w:rFonts w:ascii="Times New Roman" w:eastAsia="標楷體" w:hAnsi="Times New Roman" w:hint="eastAsia"/>
         </w:rPr>
-        <w:t>紀錄</w:t>
-      </w:r>
-      <w:proofErr w:type="gramStart"/>
-      <w:r>
-        <w:rPr>
-          <w:rFonts w:ascii="Times New Roman" w:eastAsia="標楷體" w:hAnsi="Times New Roman" w:hint="eastAsia"/>
-        </w:rPr>
-        <w:t>冊</w:t>
-      </w:r>
-      <w:proofErr w:type="gramEnd"/>
-      <w:r>
-        <w:rPr>
-          <w:rFonts w:ascii="Times New Roman" w:eastAsia="標楷體" w:hAnsi="Times New Roman" w:hint="eastAsia"/>
-        </w:rPr>
-        <w:t>功能</w:t>
+        <w:t>附近醫院功能</w:t>
       </w:r>
     </w:p>
     <w:p>
@@ -456,7 +765,7 @@
         <w:pStyle w:val="a3"/>
         <w:numPr>
           <w:ilvl w:val="0"/>
-          <w:numId w:val="8"/>
+          <w:numId w:val="9"/>
         </w:numPr>
         <w:ind w:leftChars="0"/>
         <w:rPr>
@@ -467,7 +776,7 @@
         <w:rPr>
           <w:rFonts w:ascii="Times New Roman" w:eastAsia="標楷體" w:hAnsi="Times New Roman" w:hint="eastAsia"/>
         </w:rPr>
-        <w:t>傷口類型分類</w:t>
+        <w:t>搜尋醫院</w:t>
       </w:r>
     </w:p>
     <w:p>
@@ -475,7 +784,7 @@
         <w:pStyle w:val="a3"/>
         <w:numPr>
           <w:ilvl w:val="0"/>
-          <w:numId w:val="8"/>
+          <w:numId w:val="9"/>
         </w:numPr>
         <w:ind w:leftChars="0"/>
         <w:rPr>
@@ -486,26 +795,7 @@
         <w:rPr>
           <w:rFonts w:ascii="Times New Roman" w:eastAsia="標楷體" w:hAnsi="Times New Roman" w:hint="eastAsia"/>
         </w:rPr>
-        <w:t>診斷紀錄查看</w:t>
-      </w:r>
-    </w:p>
-    <w:p>
-      <w:pPr>
-        <w:pStyle w:val="a3"/>
-        <w:numPr>
-          <w:ilvl w:val="0"/>
-          <w:numId w:val="8"/>
-        </w:numPr>
-        <w:ind w:leftChars="0"/>
-        <w:rPr>
-          <w:rFonts w:ascii="Times New Roman" w:eastAsia="標楷體" w:hAnsi="Times New Roman"/>
-        </w:rPr>
-      </w:pPr>
-      <w:r>
-        <w:rPr>
-          <w:rFonts w:ascii="Times New Roman" w:eastAsia="標楷體" w:hAnsi="Times New Roman" w:hint="eastAsia"/>
-        </w:rPr>
-        <w:t>傷口狀態更新</w:t>
+        <w:t>收藏醫院</w:t>
       </w:r>
     </w:p>
     <w:p>
@@ -517,14 +807,14 @@
         </w:numPr>
         <w:ind w:leftChars="0"/>
         <w:rPr>
-          <w:rFonts w:ascii="Times New Roman" w:eastAsia="標楷體" w:hAnsi="Times New Roman"/>
+          <w:rFonts w:ascii="Times New Roman" w:eastAsia="標楷體" w:hAnsi="Times New Roman" w:hint="eastAsia"/>
         </w:rPr>
       </w:pPr>
       <w:r>
         <w:rPr>
           <w:rFonts w:ascii="Times New Roman" w:eastAsia="標楷體" w:hAnsi="Times New Roman" w:hint="eastAsia"/>
         </w:rPr>
-        <w:t>附近醫院功能</w:t>
+        <w:t>個人資訊變更</w:t>
       </w:r>
     </w:p>
     <w:p>
@@ -532,56 +822,18 @@
         <w:pStyle w:val="a3"/>
         <w:numPr>
           <w:ilvl w:val="0"/>
-          <w:numId w:val="9"/>
+          <w:numId w:val="10"/>
         </w:numPr>
         <w:ind w:leftChars="0"/>
         <w:rPr>
-          <w:rFonts w:ascii="Times New Roman" w:eastAsia="標楷體" w:hAnsi="Times New Roman"/>
+          <w:rFonts w:ascii="Times New Roman" w:eastAsia="標楷體" w:hAnsi="Times New Roman" w:hint="eastAsia"/>
         </w:rPr>
       </w:pPr>
       <w:r>
         <w:rPr>
           <w:rFonts w:ascii="Times New Roman" w:eastAsia="標楷體" w:hAnsi="Times New Roman" w:hint="eastAsia"/>
         </w:rPr>
-        <w:t>搜尋醫院</w:t>
-      </w:r>
-    </w:p>
-    <w:p>
-      <w:pPr>
-        <w:pStyle w:val="a3"/>
-        <w:numPr>
-          <w:ilvl w:val="0"/>
-          <w:numId w:val="9"/>
-        </w:numPr>
-        <w:ind w:leftChars="0"/>
-        <w:rPr>
-          <w:rFonts w:ascii="Times New Roman" w:eastAsia="標楷體" w:hAnsi="Times New Roman"/>
-        </w:rPr>
-      </w:pPr>
-      <w:r>
-        <w:rPr>
-          <w:rFonts w:ascii="Times New Roman" w:eastAsia="標楷體" w:hAnsi="Times New Roman" w:hint="eastAsia"/>
-        </w:rPr>
-        <w:t>收藏醫院</w:t>
-      </w:r>
-    </w:p>
-    <w:p>
-      <w:pPr>
-        <w:pStyle w:val="a3"/>
-        <w:numPr>
-          <w:ilvl w:val="0"/>
-          <w:numId w:val="11"/>
-        </w:numPr>
-        <w:ind w:leftChars="0"/>
-        <w:rPr>
-          <w:rFonts w:ascii="Times New Roman" w:eastAsia="標楷體" w:hAnsi="Times New Roman"/>
-        </w:rPr>
-      </w:pPr>
-      <w:r>
-        <w:rPr>
-          <w:rFonts w:ascii="Times New Roman" w:eastAsia="標楷體" w:hAnsi="Times New Roman" w:hint="eastAsia"/>
-        </w:rPr>
-        <w:t>個人資訊變更</w:t>
+        <w:t>名稱、密碼修改</w:t>
       </w:r>
     </w:p>
     <w:p>
@@ -670,7 +922,7 @@
             <w:pPr>
               <w:jc w:val="center"/>
               <w:rPr>
-                <w:rFonts w:ascii="Times New Roman" w:eastAsia="標楷體" w:hAnsi="Times New Roman" w:hint="eastAsia"/>
+                <w:rFonts w:ascii="Times New Roman" w:eastAsia="標楷體" w:hAnsi="Times New Roman"/>
               </w:rPr>
             </w:pPr>
             <w:r>
@@ -906,7 +1158,7 @@
             <w:pPr>
               <w:jc w:val="center"/>
               <w:rPr>
-                <w:rFonts w:ascii="Times New Roman" w:eastAsia="標楷體" w:hAnsi="Times New Roman" w:hint="eastAsia"/>
+                <w:rFonts w:ascii="Times New Roman" w:eastAsia="標楷體" w:hAnsi="Times New Roman"/>
               </w:rPr>
             </w:pPr>
             <w:r>
@@ -973,7 +1225,7 @@
               <w:spacing w:line="276" w:lineRule="auto"/>
               <w:jc w:val="center"/>
               <w:rPr>
-                <w:rFonts w:ascii="Times New Roman" w:eastAsia="標楷體" w:hAnsi="Times New Roman" w:hint="eastAsia"/>
+                <w:rFonts w:ascii="Times New Roman" w:eastAsia="標楷體" w:hAnsi="Times New Roman"/>
               </w:rPr>
             </w:pPr>
             <w:r>
@@ -1012,7 +1264,7 @@
               <w:spacing w:line="276" w:lineRule="auto"/>
               <w:jc w:val="center"/>
               <w:rPr>
-                <w:rFonts w:ascii="Times New Roman" w:eastAsia="標楷體" w:hAnsi="Times New Roman" w:hint="eastAsia"/>
+                <w:rFonts w:ascii="Times New Roman" w:eastAsia="標楷體" w:hAnsi="Times New Roman"/>
               </w:rPr>
             </w:pPr>
             <w:r>
@@ -1041,24 +1293,32 @@
               <w:spacing w:line="276" w:lineRule="auto"/>
               <w:jc w:val="center"/>
               <w:rPr>
-                <w:rFonts w:ascii="Times New Roman" w:eastAsia="標楷體" w:hAnsi="Times New Roman" w:hint="eastAsia"/>
-              </w:rPr>
-            </w:pPr>
-            <w:r>
-              <w:rPr>
-                <w:rFonts w:ascii="Times New Roman" w:eastAsia="標楷體" w:hAnsi="Times New Roman" w:hint="eastAsia"/>
+                <w:rFonts w:ascii="Times New Roman" w:eastAsia="標楷體" w:hAnsi="Times New Roman"/>
+                <w:b/>
+                <w:bCs/>
+              </w:rPr>
+            </w:pPr>
+            <w:r>
+              <w:rPr>
+                <w:rFonts w:ascii="Times New Roman" w:eastAsia="標楷體" w:hAnsi="Times New Roman" w:hint="eastAsia"/>
+                <w:b/>
+                <w:bCs/>
               </w:rPr>
               <w:t>功能</w:t>
             </w:r>
             <w:r>
               <w:rPr>
                 <w:rFonts w:ascii="Times New Roman" w:eastAsia="標楷體" w:hAnsi="Times New Roman" w:hint="eastAsia"/>
+                <w:b/>
+                <w:bCs/>
               </w:rPr>
               <w:t>1</w:t>
             </w:r>
             <w:r>
               <w:rPr>
                 <w:rFonts w:ascii="Times New Roman" w:eastAsia="標楷體" w:hAnsi="Times New Roman" w:hint="eastAsia"/>
+                <w:b/>
+                <w:bCs/>
               </w:rPr>
               <w:t>：護理小知識</w:t>
             </w:r>
@@ -1084,7 +1344,7 @@
               <w:spacing w:line="276" w:lineRule="auto"/>
               <w:jc w:val="center"/>
               <w:rPr>
-                <w:rFonts w:ascii="Times New Roman" w:eastAsia="標楷體" w:hAnsi="Times New Roman" w:hint="eastAsia"/>
+                <w:rFonts w:ascii="Times New Roman" w:eastAsia="標楷體" w:hAnsi="Times New Roman"/>
               </w:rPr>
             </w:pPr>
             <w:r>
@@ -1159,7 +1419,7 @@
               <w:spacing w:line="276" w:lineRule="auto"/>
               <w:jc w:val="center"/>
               <w:rPr>
-                <w:rFonts w:ascii="Times New Roman" w:eastAsia="標楷體" w:hAnsi="Times New Roman" w:hint="eastAsia"/>
+                <w:rFonts w:ascii="Times New Roman" w:eastAsia="標楷體" w:hAnsi="Times New Roman"/>
               </w:rPr>
             </w:pPr>
             <w:r>
@@ -1280,7 +1540,7 @@
               <w:spacing w:line="276" w:lineRule="auto"/>
               <w:jc w:val="both"/>
               <w:rPr>
-                <w:rFonts w:ascii="Times New Roman" w:eastAsia="標楷體" w:hAnsi="Times New Roman" w:hint="eastAsia"/>
+                <w:rFonts w:ascii="Times New Roman" w:eastAsia="標楷體" w:hAnsi="Times New Roman"/>
               </w:rPr>
             </w:pPr>
             <w:proofErr w:type="gramStart"/>
@@ -1319,7 +1579,7 @@
               <w:spacing w:line="276" w:lineRule="auto"/>
               <w:jc w:val="center"/>
               <w:rPr>
-                <w:rFonts w:ascii="Times New Roman" w:eastAsia="標楷體" w:hAnsi="Times New Roman" w:hint="eastAsia"/>
+                <w:rFonts w:ascii="Times New Roman" w:eastAsia="標楷體" w:hAnsi="Times New Roman"/>
               </w:rPr>
             </w:pPr>
           </w:p>
@@ -1342,24 +1602,32 @@
               <w:spacing w:line="276" w:lineRule="auto"/>
               <w:jc w:val="center"/>
               <w:rPr>
-                <w:rFonts w:ascii="Times New Roman" w:eastAsia="標楷體" w:hAnsi="Times New Roman" w:hint="eastAsia"/>
-              </w:rPr>
-            </w:pPr>
-            <w:r>
-              <w:rPr>
-                <w:rFonts w:ascii="Times New Roman" w:eastAsia="標楷體" w:hAnsi="Times New Roman" w:hint="eastAsia"/>
+                <w:rFonts w:ascii="Times New Roman" w:eastAsia="標楷體" w:hAnsi="Times New Roman"/>
+                <w:b/>
+                <w:bCs/>
+              </w:rPr>
+            </w:pPr>
+            <w:r>
+              <w:rPr>
+                <w:rFonts w:ascii="Times New Roman" w:eastAsia="標楷體" w:hAnsi="Times New Roman" w:hint="eastAsia"/>
+                <w:b/>
+                <w:bCs/>
               </w:rPr>
               <w:t>功能</w:t>
             </w:r>
             <w:r>
               <w:rPr>
                 <w:rFonts w:ascii="Times New Roman" w:eastAsia="標楷體" w:hAnsi="Times New Roman" w:hint="eastAsia"/>
+                <w:b/>
+                <w:bCs/>
               </w:rPr>
               <w:t>2</w:t>
             </w:r>
             <w:r>
               <w:rPr>
                 <w:rFonts w:ascii="Times New Roman" w:eastAsia="標楷體" w:hAnsi="Times New Roman" w:hint="eastAsia"/>
+                <w:b/>
+                <w:bCs/>
               </w:rPr>
               <w:t>：當日護理提醒</w:t>
             </w:r>
@@ -1386,7 +1654,7 @@
               <w:spacing w:line="276" w:lineRule="auto"/>
               <w:jc w:val="center"/>
               <w:rPr>
-                <w:rFonts w:ascii="Times New Roman" w:eastAsia="標楷體" w:hAnsi="Times New Roman" w:hint="eastAsia"/>
+                <w:rFonts w:ascii="Times New Roman" w:eastAsia="標楷體" w:hAnsi="Times New Roman"/>
               </w:rPr>
             </w:pPr>
           </w:p>
@@ -1407,7 +1675,7 @@
               <w:spacing w:line="276" w:lineRule="auto"/>
               <w:jc w:val="center"/>
               <w:rPr>
-                <w:rFonts w:ascii="Times New Roman" w:eastAsia="標楷體" w:hAnsi="Times New Roman" w:hint="eastAsia"/>
+                <w:rFonts w:ascii="Times New Roman" w:eastAsia="標楷體" w:hAnsi="Times New Roman"/>
               </w:rPr>
             </w:pPr>
             <w:r>
@@ -1513,7 +1781,7 @@
               <w:spacing w:line="276" w:lineRule="auto"/>
               <w:jc w:val="both"/>
               <w:rPr>
-                <w:rFonts w:ascii="Times New Roman" w:eastAsia="標楷體" w:hAnsi="Times New Roman" w:hint="eastAsia"/>
+                <w:rFonts w:ascii="Times New Roman" w:eastAsia="標楷體" w:hAnsi="Times New Roman"/>
               </w:rPr>
             </w:pPr>
             <w:r>
@@ -1612,6 +1880,12 @@
               </w:rPr>
               <w:t>拍攝</w:t>
             </w:r>
+            <w:r>
+              <w:rPr>
+                <w:rFonts w:ascii="Times New Roman" w:eastAsia="標楷體" w:hAnsi="Times New Roman" w:hint="eastAsia"/>
+              </w:rPr>
+              <w:t>介紹</w:t>
+            </w:r>
           </w:p>
         </w:tc>
       </w:tr>
@@ -1632,30 +1906,40 @@
               <w:spacing w:line="276" w:lineRule="auto"/>
               <w:jc w:val="center"/>
               <w:rPr>
-                <w:rFonts w:ascii="Times New Roman" w:eastAsia="標楷體" w:hAnsi="Times New Roman" w:hint="eastAsia"/>
-              </w:rPr>
-            </w:pPr>
-            <w:r>
-              <w:rPr>
-                <w:rFonts w:ascii="Times New Roman" w:eastAsia="標楷體" w:hAnsi="Times New Roman" w:hint="eastAsia"/>
+                <w:rFonts w:ascii="Times New Roman" w:eastAsia="標楷體" w:hAnsi="Times New Roman"/>
+                <w:b/>
+                <w:bCs/>
+              </w:rPr>
+            </w:pPr>
+            <w:r>
+              <w:rPr>
+                <w:rFonts w:ascii="Times New Roman" w:eastAsia="標楷體" w:hAnsi="Times New Roman" w:hint="eastAsia"/>
+                <w:b/>
+                <w:bCs/>
               </w:rPr>
               <w:t>功能</w:t>
             </w:r>
             <w:r>
               <w:rPr>
                 <w:rFonts w:ascii="Times New Roman" w:eastAsia="標楷體" w:hAnsi="Times New Roman" w:hint="eastAsia"/>
+                <w:b/>
+                <w:bCs/>
               </w:rPr>
               <w:t>1</w:t>
             </w:r>
             <w:r>
               <w:rPr>
                 <w:rFonts w:ascii="Times New Roman" w:eastAsia="標楷體" w:hAnsi="Times New Roman" w:hint="eastAsia"/>
+                <w:b/>
+                <w:bCs/>
               </w:rPr>
               <w:t>：</w:t>
             </w:r>
             <w:r>
               <w:rPr>
                 <w:rFonts w:ascii="Times New Roman" w:eastAsia="標楷體" w:hAnsi="Times New Roman" w:hint="eastAsia"/>
+                <w:b/>
+                <w:bCs/>
               </w:rPr>
               <w:t>新傷口拍攝</w:t>
             </w:r>
@@ -1677,7 +1961,7 @@
               <w:spacing w:line="276" w:lineRule="auto"/>
               <w:jc w:val="center"/>
               <w:rPr>
-                <w:rFonts w:ascii="Times New Roman" w:eastAsia="標楷體" w:hAnsi="Times New Roman" w:hint="eastAsia"/>
+                <w:rFonts w:ascii="Times New Roman" w:eastAsia="標楷體" w:hAnsi="Times New Roman"/>
               </w:rPr>
             </w:pPr>
             <w:r>
@@ -1785,7 +2069,7 @@
               <w:spacing w:line="276" w:lineRule="auto"/>
               <w:jc w:val="center"/>
               <w:rPr>
-                <w:rFonts w:ascii="Times New Roman" w:eastAsia="標楷體" w:hAnsi="Times New Roman" w:hint="eastAsia"/>
+                <w:rFonts w:ascii="Times New Roman" w:eastAsia="標楷體" w:hAnsi="Times New Roman"/>
               </w:rPr>
             </w:pPr>
             <w:r>
@@ -1856,7 +2140,7 @@
               <w:spacing w:line="276" w:lineRule="auto"/>
               <w:jc w:val="center"/>
               <w:rPr>
-                <w:rFonts w:ascii="Times New Roman" w:eastAsia="標楷體" w:hAnsi="Times New Roman" w:hint="eastAsia"/>
+                <w:rFonts w:ascii="Times New Roman" w:eastAsia="標楷體" w:hAnsi="Times New Roman"/>
               </w:rPr>
             </w:pPr>
             <w:r>
@@ -1926,7 +2210,7 @@
               <w:spacing w:line="276" w:lineRule="auto"/>
               <w:jc w:val="center"/>
               <w:rPr>
-                <w:rFonts w:ascii="Times New Roman" w:eastAsia="標楷體" w:hAnsi="Times New Roman" w:hint="eastAsia"/>
+                <w:rFonts w:ascii="Times New Roman" w:eastAsia="標楷體" w:hAnsi="Times New Roman"/>
               </w:rPr>
             </w:pPr>
             <w:r>
@@ -1998,7 +2282,7 @@
               <w:spacing w:line="276" w:lineRule="auto"/>
               <w:jc w:val="center"/>
               <w:rPr>
-                <w:rFonts w:ascii="Times New Roman" w:eastAsia="標楷體" w:hAnsi="Times New Roman" w:hint="eastAsia"/>
+                <w:rFonts w:ascii="Times New Roman" w:eastAsia="標楷體" w:hAnsi="Times New Roman"/>
               </w:rPr>
             </w:pPr>
             <w:r>
@@ -2011,13 +2295,7 @@
               <w:rPr>
                 <w:rFonts w:ascii="Times New Roman" w:eastAsia="標楷體" w:hAnsi="Times New Roman" w:hint="eastAsia"/>
               </w:rPr>
-              <w:t>4</w:t>
-            </w:r>
-            <w:r>
-              <w:rPr>
-                <w:rFonts w:ascii="Times New Roman" w:eastAsia="標楷體" w:hAnsi="Times New Roman" w:hint="eastAsia"/>
-              </w:rPr>
-              <w:t xml:space="preserve">. </w:t>
+              <w:t xml:space="preserve">4. </w:t>
             </w:r>
             <w:r>
               <w:rPr>
@@ -2039,7 +2317,7 @@
               <w:spacing w:line="276" w:lineRule="auto"/>
               <w:jc w:val="center"/>
               <w:rPr>
-                <w:rFonts w:ascii="Times New Roman" w:eastAsia="標楷體" w:hAnsi="Times New Roman" w:hint="eastAsia"/>
+                <w:rFonts w:ascii="Times New Roman" w:eastAsia="標楷體" w:hAnsi="Times New Roman"/>
               </w:rPr>
             </w:pPr>
             <w:r>
@@ -2067,7 +2345,7 @@
               <w:spacing w:line="276" w:lineRule="auto"/>
               <w:jc w:val="center"/>
               <w:rPr>
-                <w:rFonts w:ascii="Times New Roman" w:eastAsia="標楷體" w:hAnsi="Times New Roman" w:hint="eastAsia"/>
+                <w:rFonts w:ascii="Times New Roman" w:eastAsia="標楷體" w:hAnsi="Times New Roman"/>
               </w:rPr>
             </w:pPr>
             <w:r>
@@ -2137,7 +2415,7 @@
               <w:spacing w:line="276" w:lineRule="auto"/>
               <w:jc w:val="center"/>
               <w:rPr>
-                <w:rFonts w:ascii="Times New Roman" w:eastAsia="標楷體" w:hAnsi="Times New Roman" w:hint="eastAsia"/>
+                <w:rFonts w:ascii="Times New Roman" w:eastAsia="標楷體" w:hAnsi="Times New Roman"/>
               </w:rPr>
             </w:pPr>
             <w:r>
@@ -2208,7 +2486,7 @@
               <w:spacing w:line="276" w:lineRule="auto"/>
               <w:jc w:val="both"/>
               <w:rPr>
-                <w:rFonts w:ascii="Times New Roman" w:eastAsia="標楷體" w:hAnsi="Times New Roman" w:hint="eastAsia"/>
+                <w:rFonts w:ascii="Times New Roman" w:eastAsia="標楷體" w:hAnsi="Times New Roman"/>
               </w:rPr>
             </w:pPr>
             <w:r>
@@ -2236,7 +2514,7 @@
               <w:spacing w:line="276" w:lineRule="auto"/>
               <w:jc w:val="center"/>
               <w:rPr>
-                <w:rFonts w:ascii="Times New Roman" w:eastAsia="標楷體" w:hAnsi="Times New Roman" w:hint="eastAsia"/>
+                <w:rFonts w:ascii="Times New Roman" w:eastAsia="標楷體" w:hAnsi="Times New Roman"/>
                 <w:noProof/>
               </w:rPr>
             </w:pPr>
@@ -2253,7 +2531,7 @@
               <w:spacing w:line="276" w:lineRule="auto"/>
               <w:jc w:val="center"/>
               <w:rPr>
-                <w:rFonts w:ascii="Times New Roman" w:eastAsia="標楷體" w:hAnsi="Times New Roman" w:hint="eastAsia"/>
+                <w:rFonts w:ascii="Times New Roman" w:eastAsia="標楷體" w:hAnsi="Times New Roman"/>
               </w:rPr>
             </w:pPr>
             <w:r>
@@ -2324,7 +2602,7 @@
               <w:spacing w:line="276" w:lineRule="auto"/>
               <w:jc w:val="both"/>
               <w:rPr>
-                <w:rFonts w:ascii="Times New Roman" w:eastAsia="標楷體" w:hAnsi="Times New Roman" w:hint="eastAsia"/>
+                <w:rFonts w:ascii="Times New Roman" w:eastAsia="標楷體" w:hAnsi="Times New Roman"/>
               </w:rPr>
             </w:pPr>
             <w:r>
@@ -2377,44 +2655,34 @@
               <w:spacing w:line="276" w:lineRule="auto"/>
               <w:jc w:val="center"/>
               <w:rPr>
-                <w:rFonts w:ascii="Times New Roman" w:eastAsia="標楷體" w:hAnsi="Times New Roman" w:hint="eastAsia"/>
-              </w:rPr>
-            </w:pPr>
-            <w:r>
-              <w:rPr>
-                <w:rFonts w:ascii="Times New Roman" w:eastAsia="標楷體" w:hAnsi="Times New Roman" w:hint="eastAsia"/>
+                <w:rFonts w:ascii="Times New Roman" w:eastAsia="標楷體" w:hAnsi="Times New Roman"/>
+                <w:b/>
+                <w:bCs/>
+              </w:rPr>
+            </w:pPr>
+            <w:r>
+              <w:rPr>
+                <w:rFonts w:ascii="Times New Roman" w:eastAsia="標楷體" w:hAnsi="Times New Roman" w:hint="eastAsia"/>
+                <w:b/>
+                <w:bCs/>
               </w:rPr>
               <w:t>功能</w:t>
             </w:r>
             <w:r>
               <w:rPr>
                 <w:rFonts w:ascii="Times New Roman" w:eastAsia="標楷體" w:hAnsi="Times New Roman" w:hint="eastAsia"/>
+                <w:b/>
+                <w:bCs/>
               </w:rPr>
               <w:t>2</w:t>
             </w:r>
             <w:r>
               <w:rPr>
                 <w:rFonts w:ascii="Times New Roman" w:eastAsia="標楷體" w:hAnsi="Times New Roman" w:hint="eastAsia"/>
-              </w:rPr>
-              <w:t>：</w:t>
-            </w:r>
-            <w:r>
-              <w:rPr>
-                <w:rFonts w:ascii="Times New Roman" w:eastAsia="標楷體" w:hAnsi="Times New Roman" w:hint="eastAsia"/>
-              </w:rPr>
-              <w:t>舊</w:t>
-            </w:r>
-            <w:r>
-              <w:rPr>
-                <w:rFonts w:ascii="Times New Roman" w:eastAsia="標楷體" w:hAnsi="Times New Roman" w:hint="eastAsia"/>
-              </w:rPr>
-              <w:t>傷口</w:t>
-            </w:r>
-            <w:r>
-              <w:rPr>
-                <w:rFonts w:ascii="Times New Roman" w:eastAsia="標楷體" w:hAnsi="Times New Roman" w:hint="eastAsia"/>
-              </w:rPr>
-              <w:t>追蹤</w:t>
+                <w:b/>
+                <w:bCs/>
+              </w:rPr>
+              <w:t>：舊傷口追蹤</w:t>
             </w:r>
           </w:p>
         </w:tc>
@@ -2434,7 +2702,7 @@
               <w:spacing w:line="276" w:lineRule="auto"/>
               <w:jc w:val="center"/>
               <w:rPr>
-                <w:rFonts w:ascii="Times New Roman" w:eastAsia="標楷體" w:hAnsi="Times New Roman" w:hint="eastAsia"/>
+                <w:rFonts w:ascii="Times New Roman" w:eastAsia="標楷體" w:hAnsi="Times New Roman"/>
               </w:rPr>
             </w:pPr>
             <w:r>
@@ -2566,7 +2834,7 @@
               <w:spacing w:line="276" w:lineRule="auto"/>
               <w:jc w:val="center"/>
               <w:rPr>
-                <w:rFonts w:ascii="Times New Roman" w:eastAsia="標楷體" w:hAnsi="Times New Roman" w:hint="eastAsia"/>
+                <w:rFonts w:ascii="Times New Roman" w:eastAsia="標楷體" w:hAnsi="Times New Roman"/>
               </w:rPr>
             </w:pPr>
             <w:r>
@@ -2637,9 +2905,63 @@
               <w:spacing w:line="276" w:lineRule="auto"/>
               <w:jc w:val="center"/>
               <w:rPr>
-                <w:rFonts w:ascii="Times New Roman" w:eastAsia="標楷體" w:hAnsi="Times New Roman" w:hint="eastAsia"/>
-              </w:rPr>
-            </w:pPr>
+                <w:rFonts w:ascii="Times New Roman" w:eastAsia="標楷體" w:hAnsi="Times New Roman"/>
+              </w:rPr>
+            </w:pPr>
+            <w:r>
+              <w:rPr>
+                <w:rFonts w:ascii="Times New Roman" w:eastAsia="標楷體" w:hAnsi="Times New Roman"/>
+                <w:noProof/>
+              </w:rPr>
+              <w:drawing>
+                <wp:inline distT="0" distB="0" distL="0" distR="0" wp14:anchorId="363C299A" wp14:editId="2BBF88F7">
+                  <wp:extent cx="1788201" cy="3977640"/>
+                  <wp:effectExtent l="0" t="0" r="2540" b="3810"/>
+                  <wp:docPr id="4" name="圖片 4"/>
+                  <wp:cNvGraphicFramePr>
+                    <a:graphicFrameLocks xmlns:a="http://schemas.openxmlformats.org/drawingml/2006/main" noChangeAspect="1"/>
+                  </wp:cNvGraphicFramePr>
+                  <a:graphic xmlns:a="http://schemas.openxmlformats.org/drawingml/2006/main">
+                    <a:graphicData uri="http://schemas.openxmlformats.org/drawingml/2006/picture">
+                      <pic:pic xmlns:pic="http://schemas.openxmlformats.org/drawingml/2006/picture">
+                        <pic:nvPicPr>
+                          <pic:cNvPr id="0" name="Picture 3"/>
+                          <pic:cNvPicPr>
+                            <a:picLocks noChangeAspect="1" noChangeArrowheads="1"/>
+                          </pic:cNvPicPr>
+                        </pic:nvPicPr>
+                        <pic:blipFill>
+                          <a:blip r:embed="rId16" cstate="print">
+                            <a:extLst>
+                              <a:ext uri="{28A0092B-C50C-407E-A947-70E740481C1C}">
+                                <a14:useLocalDpi xmlns:a14="http://schemas.microsoft.com/office/drawing/2010/main" val="0"/>
+                              </a:ext>
+                            </a:extLst>
+                          </a:blip>
+                          <a:srcRect/>
+                          <a:stretch>
+                            <a:fillRect/>
+                          </a:stretch>
+                        </pic:blipFill>
+                        <pic:spPr bwMode="auto">
+                          <a:xfrm>
+                            <a:off x="0" y="0"/>
+                            <a:ext cx="1797646" cy="3998650"/>
+                          </a:xfrm>
+                          <a:prstGeom prst="rect">
+                            <a:avLst/>
+                          </a:prstGeom>
+                          <a:noFill/>
+                          <a:ln>
+                            <a:noFill/>
+                          </a:ln>
+                        </pic:spPr>
+                      </pic:pic>
+                    </a:graphicData>
+                  </a:graphic>
+                </wp:inline>
+              </w:drawing>
+            </w:r>
           </w:p>
         </w:tc>
         <w:tc>
@@ -2653,7 +2975,7 @@
               <w:spacing w:line="276" w:lineRule="auto"/>
               <w:jc w:val="center"/>
               <w:rPr>
-                <w:rFonts w:ascii="Times New Roman" w:eastAsia="標楷體" w:hAnsi="Times New Roman" w:hint="eastAsia"/>
+                <w:rFonts w:ascii="Times New Roman" w:eastAsia="標楷體" w:hAnsi="Times New Roman"/>
               </w:rPr>
             </w:pPr>
           </w:p>
@@ -2671,7 +2993,7 @@
               <w:spacing w:line="276" w:lineRule="auto"/>
               <w:jc w:val="center"/>
               <w:rPr>
-                <w:rFonts w:ascii="Times New Roman" w:eastAsia="標楷體" w:hAnsi="Times New Roman" w:hint="eastAsia"/>
+                <w:rFonts w:ascii="Times New Roman" w:eastAsia="標楷體" w:hAnsi="Times New Roman"/>
               </w:rPr>
             </w:pPr>
             <w:r>
@@ -2706,7 +3028,7 @@
               <w:spacing w:line="276" w:lineRule="auto"/>
               <w:jc w:val="center"/>
               <w:rPr>
-                <w:rFonts w:ascii="Times New Roman" w:eastAsia="標楷體" w:hAnsi="Times New Roman" w:hint="eastAsia"/>
+                <w:rFonts w:ascii="Times New Roman" w:eastAsia="標楷體" w:hAnsi="Times New Roman"/>
               </w:rPr>
             </w:pPr>
             <w:r>
@@ -2734,7 +3056,7 @@
               <w:spacing w:line="276" w:lineRule="auto"/>
               <w:jc w:val="center"/>
               <w:rPr>
-                <w:rFonts w:ascii="Times New Roman" w:eastAsia="標楷體" w:hAnsi="Times New Roman" w:hint="eastAsia"/>
+                <w:rFonts w:ascii="Times New Roman" w:eastAsia="標楷體" w:hAnsi="Times New Roman"/>
               </w:rPr>
             </w:pPr>
           </w:p>
@@ -2750,7 +3072,7 @@
               <w:spacing w:line="276" w:lineRule="auto"/>
               <w:jc w:val="center"/>
               <w:rPr>
-                <w:rFonts w:ascii="Times New Roman" w:eastAsia="標楷體" w:hAnsi="Times New Roman" w:hint="eastAsia"/>
+                <w:rFonts w:ascii="Times New Roman" w:eastAsia="標楷體" w:hAnsi="Times New Roman"/>
               </w:rPr>
             </w:pPr>
           </w:p>
@@ -2767,7 +3089,7 @@
               <w:spacing w:line="276" w:lineRule="auto"/>
               <w:jc w:val="both"/>
               <w:rPr>
-                <w:rFonts w:ascii="Times New Roman" w:eastAsia="標楷體" w:hAnsi="Times New Roman" w:hint="eastAsia"/>
+                <w:rFonts w:ascii="Times New Roman" w:eastAsia="標楷體" w:hAnsi="Times New Roman"/>
               </w:rPr>
             </w:pPr>
           </w:p>
@@ -2789,7 +3111,7 @@
               <w:spacing w:line="276" w:lineRule="auto"/>
               <w:jc w:val="center"/>
               <w:rPr>
-                <w:rFonts w:ascii="Times New Roman" w:eastAsia="標楷體" w:hAnsi="Times New Roman" w:hint="eastAsia"/>
+                <w:rFonts w:ascii="Times New Roman" w:eastAsia="標楷體" w:hAnsi="Times New Roman"/>
                 <w:noProof/>
               </w:rPr>
             </w:pPr>
@@ -2806,7 +3128,7 @@
               <w:spacing w:line="276" w:lineRule="auto"/>
               <w:jc w:val="center"/>
               <w:rPr>
-                <w:rFonts w:ascii="Times New Roman" w:eastAsia="標楷體" w:hAnsi="Times New Roman" w:hint="eastAsia"/>
+                <w:rFonts w:ascii="Times New Roman" w:eastAsia="標楷體" w:hAnsi="Times New Roman"/>
               </w:rPr>
             </w:pPr>
           </w:p>
@@ -2823,7 +3145,7 @@
               <w:spacing w:line="276" w:lineRule="auto"/>
               <w:jc w:val="both"/>
               <w:rPr>
-                <w:rFonts w:ascii="Times New Roman" w:eastAsia="標楷體" w:hAnsi="Times New Roman" w:hint="eastAsia"/>
+                <w:rFonts w:ascii="Times New Roman" w:eastAsia="標楷體" w:hAnsi="Times New Roman"/>
               </w:rPr>
             </w:pPr>
           </w:p>
@@ -2834,7 +3156,3887 @@
       <w:pPr>
         <w:widowControl/>
         <w:rPr>
-          <w:rFonts w:ascii="Times New Roman" w:eastAsia="標楷體" w:hAnsi="Times New Roman" w:hint="eastAsia"/>
+          <w:rFonts w:ascii="Times New Roman" w:eastAsia="標楷體" w:hAnsi="Times New Roman"/>
+        </w:rPr>
+      </w:pPr>
+    </w:p>
+    <w:p>
+      <w:pPr>
+        <w:widowControl/>
+        <w:rPr>
+          <w:rFonts w:ascii="Times New Roman" w:eastAsia="標楷體" w:hAnsi="Times New Roman"/>
+        </w:rPr>
+      </w:pPr>
+      <w:r>
+        <w:rPr>
+          <w:rFonts w:ascii="Times New Roman" w:eastAsia="標楷體" w:hAnsi="Times New Roman"/>
+        </w:rPr>
+        <w:br w:type="page"/>
+      </w:r>
+    </w:p>
+    <w:tbl>
+      <w:tblPr>
+        <w:tblStyle w:val="a4"/>
+        <w:tblW w:w="0" w:type="auto"/>
+        <w:tblLook w:val="04A0" w:firstRow="1" w:lastRow="0" w:firstColumn="1" w:lastColumn="0" w:noHBand="0" w:noVBand="1"/>
+      </w:tblPr>
+      <w:tblGrid>
+        <w:gridCol w:w="3347"/>
+        <w:gridCol w:w="3389"/>
+        <w:gridCol w:w="39"/>
+        <w:gridCol w:w="3429"/>
+      </w:tblGrid>
+      <w:tr>
+        <w:tc>
+          <w:tcPr>
+            <w:tcW w:w="10204" w:type="dxa"/>
+            <w:gridSpan w:val="4"/>
+            <w:tcBorders>
+              <w:top w:val="nil"/>
+              <w:left w:val="nil"/>
+              <w:bottom w:val="single" w:sz="4" w:space="0" w:color="auto"/>
+              <w:right w:val="nil"/>
+            </w:tcBorders>
+            <w:vAlign w:val="center"/>
+          </w:tcPr>
+          <w:p>
+            <w:pPr>
+              <w:spacing w:line="276" w:lineRule="auto"/>
+              <w:jc w:val="center"/>
+              <w:rPr>
+                <w:rFonts w:ascii="Times New Roman" w:eastAsia="標楷體" w:hAnsi="Times New Roman"/>
+              </w:rPr>
+            </w:pPr>
+            <w:r>
+              <w:rPr>
+                <w:rFonts w:ascii="Times New Roman" w:eastAsia="標楷體" w:hAnsi="Times New Roman" w:hint="eastAsia"/>
+              </w:rPr>
+              <w:lastRenderedPageBreak/>
+              <w:t>表</w:t>
+            </w:r>
+            <w:r>
+              <w:rPr>
+                <w:rFonts w:ascii="Times New Roman" w:eastAsia="標楷體" w:hAnsi="Times New Roman" w:hint="eastAsia"/>
+              </w:rPr>
+              <w:t>12-</w:t>
+            </w:r>
+            <w:r>
+              <w:rPr>
+                <w:rFonts w:ascii="Times New Roman" w:eastAsia="標楷體" w:hAnsi="Times New Roman" w:hint="eastAsia"/>
+              </w:rPr>
+              <w:t>4</w:t>
+            </w:r>
+            <w:r>
+              <w:rPr>
+                <w:rFonts w:ascii="Times New Roman" w:eastAsia="標楷體" w:hAnsi="Times New Roman" w:hint="eastAsia"/>
+              </w:rPr>
+              <w:t xml:space="preserve"> </w:t>
+            </w:r>
+            <w:r>
+              <w:rPr>
+                <w:rFonts w:ascii="Times New Roman" w:eastAsia="標楷體" w:hAnsi="Times New Roman" w:hint="eastAsia"/>
+              </w:rPr>
+              <w:t>診斷報告功能介紹</w:t>
+            </w:r>
+          </w:p>
+        </w:tc>
+      </w:tr>
+      <w:tr>
+        <w:trPr>
+          <w:trHeight w:val="415"/>
+        </w:trPr>
+        <w:tc>
+          <w:tcPr>
+            <w:tcW w:w="3347" w:type="dxa"/>
+            <w:shd w:val="clear" w:color="auto" w:fill="BDD6EE" w:themeFill="accent5" w:themeFillTint="66"/>
+            <w:vAlign w:val="center"/>
+          </w:tcPr>
+          <w:p>
+            <w:pPr>
+              <w:spacing w:line="276" w:lineRule="auto"/>
+              <w:jc w:val="center"/>
+              <w:rPr>
+                <w:rFonts w:ascii="Times New Roman" w:eastAsia="標楷體" w:hAnsi="Times New Roman"/>
+              </w:rPr>
+            </w:pPr>
+            <w:r>
+              <w:rPr>
+                <w:rFonts w:ascii="Times New Roman" w:eastAsia="標楷體" w:hAnsi="Times New Roman" w:hint="eastAsia"/>
+              </w:rPr>
+              <w:t>診斷報告畫面（上半部）</w:t>
+            </w:r>
+          </w:p>
+        </w:tc>
+        <w:tc>
+          <w:tcPr>
+            <w:tcW w:w="6857" w:type="dxa"/>
+            <w:gridSpan w:val="3"/>
+            <w:shd w:val="clear" w:color="auto" w:fill="DEEAF6" w:themeFill="accent5" w:themeFillTint="33"/>
+            <w:vAlign w:val="center"/>
+          </w:tcPr>
+          <w:p>
+            <w:pPr>
+              <w:spacing w:line="276" w:lineRule="auto"/>
+              <w:jc w:val="center"/>
+              <w:rPr>
+                <w:rFonts w:ascii="Times New Roman" w:eastAsia="標楷體" w:hAnsi="Times New Roman" w:hint="eastAsia"/>
+                <w:b/>
+                <w:bCs/>
+              </w:rPr>
+            </w:pPr>
+            <w:r>
+              <w:rPr>
+                <w:rFonts w:ascii="Times New Roman" w:eastAsia="標楷體" w:hAnsi="Times New Roman" w:hint="eastAsia"/>
+                <w:b/>
+                <w:bCs/>
+              </w:rPr>
+              <w:t>功能</w:t>
+            </w:r>
+            <w:r>
+              <w:rPr>
+                <w:rFonts w:ascii="Times New Roman" w:eastAsia="標楷體" w:hAnsi="Times New Roman" w:hint="eastAsia"/>
+                <w:b/>
+                <w:bCs/>
+              </w:rPr>
+              <w:t>1</w:t>
+            </w:r>
+            <w:r>
+              <w:rPr>
+                <w:rFonts w:ascii="Times New Roman" w:eastAsia="標楷體" w:hAnsi="Times New Roman" w:hint="eastAsia"/>
+                <w:b/>
+                <w:bCs/>
+              </w:rPr>
+              <w:t>：</w:t>
+            </w:r>
+            <w:r>
+              <w:rPr>
+                <w:rFonts w:ascii="Times New Roman" w:eastAsia="標楷體" w:hAnsi="Times New Roman" w:hint="eastAsia"/>
+                <w:b/>
+                <w:bCs/>
+              </w:rPr>
+              <w:t>編輯報告名稱</w:t>
+            </w:r>
+          </w:p>
+        </w:tc>
+      </w:tr>
+      <w:tr>
+        <w:trPr>
+          <w:trHeight w:val="429"/>
+        </w:trPr>
+        <w:tc>
+          <w:tcPr>
+            <w:tcW w:w="3347" w:type="dxa"/>
+            <w:vMerge w:val="restart"/>
+            <w:shd w:val="clear" w:color="auto" w:fill="auto"/>
+            <w:vAlign w:val="center"/>
+          </w:tcPr>
+          <w:p>
+            <w:pPr>
+              <w:spacing w:line="276" w:lineRule="auto"/>
+              <w:jc w:val="center"/>
+              <w:rPr>
+                <w:rFonts w:ascii="Times New Roman" w:eastAsia="標楷體" w:hAnsi="Times New Roman"/>
+              </w:rPr>
+            </w:pPr>
+            <w:r>
+              <w:rPr>
+                <w:rFonts w:ascii="Times New Roman" w:eastAsia="標楷體" w:hAnsi="Times New Roman"/>
+                <w:noProof/>
+              </w:rPr>
+              <w:drawing>
+                <wp:inline distT="0" distB="0" distL="0" distR="0" wp14:anchorId="312FDE4E" wp14:editId="08BF5D9C">
+                  <wp:extent cx="1913810" cy="4252912"/>
+                  <wp:effectExtent l="0" t="0" r="0" b="0"/>
+                  <wp:docPr id="25" name="圖片 25"/>
+                  <wp:cNvGraphicFramePr>
+                    <a:graphicFrameLocks xmlns:a="http://schemas.openxmlformats.org/drawingml/2006/main" noChangeAspect="1"/>
+                  </wp:cNvGraphicFramePr>
+                  <a:graphic xmlns:a="http://schemas.openxmlformats.org/drawingml/2006/main">
+                    <a:graphicData uri="http://schemas.openxmlformats.org/drawingml/2006/picture">
+                      <pic:pic xmlns:pic="http://schemas.openxmlformats.org/drawingml/2006/picture">
+                        <pic:nvPicPr>
+                          <pic:cNvPr id="0" name="Picture 5"/>
+                          <pic:cNvPicPr>
+                            <a:picLocks noChangeAspect="1" noChangeArrowheads="1"/>
+                          </pic:cNvPicPr>
+                        </pic:nvPicPr>
+                        <pic:blipFill>
+                          <a:blip r:embed="rId17" cstate="print">
+                            <a:extLst>
+                              <a:ext uri="{28A0092B-C50C-407E-A947-70E740481C1C}">
+                                <a14:useLocalDpi xmlns:a14="http://schemas.microsoft.com/office/drawing/2010/main" val="0"/>
+                              </a:ext>
+                            </a:extLst>
+                          </a:blip>
+                          <a:srcRect/>
+                          <a:stretch>
+                            <a:fillRect/>
+                          </a:stretch>
+                        </pic:blipFill>
+                        <pic:spPr bwMode="auto">
+                          <a:xfrm>
+                            <a:off x="0" y="0"/>
+                            <a:ext cx="1913810" cy="4252912"/>
+                          </a:xfrm>
+                          <a:prstGeom prst="rect">
+                            <a:avLst/>
+                          </a:prstGeom>
+                          <a:noFill/>
+                          <a:ln>
+                            <a:noFill/>
+                          </a:ln>
+                        </pic:spPr>
+                      </pic:pic>
+                    </a:graphicData>
+                  </a:graphic>
+                </wp:inline>
+              </w:drawing>
+            </w:r>
+          </w:p>
+        </w:tc>
+        <w:tc>
+          <w:tcPr>
+            <w:tcW w:w="3389" w:type="dxa"/>
+            <w:shd w:val="clear" w:color="auto" w:fill="EFF5FB"/>
+            <w:vAlign w:val="center"/>
+          </w:tcPr>
+          <w:p>
+            <w:pPr>
+              <w:spacing w:line="276" w:lineRule="auto"/>
+              <w:jc w:val="center"/>
+              <w:rPr>
+                <w:rFonts w:ascii="Times New Roman" w:eastAsia="標楷體" w:hAnsi="Times New Roman" w:hint="eastAsia"/>
+              </w:rPr>
+            </w:pPr>
+            <w:r>
+              <w:rPr>
+                <w:rFonts w:ascii="Times New Roman" w:eastAsia="標楷體" w:hAnsi="Times New Roman" w:hint="eastAsia"/>
+              </w:rPr>
+              <w:t>步驟</w:t>
+            </w:r>
+            <w:r>
+              <w:rPr>
+                <w:rFonts w:ascii="Times New Roman" w:eastAsia="標楷體" w:hAnsi="Times New Roman" w:hint="eastAsia"/>
+              </w:rPr>
+              <w:t>1</w:t>
+            </w:r>
+            <w:r>
+              <w:rPr>
+                <w:rFonts w:ascii="Times New Roman" w:eastAsia="標楷體" w:hAnsi="Times New Roman" w:hint="eastAsia"/>
+              </w:rPr>
+              <w:t>：點擊『報告名稱』</w:t>
+            </w:r>
+          </w:p>
+        </w:tc>
+        <w:tc>
+          <w:tcPr>
+            <w:tcW w:w="3468" w:type="dxa"/>
+            <w:gridSpan w:val="2"/>
+            <w:shd w:val="clear" w:color="auto" w:fill="EFF5FB"/>
+            <w:vAlign w:val="center"/>
+          </w:tcPr>
+          <w:p>
+            <w:pPr>
+              <w:spacing w:line="276" w:lineRule="auto"/>
+              <w:jc w:val="center"/>
+              <w:rPr>
+                <w:rFonts w:ascii="Times New Roman" w:eastAsia="標楷體" w:hAnsi="Times New Roman"/>
+              </w:rPr>
+            </w:pPr>
+            <w:r>
+              <w:rPr>
+                <w:rFonts w:ascii="Times New Roman" w:eastAsia="標楷體" w:hAnsi="Times New Roman" w:hint="eastAsia"/>
+              </w:rPr>
+              <w:t>步驟</w:t>
+            </w:r>
+            <w:r>
+              <w:rPr>
+                <w:rFonts w:ascii="Times New Roman" w:eastAsia="標楷體" w:hAnsi="Times New Roman" w:hint="eastAsia"/>
+              </w:rPr>
+              <w:t>2</w:t>
+            </w:r>
+            <w:r>
+              <w:rPr>
+                <w:rFonts w:ascii="Times New Roman" w:eastAsia="標楷體" w:hAnsi="Times New Roman" w:hint="eastAsia"/>
+              </w:rPr>
+              <w:t>：</w:t>
+            </w:r>
+            <w:r>
+              <w:rPr>
+                <w:rFonts w:ascii="Times New Roman" w:eastAsia="標楷體" w:hAnsi="Times New Roman" w:hint="eastAsia"/>
+              </w:rPr>
+              <w:t>輸入新的報告名稱</w:t>
+            </w:r>
+          </w:p>
+        </w:tc>
+      </w:tr>
+      <w:tr>
+        <w:trPr>
+          <w:trHeight w:val="2122"/>
+        </w:trPr>
+        <w:tc>
+          <w:tcPr>
+            <w:tcW w:w="3347" w:type="dxa"/>
+            <w:vMerge/>
+            <w:shd w:val="clear" w:color="auto" w:fill="auto"/>
+            <w:vAlign w:val="center"/>
+          </w:tcPr>
+          <w:p>
+            <w:pPr>
+              <w:spacing w:line="276" w:lineRule="auto"/>
+              <w:jc w:val="center"/>
+              <w:rPr>
+                <w:rFonts w:ascii="Times New Roman" w:eastAsia="標楷體" w:hAnsi="Times New Roman"/>
+                <w:noProof/>
+              </w:rPr>
+            </w:pPr>
+          </w:p>
+        </w:tc>
+        <w:tc>
+          <w:tcPr>
+            <w:tcW w:w="3389" w:type="dxa"/>
+            <w:shd w:val="clear" w:color="auto" w:fill="auto"/>
+            <w:vAlign w:val="center"/>
+          </w:tcPr>
+          <w:p>
+            <w:pPr>
+              <w:spacing w:line="276" w:lineRule="auto"/>
+              <w:jc w:val="center"/>
+              <w:rPr>
+                <w:rFonts w:ascii="Times New Roman" w:eastAsia="標楷體" w:hAnsi="Times New Roman"/>
+                <w:noProof/>
+              </w:rPr>
+            </w:pPr>
+            <w:r>
+              <w:rPr>
+                <w:rFonts w:ascii="Times New Roman" w:eastAsia="標楷體" w:hAnsi="Times New Roman"/>
+                <w:noProof/>
+              </w:rPr>
+              <w:drawing>
+                <wp:inline distT="0" distB="0" distL="0" distR="0" wp14:anchorId="7DE9A221" wp14:editId="06FDBC16">
+                  <wp:extent cx="1973160" cy="441960"/>
+                  <wp:effectExtent l="0" t="0" r="8255" b="0"/>
+                  <wp:docPr id="29" name="圖片 29"/>
+                  <wp:cNvGraphicFramePr>
+                    <a:graphicFrameLocks xmlns:a="http://schemas.openxmlformats.org/drawingml/2006/main" noChangeAspect="1"/>
+                  </wp:cNvGraphicFramePr>
+                  <a:graphic xmlns:a="http://schemas.openxmlformats.org/drawingml/2006/main">
+                    <a:graphicData uri="http://schemas.openxmlformats.org/drawingml/2006/picture">
+                      <pic:pic xmlns:pic="http://schemas.openxmlformats.org/drawingml/2006/picture">
+                        <pic:nvPicPr>
+                          <pic:cNvPr id="0" name="Picture 9"/>
+                          <pic:cNvPicPr>
+                            <a:picLocks noChangeAspect="1" noChangeArrowheads="1"/>
+                          </pic:cNvPicPr>
+                        </pic:nvPicPr>
+                        <pic:blipFill rotWithShape="1">
+                          <a:blip r:embed="rId18" cstate="print">
+                            <a:extLst>
+                              <a:ext uri="{28A0092B-C50C-407E-A947-70E740481C1C}">
+                                <a14:useLocalDpi xmlns:a14="http://schemas.microsoft.com/office/drawing/2010/main" val="0"/>
+                              </a:ext>
+                            </a:extLst>
+                          </a:blip>
+                          <a:srcRect t="5080" b="84841"/>
+                          <a:stretch/>
+                        </pic:blipFill>
+                        <pic:spPr bwMode="auto">
+                          <a:xfrm>
+                            <a:off x="0" y="0"/>
+                            <a:ext cx="1994360" cy="446709"/>
+                          </a:xfrm>
+                          <a:prstGeom prst="rect">
+                            <a:avLst/>
+                          </a:prstGeom>
+                          <a:noFill/>
+                          <a:ln>
+                            <a:noFill/>
+                          </a:ln>
+                          <a:extLst>
+                            <a:ext uri="{53640926-AAD7-44D8-BBD7-CCE9431645EC}">
+                              <a14:shadowObscured xmlns:a14="http://schemas.microsoft.com/office/drawing/2010/main"/>
+                            </a:ext>
+                          </a:extLst>
+                        </pic:spPr>
+                      </pic:pic>
+                    </a:graphicData>
+                  </a:graphic>
+                </wp:inline>
+              </w:drawing>
+            </w:r>
+          </w:p>
+        </w:tc>
+        <w:tc>
+          <w:tcPr>
+            <w:tcW w:w="3468" w:type="dxa"/>
+            <w:gridSpan w:val="2"/>
+            <w:shd w:val="clear" w:color="auto" w:fill="auto"/>
+            <w:vAlign w:val="center"/>
+          </w:tcPr>
+          <w:p>
+            <w:pPr>
+              <w:spacing w:line="276" w:lineRule="auto"/>
+              <w:jc w:val="center"/>
+              <w:rPr>
+                <w:rFonts w:ascii="Times New Roman" w:eastAsia="標楷體" w:hAnsi="Times New Roman"/>
+                <w:noProof/>
+              </w:rPr>
+            </w:pPr>
+            <w:r>
+              <w:rPr>
+                <w:rFonts w:ascii="Times New Roman" w:eastAsia="標楷體" w:hAnsi="Times New Roman"/>
+                <w:noProof/>
+              </w:rPr>
+              <w:drawing>
+                <wp:inline distT="0" distB="0" distL="0" distR="0" wp14:anchorId="102F9F69" wp14:editId="0E03449B">
+                  <wp:extent cx="2065020" cy="419099"/>
+                  <wp:effectExtent l="0" t="0" r="0" b="635"/>
+                  <wp:docPr id="30" name="圖片 30"/>
+                  <wp:cNvGraphicFramePr>
+                    <a:graphicFrameLocks xmlns:a="http://schemas.openxmlformats.org/drawingml/2006/main" noChangeAspect="1"/>
+                  </wp:cNvGraphicFramePr>
+                  <a:graphic xmlns:a="http://schemas.openxmlformats.org/drawingml/2006/main">
+                    <a:graphicData uri="http://schemas.openxmlformats.org/drawingml/2006/picture">
+                      <pic:pic xmlns:pic="http://schemas.openxmlformats.org/drawingml/2006/picture">
+                        <pic:nvPicPr>
+                          <pic:cNvPr id="0" name="Picture 10"/>
+                          <pic:cNvPicPr>
+                            <a:picLocks noChangeAspect="1" noChangeArrowheads="1"/>
+                          </pic:cNvPicPr>
+                        </pic:nvPicPr>
+                        <pic:blipFill rotWithShape="1">
+                          <a:blip r:embed="rId19" cstate="print">
+                            <a:extLst>
+                              <a:ext uri="{28A0092B-C50C-407E-A947-70E740481C1C}">
+                                <a14:useLocalDpi xmlns:a14="http://schemas.microsoft.com/office/drawing/2010/main" val="0"/>
+                              </a:ext>
+                            </a:extLst>
+                          </a:blip>
+                          <a:srcRect t="5155" b="85711"/>
+                          <a:stretch/>
+                        </pic:blipFill>
+                        <pic:spPr bwMode="auto">
+                          <a:xfrm>
+                            <a:off x="0" y="0"/>
+                            <a:ext cx="2079190" cy="421975"/>
+                          </a:xfrm>
+                          <a:prstGeom prst="rect">
+                            <a:avLst/>
+                          </a:prstGeom>
+                          <a:noFill/>
+                          <a:ln>
+                            <a:noFill/>
+                          </a:ln>
+                          <a:extLst>
+                            <a:ext uri="{53640926-AAD7-44D8-BBD7-CCE9431645EC}">
+                              <a14:shadowObscured xmlns:a14="http://schemas.microsoft.com/office/drawing/2010/main"/>
+                            </a:ext>
+                          </a:extLst>
+                        </pic:spPr>
+                      </pic:pic>
+                    </a:graphicData>
+                  </a:graphic>
+                </wp:inline>
+              </w:drawing>
+            </w:r>
+          </w:p>
+        </w:tc>
+      </w:tr>
+      <w:tr>
+        <w:trPr>
+          <w:trHeight w:val="415"/>
+        </w:trPr>
+        <w:tc>
+          <w:tcPr>
+            <w:tcW w:w="3347" w:type="dxa"/>
+            <w:vMerge/>
+            <w:shd w:val="clear" w:color="auto" w:fill="auto"/>
+            <w:vAlign w:val="center"/>
+          </w:tcPr>
+          <w:p>
+            <w:pPr>
+              <w:spacing w:line="276" w:lineRule="auto"/>
+              <w:jc w:val="center"/>
+              <w:rPr>
+                <w:rFonts w:ascii="Times New Roman" w:eastAsia="標楷體" w:hAnsi="Times New Roman"/>
+                <w:noProof/>
+              </w:rPr>
+            </w:pPr>
+          </w:p>
+        </w:tc>
+        <w:tc>
+          <w:tcPr>
+            <w:tcW w:w="6857" w:type="dxa"/>
+            <w:gridSpan w:val="3"/>
+            <w:shd w:val="clear" w:color="auto" w:fill="auto"/>
+            <w:vAlign w:val="center"/>
+          </w:tcPr>
+          <w:p>
+            <w:pPr>
+              <w:spacing w:line="276" w:lineRule="auto"/>
+              <w:jc w:val="both"/>
+              <w:rPr>
+                <w:rFonts w:ascii="Times New Roman" w:eastAsia="標楷體" w:hAnsi="Times New Roman" w:hint="eastAsia"/>
+              </w:rPr>
+            </w:pPr>
+            <w:r>
+              <w:rPr>
+                <w:rFonts w:ascii="Times New Roman" w:eastAsia="標楷體" w:hAnsi="Times New Roman" w:hint="eastAsia"/>
+              </w:rPr>
+              <w:t>透過編輯報告名稱，以提升後續傷口管理的方便性。</w:t>
+            </w:r>
+          </w:p>
+        </w:tc>
+      </w:tr>
+      <w:tr>
+        <w:trPr>
+          <w:trHeight w:val="367"/>
+        </w:trPr>
+        <w:tc>
+          <w:tcPr>
+            <w:tcW w:w="3347" w:type="dxa"/>
+            <w:vMerge/>
+            <w:shd w:val="clear" w:color="auto" w:fill="auto"/>
+            <w:vAlign w:val="center"/>
+          </w:tcPr>
+          <w:p>
+            <w:pPr>
+              <w:spacing w:line="276" w:lineRule="auto"/>
+              <w:jc w:val="center"/>
+              <w:rPr>
+                <w:rFonts w:ascii="Times New Roman" w:eastAsia="標楷體" w:hAnsi="Times New Roman"/>
+                <w:noProof/>
+              </w:rPr>
+            </w:pPr>
+          </w:p>
+        </w:tc>
+        <w:tc>
+          <w:tcPr>
+            <w:tcW w:w="6857" w:type="dxa"/>
+            <w:gridSpan w:val="3"/>
+            <w:shd w:val="clear" w:color="auto" w:fill="DEEAF6" w:themeFill="accent5" w:themeFillTint="33"/>
+            <w:vAlign w:val="center"/>
+          </w:tcPr>
+          <w:p>
+            <w:pPr>
+              <w:spacing w:line="276" w:lineRule="auto"/>
+              <w:jc w:val="center"/>
+              <w:rPr>
+                <w:rFonts w:ascii="Times New Roman" w:eastAsia="標楷體" w:hAnsi="Times New Roman"/>
+                <w:b/>
+                <w:bCs/>
+              </w:rPr>
+            </w:pPr>
+            <w:r>
+              <w:rPr>
+                <w:rFonts w:ascii="Times New Roman" w:eastAsia="標楷體" w:hAnsi="Times New Roman" w:hint="eastAsia"/>
+                <w:b/>
+                <w:bCs/>
+              </w:rPr>
+              <w:t>功能</w:t>
+            </w:r>
+            <w:r>
+              <w:rPr>
+                <w:rFonts w:ascii="Times New Roman" w:eastAsia="標楷體" w:hAnsi="Times New Roman" w:hint="eastAsia"/>
+                <w:b/>
+                <w:bCs/>
+              </w:rPr>
+              <w:t>2</w:t>
+            </w:r>
+            <w:r>
+              <w:rPr>
+                <w:rFonts w:ascii="Times New Roman" w:eastAsia="標楷體" w:hAnsi="Times New Roman" w:hint="eastAsia"/>
+                <w:b/>
+                <w:bCs/>
+              </w:rPr>
+              <w:t>：開啟護理提醒</w:t>
+            </w:r>
+          </w:p>
+        </w:tc>
+      </w:tr>
+      <w:tr>
+        <w:trPr>
+          <w:trHeight w:val="399"/>
+        </w:trPr>
+        <w:tc>
+          <w:tcPr>
+            <w:tcW w:w="3347" w:type="dxa"/>
+            <w:vMerge/>
+            <w:shd w:val="clear" w:color="auto" w:fill="auto"/>
+            <w:vAlign w:val="center"/>
+          </w:tcPr>
+          <w:p>
+            <w:pPr>
+              <w:spacing w:line="276" w:lineRule="auto"/>
+              <w:jc w:val="center"/>
+              <w:rPr>
+                <w:rFonts w:ascii="Times New Roman" w:eastAsia="標楷體" w:hAnsi="Times New Roman"/>
+                <w:noProof/>
+              </w:rPr>
+            </w:pPr>
+          </w:p>
+        </w:tc>
+        <w:tc>
+          <w:tcPr>
+            <w:tcW w:w="3389" w:type="dxa"/>
+            <w:tcBorders>
+              <w:bottom w:val="single" w:sz="4" w:space="0" w:color="auto"/>
+            </w:tcBorders>
+            <w:shd w:val="clear" w:color="auto" w:fill="EFF5FB"/>
+            <w:vAlign w:val="center"/>
+          </w:tcPr>
+          <w:p>
+            <w:pPr>
+              <w:spacing w:line="276" w:lineRule="auto"/>
+              <w:jc w:val="center"/>
+              <w:rPr>
+                <w:rFonts w:ascii="Times New Roman" w:eastAsia="標楷體" w:hAnsi="Times New Roman" w:hint="eastAsia"/>
+              </w:rPr>
+            </w:pPr>
+            <w:r>
+              <w:rPr>
+                <w:rFonts w:ascii="Times New Roman" w:eastAsia="標楷體" w:hAnsi="Times New Roman" w:hint="eastAsia"/>
+              </w:rPr>
+              <w:t>步驟</w:t>
+            </w:r>
+            <w:r>
+              <w:rPr>
+                <w:rFonts w:ascii="Times New Roman" w:eastAsia="標楷體" w:hAnsi="Times New Roman" w:hint="eastAsia"/>
+              </w:rPr>
+              <w:t>1</w:t>
+            </w:r>
+            <w:r>
+              <w:rPr>
+                <w:rFonts w:ascii="Times New Roman" w:eastAsia="標楷體" w:hAnsi="Times New Roman" w:hint="eastAsia"/>
+              </w:rPr>
+              <w:t>：點擊『</w:t>
+            </w:r>
+            <w:r>
+              <w:rPr>
+                <w:rFonts w:ascii="Times New Roman" w:eastAsia="標楷體" w:hAnsi="Times New Roman" w:hint="eastAsia"/>
+              </w:rPr>
+              <w:t>小鈴鐺</w:t>
+            </w:r>
+            <w:r>
+              <w:rPr>
+                <w:rFonts w:ascii="Times New Roman" w:eastAsia="標楷體" w:hAnsi="Times New Roman" w:hint="eastAsia"/>
+              </w:rPr>
+              <w:t>』</w:t>
+            </w:r>
+          </w:p>
+        </w:tc>
+        <w:tc>
+          <w:tcPr>
+            <w:tcW w:w="3468" w:type="dxa"/>
+            <w:gridSpan w:val="2"/>
+            <w:shd w:val="clear" w:color="auto" w:fill="EFF5FB"/>
+            <w:vAlign w:val="center"/>
+          </w:tcPr>
+          <w:p>
+            <w:pPr>
+              <w:spacing w:line="276" w:lineRule="auto"/>
+              <w:jc w:val="center"/>
+              <w:rPr>
+                <w:rFonts w:ascii="Times New Roman" w:eastAsia="標楷體" w:hAnsi="Times New Roman"/>
+              </w:rPr>
+            </w:pPr>
+            <w:r>
+              <w:rPr>
+                <w:rFonts w:ascii="Times New Roman" w:eastAsia="標楷體" w:hAnsi="Times New Roman" w:hint="eastAsia"/>
+              </w:rPr>
+              <w:t>步驟</w:t>
+            </w:r>
+            <w:r>
+              <w:rPr>
+                <w:rFonts w:ascii="Times New Roman" w:eastAsia="標楷體" w:hAnsi="Times New Roman" w:hint="eastAsia"/>
+              </w:rPr>
+              <w:t>2</w:t>
+            </w:r>
+            <w:r>
+              <w:rPr>
+                <w:rFonts w:ascii="Times New Roman" w:eastAsia="標楷體" w:hAnsi="Times New Roman" w:hint="eastAsia"/>
+              </w:rPr>
+              <w:t>：選擇欲提醒時間</w:t>
+            </w:r>
+          </w:p>
+        </w:tc>
+      </w:tr>
+      <w:tr>
+        <w:trPr>
+          <w:trHeight w:val="1620"/>
+        </w:trPr>
+        <w:tc>
+          <w:tcPr>
+            <w:tcW w:w="3347" w:type="dxa"/>
+            <w:vMerge/>
+            <w:shd w:val="clear" w:color="auto" w:fill="auto"/>
+            <w:vAlign w:val="center"/>
+          </w:tcPr>
+          <w:p>
+            <w:pPr>
+              <w:spacing w:line="276" w:lineRule="auto"/>
+              <w:jc w:val="center"/>
+              <w:rPr>
+                <w:rFonts w:ascii="Times New Roman" w:eastAsia="標楷體" w:hAnsi="Times New Roman"/>
+                <w:noProof/>
+              </w:rPr>
+            </w:pPr>
+          </w:p>
+        </w:tc>
+        <w:tc>
+          <w:tcPr>
+            <w:tcW w:w="3389" w:type="dxa"/>
+            <w:tcBorders>
+              <w:bottom w:val="nil"/>
+            </w:tcBorders>
+            <w:shd w:val="clear" w:color="auto" w:fill="auto"/>
+            <w:vAlign w:val="center"/>
+          </w:tcPr>
+          <w:p>
+            <w:pPr>
+              <w:spacing w:line="276" w:lineRule="auto"/>
+              <w:jc w:val="center"/>
+              <w:rPr>
+                <w:rFonts w:ascii="Times New Roman" w:eastAsia="標楷體" w:hAnsi="Times New Roman"/>
+              </w:rPr>
+            </w:pPr>
+            <w:r>
+              <w:rPr>
+                <w:rFonts w:ascii="Times New Roman" w:eastAsia="標楷體" w:hAnsi="Times New Roman"/>
+                <w:noProof/>
+              </w:rPr>
+              <w:drawing>
+                <wp:inline distT="0" distB="0" distL="0" distR="0" wp14:anchorId="52919442" wp14:editId="0F4A06DD">
+                  <wp:extent cx="1988742" cy="289560"/>
+                  <wp:effectExtent l="0" t="0" r="0" b="0"/>
+                  <wp:docPr id="33" name="圖片 33"/>
+                  <wp:cNvGraphicFramePr>
+                    <a:graphicFrameLocks xmlns:a="http://schemas.openxmlformats.org/drawingml/2006/main" noChangeAspect="1"/>
+                  </wp:cNvGraphicFramePr>
+                  <a:graphic xmlns:a="http://schemas.openxmlformats.org/drawingml/2006/main">
+                    <a:graphicData uri="http://schemas.openxmlformats.org/drawingml/2006/picture">
+                      <pic:pic xmlns:pic="http://schemas.openxmlformats.org/drawingml/2006/picture">
+                        <pic:nvPicPr>
+                          <pic:cNvPr id="0" name="Picture 11"/>
+                          <pic:cNvPicPr>
+                            <a:picLocks noChangeAspect="1" noChangeArrowheads="1"/>
+                          </pic:cNvPicPr>
+                        </pic:nvPicPr>
+                        <pic:blipFill rotWithShape="1">
+                          <a:blip r:embed="rId20" cstate="print">
+                            <a:extLst>
+                              <a:ext uri="{28A0092B-C50C-407E-A947-70E740481C1C}">
+                                <a14:useLocalDpi xmlns:a14="http://schemas.microsoft.com/office/drawing/2010/main" val="0"/>
+                              </a:ext>
+                            </a:extLst>
+                          </a:blip>
+                          <a:srcRect l="-528" t="36672" r="-3" b="56741"/>
+                          <a:stretch/>
+                        </pic:blipFill>
+                        <pic:spPr bwMode="auto">
+                          <a:xfrm>
+                            <a:off x="0" y="0"/>
+                            <a:ext cx="2006398" cy="292131"/>
+                          </a:xfrm>
+                          <a:prstGeom prst="rect">
+                            <a:avLst/>
+                          </a:prstGeom>
+                          <a:noFill/>
+                          <a:ln>
+                            <a:noFill/>
+                          </a:ln>
+                          <a:extLst>
+                            <a:ext uri="{53640926-AAD7-44D8-BBD7-CCE9431645EC}">
+                              <a14:shadowObscured xmlns:a14="http://schemas.microsoft.com/office/drawing/2010/main"/>
+                            </a:ext>
+                          </a:extLst>
+                        </pic:spPr>
+                      </pic:pic>
+                    </a:graphicData>
+                  </a:graphic>
+                </wp:inline>
+              </w:drawing>
+            </w:r>
+          </w:p>
+        </w:tc>
+        <w:tc>
+          <w:tcPr>
+            <w:tcW w:w="3468" w:type="dxa"/>
+            <w:gridSpan w:val="2"/>
+            <w:vMerge w:val="restart"/>
+            <w:shd w:val="clear" w:color="auto" w:fill="auto"/>
+            <w:vAlign w:val="center"/>
+          </w:tcPr>
+          <w:p>
+            <w:pPr>
+              <w:spacing w:line="276" w:lineRule="auto"/>
+              <w:jc w:val="center"/>
+              <w:rPr>
+                <w:rFonts w:ascii="Times New Roman" w:eastAsia="標楷體" w:hAnsi="Times New Roman"/>
+              </w:rPr>
+            </w:pPr>
+            <w:r>
+              <w:rPr>
+                <w:rFonts w:ascii="Times New Roman" w:eastAsia="標楷體" w:hAnsi="Times New Roman"/>
+                <w:noProof/>
+              </w:rPr>
+              <w:drawing>
+                <wp:inline distT="0" distB="0" distL="0" distR="0" wp14:anchorId="4A285436" wp14:editId="6EE31BBF">
+                  <wp:extent cx="1567800" cy="1964267"/>
+                  <wp:effectExtent l="0" t="0" r="0" b="0"/>
+                  <wp:docPr id="32" name="圖片 32"/>
+                  <wp:cNvGraphicFramePr>
+                    <a:graphicFrameLocks xmlns:a="http://schemas.openxmlformats.org/drawingml/2006/main" noChangeAspect="1"/>
+                  </wp:cNvGraphicFramePr>
+                  <a:graphic xmlns:a="http://schemas.openxmlformats.org/drawingml/2006/main">
+                    <a:graphicData uri="http://schemas.openxmlformats.org/drawingml/2006/picture">
+                      <pic:pic xmlns:pic="http://schemas.openxmlformats.org/drawingml/2006/picture">
+                        <pic:nvPicPr>
+                          <pic:cNvPr id="0" name="Picture 12"/>
+                          <pic:cNvPicPr>
+                            <a:picLocks noChangeAspect="1" noChangeArrowheads="1"/>
+                          </pic:cNvPicPr>
+                        </pic:nvPicPr>
+                        <pic:blipFill rotWithShape="1">
+                          <a:blip r:embed="rId21" cstate="print">
+                            <a:extLst>
+                              <a:ext uri="{28A0092B-C50C-407E-A947-70E740481C1C}">
+                                <a14:useLocalDpi xmlns:a14="http://schemas.microsoft.com/office/drawing/2010/main" val="0"/>
+                              </a:ext>
+                            </a:extLst>
+                          </a:blip>
+                          <a:srcRect l="11370" t="30091" r="11399" b="26372"/>
+                          <a:stretch/>
+                        </pic:blipFill>
+                        <pic:spPr bwMode="auto">
+                          <a:xfrm>
+                            <a:off x="0" y="0"/>
+                            <a:ext cx="1609650" cy="2016700"/>
+                          </a:xfrm>
+                          <a:prstGeom prst="rect">
+                            <a:avLst/>
+                          </a:prstGeom>
+                          <a:noFill/>
+                          <a:ln>
+                            <a:noFill/>
+                          </a:ln>
+                          <a:extLst>
+                            <a:ext uri="{53640926-AAD7-44D8-BBD7-CCE9431645EC}">
+                              <a14:shadowObscured xmlns:a14="http://schemas.microsoft.com/office/drawing/2010/main"/>
+                            </a:ext>
+                          </a:extLst>
+                        </pic:spPr>
+                      </pic:pic>
+                    </a:graphicData>
+                  </a:graphic>
+                </wp:inline>
+              </w:drawing>
+            </w:r>
+          </w:p>
+        </w:tc>
+      </w:tr>
+      <w:tr>
+        <w:trPr>
+          <w:trHeight w:val="1620"/>
+        </w:trPr>
+        <w:tc>
+          <w:tcPr>
+            <w:tcW w:w="3347" w:type="dxa"/>
+            <w:vMerge/>
+            <w:shd w:val="clear" w:color="auto" w:fill="auto"/>
+            <w:vAlign w:val="center"/>
+          </w:tcPr>
+          <w:p>
+            <w:pPr>
+              <w:spacing w:line="276" w:lineRule="auto"/>
+              <w:jc w:val="center"/>
+              <w:rPr>
+                <w:rFonts w:ascii="Times New Roman" w:eastAsia="標楷體" w:hAnsi="Times New Roman"/>
+                <w:noProof/>
+              </w:rPr>
+            </w:pPr>
+          </w:p>
+        </w:tc>
+        <w:tc>
+          <w:tcPr>
+            <w:tcW w:w="3389" w:type="dxa"/>
+            <w:tcBorders>
+              <w:top w:val="nil"/>
+            </w:tcBorders>
+            <w:shd w:val="clear" w:color="auto" w:fill="auto"/>
+            <w:vAlign w:val="center"/>
+          </w:tcPr>
+          <w:p>
+            <w:pPr>
+              <w:spacing w:line="276" w:lineRule="auto"/>
+              <w:jc w:val="center"/>
+              <w:rPr>
+                <w:rFonts w:ascii="Times New Roman" w:eastAsia="標楷體" w:hAnsi="Times New Roman"/>
+                <w:noProof/>
+              </w:rPr>
+            </w:pPr>
+            <w:r>
+              <w:rPr>
+                <w:rFonts w:ascii="Times New Roman" w:eastAsia="標楷體" w:hAnsi="Times New Roman"/>
+                <w:noProof/>
+              </w:rPr>
+              <w:drawing>
+                <wp:inline distT="0" distB="0" distL="0" distR="0" wp14:anchorId="2F008D8D" wp14:editId="4343284C">
+                  <wp:extent cx="557940" cy="609600"/>
+                  <wp:effectExtent l="0" t="0" r="0" b="0"/>
+                  <wp:docPr id="31" name="圖片 31"/>
+                  <wp:cNvGraphicFramePr>
+                    <a:graphicFrameLocks xmlns:a="http://schemas.openxmlformats.org/drawingml/2006/main" noChangeAspect="1"/>
+                  </wp:cNvGraphicFramePr>
+                  <a:graphic xmlns:a="http://schemas.openxmlformats.org/drawingml/2006/main">
+                    <a:graphicData uri="http://schemas.openxmlformats.org/drawingml/2006/picture">
+                      <pic:pic xmlns:pic="http://schemas.openxmlformats.org/drawingml/2006/picture">
+                        <pic:nvPicPr>
+                          <pic:cNvPr id="0" name="Picture 11"/>
+                          <pic:cNvPicPr>
+                            <a:picLocks noChangeAspect="1" noChangeArrowheads="1"/>
+                          </pic:cNvPicPr>
+                        </pic:nvPicPr>
+                        <pic:blipFill rotWithShape="1">
+                          <a:blip r:embed="rId20" cstate="print">
+                            <a:extLst>
+                              <a:ext uri="{28A0092B-C50C-407E-A947-70E740481C1C}">
+                                <a14:useLocalDpi xmlns:a14="http://schemas.microsoft.com/office/drawing/2010/main" val="0"/>
+                              </a:ext>
+                            </a:extLst>
+                          </a:blip>
+                          <a:srcRect l="85009" t="37541" r="5516" b="57801"/>
+                          <a:stretch/>
+                        </pic:blipFill>
+                        <pic:spPr bwMode="auto">
+                          <a:xfrm>
+                            <a:off x="0" y="0"/>
+                            <a:ext cx="576737" cy="630137"/>
+                          </a:xfrm>
+                          <a:prstGeom prst="rect">
+                            <a:avLst/>
+                          </a:prstGeom>
+                          <a:noFill/>
+                          <a:ln>
+                            <a:noFill/>
+                          </a:ln>
+                          <a:extLst>
+                            <a:ext uri="{53640926-AAD7-44D8-BBD7-CCE9431645EC}">
+                              <a14:shadowObscured xmlns:a14="http://schemas.microsoft.com/office/drawing/2010/main"/>
+                            </a:ext>
+                          </a:extLst>
+                        </pic:spPr>
+                      </pic:pic>
+                    </a:graphicData>
+                  </a:graphic>
+                </wp:inline>
+              </w:drawing>
+            </w:r>
+          </w:p>
+        </w:tc>
+        <w:tc>
+          <w:tcPr>
+            <w:tcW w:w="3468" w:type="dxa"/>
+            <w:gridSpan w:val="2"/>
+            <w:vMerge/>
+            <w:shd w:val="clear" w:color="auto" w:fill="auto"/>
+            <w:vAlign w:val="center"/>
+          </w:tcPr>
+          <w:p>
+            <w:pPr>
+              <w:spacing w:line="276" w:lineRule="auto"/>
+              <w:jc w:val="center"/>
+              <w:rPr>
+                <w:rFonts w:ascii="Times New Roman" w:eastAsia="標楷體" w:hAnsi="Times New Roman"/>
+                <w:noProof/>
+              </w:rPr>
+            </w:pPr>
+          </w:p>
+        </w:tc>
+      </w:tr>
+      <w:tr>
+        <w:trPr>
+          <w:trHeight w:val="97"/>
+        </w:trPr>
+        <w:tc>
+          <w:tcPr>
+            <w:tcW w:w="3347" w:type="dxa"/>
+            <w:vMerge/>
+            <w:shd w:val="clear" w:color="auto" w:fill="auto"/>
+            <w:vAlign w:val="center"/>
+          </w:tcPr>
+          <w:p>
+            <w:pPr>
+              <w:spacing w:line="276" w:lineRule="auto"/>
+              <w:jc w:val="center"/>
+              <w:rPr>
+                <w:rFonts w:ascii="Times New Roman" w:eastAsia="標楷體" w:hAnsi="Times New Roman"/>
+                <w:noProof/>
+              </w:rPr>
+            </w:pPr>
+          </w:p>
+        </w:tc>
+        <w:tc>
+          <w:tcPr>
+            <w:tcW w:w="6857" w:type="dxa"/>
+            <w:gridSpan w:val="3"/>
+            <w:shd w:val="clear" w:color="auto" w:fill="auto"/>
+            <w:vAlign w:val="center"/>
+          </w:tcPr>
+          <w:p>
+            <w:pPr>
+              <w:spacing w:line="276" w:lineRule="auto"/>
+              <w:jc w:val="both"/>
+              <w:rPr>
+                <w:rFonts w:ascii="Times New Roman" w:eastAsia="標楷體" w:hAnsi="Times New Roman" w:hint="eastAsia"/>
+              </w:rPr>
+            </w:pPr>
+            <w:r>
+              <w:rPr>
+                <w:rFonts w:ascii="Times New Roman" w:eastAsia="標楷體" w:hAnsi="Times New Roman" w:hint="eastAsia"/>
+              </w:rPr>
+              <w:t>開啟護理提醒，避免用戶忘記換藥。</w:t>
+            </w:r>
+          </w:p>
+        </w:tc>
+      </w:tr>
+      <w:tr>
+        <w:trPr>
+          <w:trHeight w:val="382"/>
+        </w:trPr>
+        <w:tc>
+          <w:tcPr>
+            <w:tcW w:w="3347" w:type="dxa"/>
+            <w:vMerge/>
+            <w:shd w:val="clear" w:color="auto" w:fill="auto"/>
+            <w:vAlign w:val="center"/>
+          </w:tcPr>
+          <w:p>
+            <w:pPr>
+              <w:spacing w:line="276" w:lineRule="auto"/>
+              <w:jc w:val="center"/>
+              <w:rPr>
+                <w:rFonts w:ascii="Times New Roman" w:eastAsia="標楷體" w:hAnsi="Times New Roman"/>
+                <w:noProof/>
+              </w:rPr>
+            </w:pPr>
+          </w:p>
+        </w:tc>
+        <w:tc>
+          <w:tcPr>
+            <w:tcW w:w="3428" w:type="dxa"/>
+            <w:gridSpan w:val="2"/>
+            <w:shd w:val="clear" w:color="auto" w:fill="DEEAF6" w:themeFill="accent5" w:themeFillTint="33"/>
+            <w:vAlign w:val="center"/>
+          </w:tcPr>
+          <w:p>
+            <w:pPr>
+              <w:spacing w:line="276" w:lineRule="auto"/>
+              <w:jc w:val="center"/>
+              <w:rPr>
+                <w:rFonts w:ascii="Times New Roman" w:eastAsia="標楷體" w:hAnsi="Times New Roman" w:hint="eastAsia"/>
+              </w:rPr>
+            </w:pPr>
+            <w:r>
+              <w:rPr>
+                <w:rFonts w:ascii="Times New Roman" w:eastAsia="標楷體" w:hAnsi="Times New Roman" w:hint="eastAsia"/>
+                <w:b/>
+                <w:bCs/>
+              </w:rPr>
+              <w:t>功能</w:t>
+            </w:r>
+            <w:r>
+              <w:rPr>
+                <w:rFonts w:ascii="Times New Roman" w:eastAsia="標楷體" w:hAnsi="Times New Roman" w:hint="eastAsia"/>
+                <w:b/>
+                <w:bCs/>
+              </w:rPr>
+              <w:t>3</w:t>
+            </w:r>
+            <w:r>
+              <w:rPr>
+                <w:rFonts w:ascii="Times New Roman" w:eastAsia="標楷體" w:hAnsi="Times New Roman" w:hint="eastAsia"/>
+                <w:b/>
+                <w:bCs/>
+              </w:rPr>
+              <w:t>：</w:t>
+            </w:r>
+            <w:r>
+              <w:rPr>
+                <w:rFonts w:ascii="Times New Roman" w:eastAsia="標楷體" w:hAnsi="Times New Roman" w:hint="eastAsia"/>
+                <w:b/>
+                <w:bCs/>
+              </w:rPr>
+              <w:t>護理</w:t>
+            </w:r>
+            <w:r>
+              <w:rPr>
+                <w:rFonts w:ascii="Times New Roman" w:eastAsia="標楷體" w:hAnsi="Times New Roman" w:hint="eastAsia"/>
+                <w:b/>
+                <w:bCs/>
+              </w:rPr>
+              <w:t>步驟</w:t>
+            </w:r>
+            <w:r>
+              <w:rPr>
+                <w:rFonts w:ascii="Times New Roman" w:eastAsia="標楷體" w:hAnsi="Times New Roman" w:hint="eastAsia"/>
+                <w:b/>
+                <w:bCs/>
+              </w:rPr>
+              <w:t>（文字）</w:t>
+            </w:r>
+          </w:p>
+        </w:tc>
+        <w:tc>
+          <w:tcPr>
+            <w:tcW w:w="3429" w:type="dxa"/>
+            <w:shd w:val="clear" w:color="auto" w:fill="DEEAF6" w:themeFill="accent5" w:themeFillTint="33"/>
+            <w:vAlign w:val="center"/>
+          </w:tcPr>
+          <w:p>
+            <w:pPr>
+              <w:spacing w:line="276" w:lineRule="auto"/>
+              <w:jc w:val="center"/>
+              <w:rPr>
+                <w:rFonts w:ascii="Times New Roman" w:eastAsia="標楷體" w:hAnsi="Times New Roman" w:hint="eastAsia"/>
+              </w:rPr>
+            </w:pPr>
+            <w:r>
+              <w:rPr>
+                <w:rFonts w:ascii="Times New Roman" w:eastAsia="標楷體" w:hAnsi="Times New Roman" w:hint="eastAsia"/>
+                <w:b/>
+                <w:bCs/>
+              </w:rPr>
+              <w:t>功能</w:t>
+            </w:r>
+            <w:r>
+              <w:rPr>
+                <w:rFonts w:ascii="Times New Roman" w:eastAsia="標楷體" w:hAnsi="Times New Roman" w:hint="eastAsia"/>
+                <w:b/>
+                <w:bCs/>
+              </w:rPr>
+              <w:t>4</w:t>
+            </w:r>
+            <w:r>
+              <w:rPr>
+                <w:rFonts w:ascii="Times New Roman" w:eastAsia="標楷體" w:hAnsi="Times New Roman" w:hint="eastAsia"/>
+                <w:b/>
+                <w:bCs/>
+              </w:rPr>
+              <w:t>：</w:t>
+            </w:r>
+            <w:r>
+              <w:rPr>
+                <w:rFonts w:ascii="Times New Roman" w:eastAsia="標楷體" w:hAnsi="Times New Roman" w:hint="eastAsia"/>
+                <w:b/>
+                <w:bCs/>
+              </w:rPr>
+              <w:t>護理</w:t>
+            </w:r>
+            <w:r>
+              <w:rPr>
+                <w:rFonts w:ascii="Times New Roman" w:eastAsia="標楷體" w:hAnsi="Times New Roman" w:hint="eastAsia"/>
+                <w:b/>
+                <w:bCs/>
+              </w:rPr>
+              <w:t>步驟</w:t>
+            </w:r>
+            <w:r>
+              <w:rPr>
+                <w:rFonts w:ascii="Times New Roman" w:eastAsia="標楷體" w:hAnsi="Times New Roman" w:hint="eastAsia"/>
+                <w:b/>
+                <w:bCs/>
+              </w:rPr>
+              <w:t>（圖片）</w:t>
+            </w:r>
+          </w:p>
+        </w:tc>
+      </w:tr>
+      <w:tr>
+        <w:trPr>
+          <w:trHeight w:val="3397"/>
+        </w:trPr>
+        <w:tc>
+          <w:tcPr>
+            <w:tcW w:w="3347" w:type="dxa"/>
+            <w:vMerge/>
+            <w:shd w:val="clear" w:color="auto" w:fill="auto"/>
+            <w:vAlign w:val="center"/>
+          </w:tcPr>
+          <w:p>
+            <w:pPr>
+              <w:spacing w:line="276" w:lineRule="auto"/>
+              <w:jc w:val="center"/>
+              <w:rPr>
+                <w:rFonts w:ascii="Times New Roman" w:eastAsia="標楷體" w:hAnsi="Times New Roman"/>
+                <w:noProof/>
+              </w:rPr>
+            </w:pPr>
+          </w:p>
+        </w:tc>
+        <w:tc>
+          <w:tcPr>
+            <w:tcW w:w="3428" w:type="dxa"/>
+            <w:gridSpan w:val="2"/>
+            <w:shd w:val="clear" w:color="auto" w:fill="auto"/>
+            <w:vAlign w:val="center"/>
+          </w:tcPr>
+          <w:p>
+            <w:pPr>
+              <w:spacing w:line="276" w:lineRule="auto"/>
+              <w:jc w:val="center"/>
+              <w:rPr>
+                <w:rFonts w:ascii="Times New Roman" w:eastAsia="標楷體" w:hAnsi="Times New Roman" w:hint="eastAsia"/>
+              </w:rPr>
+            </w:pPr>
+            <w:r>
+              <w:rPr>
+                <w:rFonts w:ascii="Times New Roman" w:eastAsia="標楷體" w:hAnsi="Times New Roman" w:hint="eastAsia"/>
+                <w:noProof/>
+              </w:rPr>
+              <w:drawing>
+                <wp:inline distT="0" distB="0" distL="0" distR="0" wp14:anchorId="01A6501E" wp14:editId="1DE7481B">
+                  <wp:extent cx="1783080" cy="2562697"/>
+                  <wp:effectExtent l="0" t="0" r="7620" b="9525"/>
+                  <wp:docPr id="37" name="圖片 37"/>
+                  <wp:cNvGraphicFramePr>
+                    <a:graphicFrameLocks xmlns:a="http://schemas.openxmlformats.org/drawingml/2006/main" noChangeAspect="1"/>
+                  </wp:cNvGraphicFramePr>
+                  <a:graphic xmlns:a="http://schemas.openxmlformats.org/drawingml/2006/main">
+                    <a:graphicData uri="http://schemas.openxmlformats.org/drawingml/2006/picture">
+                      <pic:pic xmlns:pic="http://schemas.openxmlformats.org/drawingml/2006/picture">
+                        <pic:nvPicPr>
+                          <pic:cNvPr id="0" name="Picture 15"/>
+                          <pic:cNvPicPr>
+                            <a:picLocks noChangeAspect="1" noChangeArrowheads="1"/>
+                          </pic:cNvPicPr>
+                        </pic:nvPicPr>
+                        <pic:blipFill rotWithShape="1">
+                          <a:blip r:embed="rId22" cstate="print">
+                            <a:extLst>
+                              <a:ext uri="{28A0092B-C50C-407E-A947-70E740481C1C}">
+                                <a14:useLocalDpi xmlns:a14="http://schemas.microsoft.com/office/drawing/2010/main" val="0"/>
+                              </a:ext>
+                            </a:extLst>
+                          </a:blip>
+                          <a:srcRect t="25970" b="9355"/>
+                          <a:stretch/>
+                        </pic:blipFill>
+                        <pic:spPr bwMode="auto">
+                          <a:xfrm>
+                            <a:off x="0" y="0"/>
+                            <a:ext cx="1783080" cy="2562697"/>
+                          </a:xfrm>
+                          <a:prstGeom prst="rect">
+                            <a:avLst/>
+                          </a:prstGeom>
+                          <a:noFill/>
+                          <a:ln>
+                            <a:noFill/>
+                          </a:ln>
+                          <a:extLst>
+                            <a:ext uri="{53640926-AAD7-44D8-BBD7-CCE9431645EC}">
+                              <a14:shadowObscured xmlns:a14="http://schemas.microsoft.com/office/drawing/2010/main"/>
+                            </a:ext>
+                          </a:extLst>
+                        </pic:spPr>
+                      </pic:pic>
+                    </a:graphicData>
+                  </a:graphic>
+                </wp:inline>
+              </w:drawing>
+            </w:r>
+          </w:p>
+        </w:tc>
+        <w:tc>
+          <w:tcPr>
+            <w:tcW w:w="3429" w:type="dxa"/>
+            <w:shd w:val="clear" w:color="auto" w:fill="auto"/>
+            <w:vAlign w:val="center"/>
+          </w:tcPr>
+          <w:p>
+            <w:pPr>
+              <w:spacing w:line="276" w:lineRule="auto"/>
+              <w:jc w:val="center"/>
+              <w:rPr>
+                <w:rFonts w:ascii="Times New Roman" w:eastAsia="標楷體" w:hAnsi="Times New Roman" w:hint="eastAsia"/>
+              </w:rPr>
+            </w:pPr>
+          </w:p>
+        </w:tc>
+      </w:tr>
+      <w:tr>
+        <w:trPr>
+          <w:trHeight w:val="1185"/>
+        </w:trPr>
+        <w:tc>
+          <w:tcPr>
+            <w:tcW w:w="3347" w:type="dxa"/>
+            <w:vMerge/>
+            <w:shd w:val="clear" w:color="auto" w:fill="auto"/>
+            <w:vAlign w:val="center"/>
+          </w:tcPr>
+          <w:p>
+            <w:pPr>
+              <w:spacing w:line="276" w:lineRule="auto"/>
+              <w:jc w:val="center"/>
+              <w:rPr>
+                <w:rFonts w:ascii="Times New Roman" w:eastAsia="標楷體" w:hAnsi="Times New Roman"/>
+                <w:noProof/>
+              </w:rPr>
+            </w:pPr>
+          </w:p>
+        </w:tc>
+        <w:tc>
+          <w:tcPr>
+            <w:tcW w:w="6857" w:type="dxa"/>
+            <w:gridSpan w:val="3"/>
+            <w:shd w:val="clear" w:color="auto" w:fill="auto"/>
+            <w:vAlign w:val="center"/>
+          </w:tcPr>
+          <w:p>
+            <w:pPr>
+              <w:spacing w:line="276" w:lineRule="auto"/>
+              <w:jc w:val="both"/>
+              <w:rPr>
+                <w:rFonts w:ascii="Times New Roman" w:eastAsia="標楷體" w:hAnsi="Times New Roman"/>
+              </w:rPr>
+            </w:pPr>
+            <w:r>
+              <w:rPr>
+                <w:rFonts w:ascii="Times New Roman" w:eastAsia="標楷體" w:hAnsi="Times New Roman" w:hint="eastAsia"/>
+              </w:rPr>
+              <w:t>（功能</w:t>
+            </w:r>
+            <w:r>
+              <w:rPr>
+                <w:rFonts w:ascii="Times New Roman" w:eastAsia="標楷體" w:hAnsi="Times New Roman" w:hint="eastAsia"/>
+              </w:rPr>
+              <w:t>3</w:t>
+            </w:r>
+            <w:r>
+              <w:rPr>
+                <w:rFonts w:ascii="Times New Roman" w:eastAsia="標楷體" w:hAnsi="Times New Roman" w:hint="eastAsia"/>
+              </w:rPr>
+              <w:t>）系統預設為『文字</w:t>
+            </w:r>
+            <w:r>
+              <w:rPr>
+                <w:rFonts w:ascii="Times New Roman" w:eastAsia="標楷體" w:hAnsi="Times New Roman" w:hint="eastAsia"/>
+              </w:rPr>
+              <w:t>-</w:t>
+            </w:r>
+            <w:r>
+              <w:rPr>
+                <w:rFonts w:ascii="Times New Roman" w:eastAsia="標楷體" w:hAnsi="Times New Roman" w:hint="eastAsia"/>
+              </w:rPr>
+              <w:t>護理步驟』，用戶可以透過每條建議後的『</w:t>
+            </w:r>
+            <w:proofErr w:type="gramStart"/>
+            <w:r>
+              <w:rPr>
+                <w:rFonts w:ascii="Times New Roman" w:eastAsia="標楷體" w:hAnsi="Times New Roman" w:hint="eastAsia"/>
+                <w:sz w:val="16"/>
+                <w:szCs w:val="16"/>
+              </w:rPr>
+              <w:t>▼</w:t>
+            </w:r>
+            <w:proofErr w:type="gramEnd"/>
+            <w:r>
+              <w:rPr>
+                <w:rFonts w:ascii="Times New Roman" w:eastAsia="標楷體" w:hAnsi="Times New Roman" w:hint="eastAsia"/>
+              </w:rPr>
+              <w:t>』，展開每條步驟的詳細說明。</w:t>
+            </w:r>
+          </w:p>
+          <w:p>
+            <w:pPr>
+              <w:spacing w:line="276" w:lineRule="auto"/>
+              <w:jc w:val="both"/>
+              <w:rPr>
+                <w:rFonts w:ascii="Times New Roman" w:eastAsia="標楷體" w:hAnsi="Times New Roman" w:hint="eastAsia"/>
+              </w:rPr>
+            </w:pPr>
+            <w:r>
+              <w:rPr>
+                <w:rFonts w:ascii="Times New Roman" w:eastAsia="標楷體" w:hAnsi="Times New Roman" w:hint="eastAsia"/>
+              </w:rPr>
+              <w:t>（功能</w:t>
+            </w:r>
+            <w:r>
+              <w:rPr>
+                <w:rFonts w:ascii="Times New Roman" w:eastAsia="標楷體" w:hAnsi="Times New Roman" w:hint="eastAsia"/>
+              </w:rPr>
+              <w:t>4</w:t>
+            </w:r>
+            <w:r>
+              <w:rPr>
+                <w:rFonts w:ascii="Times New Roman" w:eastAsia="標楷體" w:hAnsi="Times New Roman" w:hint="eastAsia"/>
+              </w:rPr>
+              <w:t>）透過型態切換的按鈕切換至『圖片</w:t>
+            </w:r>
+            <w:r>
+              <w:rPr>
+                <w:rFonts w:ascii="Times New Roman" w:eastAsia="標楷體" w:hAnsi="Times New Roman" w:hint="eastAsia"/>
+              </w:rPr>
+              <w:t>-</w:t>
+            </w:r>
+            <w:r>
+              <w:rPr>
+                <w:rFonts w:ascii="Times New Roman" w:eastAsia="標楷體" w:hAnsi="Times New Roman" w:hint="eastAsia"/>
+              </w:rPr>
+              <w:t>護理步驟』。</w:t>
+            </w:r>
+          </w:p>
+        </w:tc>
+      </w:tr>
+    </w:tbl>
+    <w:p>
+      <w:pPr>
+        <w:widowControl/>
+        <w:rPr>
+          <w:rFonts w:hint="eastAsia"/>
+        </w:rPr>
+      </w:pPr>
+    </w:p>
+    <w:p>
+      <w:pPr>
+        <w:widowControl/>
+        <w:rPr>
+          <w:rFonts w:hint="eastAsia"/>
+        </w:rPr>
+      </w:pPr>
+      <w:r>
+        <w:br w:type="page"/>
+      </w:r>
+    </w:p>
+    <w:tbl>
+      <w:tblPr>
+        <w:tblStyle w:val="a4"/>
+        <w:tblW w:w="10204" w:type="dxa"/>
+        <w:tblInd w:w="-5" w:type="dxa"/>
+        <w:tblLook w:val="04A0" w:firstRow="1" w:lastRow="0" w:firstColumn="1" w:lastColumn="0" w:noHBand="0" w:noVBand="1"/>
+      </w:tblPr>
+      <w:tblGrid>
+        <w:gridCol w:w="3347"/>
+        <w:gridCol w:w="3428"/>
+        <w:gridCol w:w="3429"/>
+      </w:tblGrid>
+      <w:tr>
+        <w:tc>
+          <w:tcPr>
+            <w:tcW w:w="3347" w:type="dxa"/>
+            <w:shd w:val="clear" w:color="auto" w:fill="BDD6EE" w:themeFill="accent5" w:themeFillTint="66"/>
+            <w:vAlign w:val="center"/>
+          </w:tcPr>
+          <w:p>
+            <w:pPr>
+              <w:spacing w:line="276" w:lineRule="auto"/>
+              <w:jc w:val="center"/>
+              <w:rPr>
+                <w:rFonts w:ascii="Times New Roman" w:eastAsia="標楷體" w:hAnsi="Times New Roman" w:hint="eastAsia"/>
+              </w:rPr>
+            </w:pPr>
+            <w:r>
+              <w:rPr>
+                <w:rFonts w:ascii="Times New Roman" w:eastAsia="標楷體" w:hAnsi="Times New Roman" w:hint="eastAsia"/>
+              </w:rPr>
+              <w:lastRenderedPageBreak/>
+              <w:t>診斷報告畫面（下半部）</w:t>
+            </w:r>
+          </w:p>
+        </w:tc>
+        <w:tc>
+          <w:tcPr>
+            <w:tcW w:w="6857" w:type="dxa"/>
+            <w:gridSpan w:val="2"/>
+            <w:shd w:val="clear" w:color="auto" w:fill="DEEAF6" w:themeFill="accent5" w:themeFillTint="33"/>
+            <w:vAlign w:val="center"/>
+          </w:tcPr>
+          <w:p>
+            <w:pPr>
+              <w:spacing w:line="276" w:lineRule="auto"/>
+              <w:jc w:val="center"/>
+              <w:rPr>
+                <w:rFonts w:ascii="Times New Roman" w:eastAsia="標楷體" w:hAnsi="Times New Roman" w:hint="eastAsia"/>
+                <w:b/>
+                <w:bCs/>
+              </w:rPr>
+            </w:pPr>
+            <w:r>
+              <w:rPr>
+                <w:rFonts w:ascii="Times New Roman" w:eastAsia="標楷體" w:hAnsi="Times New Roman" w:hint="eastAsia"/>
+                <w:b/>
+                <w:bCs/>
+              </w:rPr>
+              <w:t>功能</w:t>
+            </w:r>
+            <w:r>
+              <w:rPr>
+                <w:rFonts w:ascii="Times New Roman" w:eastAsia="標楷體" w:hAnsi="Times New Roman" w:hint="eastAsia"/>
+                <w:b/>
+                <w:bCs/>
+              </w:rPr>
+              <w:t>5</w:t>
+            </w:r>
+            <w:r>
+              <w:rPr>
+                <w:rFonts w:ascii="Times New Roman" w:eastAsia="標楷體" w:hAnsi="Times New Roman" w:hint="eastAsia"/>
+                <w:b/>
+                <w:bCs/>
+              </w:rPr>
+              <w:t>：附近醫院</w:t>
+            </w:r>
+            <w:r>
+              <w:rPr>
+                <w:rFonts w:ascii="Times New Roman" w:eastAsia="標楷體" w:hAnsi="Times New Roman" w:hint="eastAsia"/>
+                <w:b/>
+                <w:bCs/>
+              </w:rPr>
+              <w:t>提供</w:t>
+            </w:r>
+          </w:p>
+        </w:tc>
+      </w:tr>
+      <w:tr>
+        <w:trPr>
+          <w:trHeight w:val="3448"/>
+        </w:trPr>
+        <w:tc>
+          <w:tcPr>
+            <w:tcW w:w="3347" w:type="dxa"/>
+            <w:vMerge w:val="restart"/>
+            <w:shd w:val="clear" w:color="auto" w:fill="auto"/>
+            <w:vAlign w:val="center"/>
+          </w:tcPr>
+          <w:p>
+            <w:pPr>
+              <w:spacing w:line="276" w:lineRule="auto"/>
+              <w:jc w:val="center"/>
+              <w:rPr>
+                <w:rFonts w:ascii="Times New Roman" w:eastAsia="標楷體" w:hAnsi="Times New Roman"/>
+                <w:noProof/>
+              </w:rPr>
+            </w:pPr>
+            <w:r>
+              <w:rPr>
+                <w:rFonts w:ascii="Times New Roman" w:eastAsia="標楷體" w:hAnsi="Times New Roman" w:hint="eastAsia"/>
+                <w:b/>
+                <w:bCs/>
+                <w:noProof/>
+              </w:rPr>
+              <w:drawing>
+                <wp:inline distT="0" distB="0" distL="0" distR="0" wp14:anchorId="55199C3B" wp14:editId="2DB96BFA">
+                  <wp:extent cx="1857934" cy="2042160"/>
+                  <wp:effectExtent l="0" t="0" r="9525" b="0"/>
+                  <wp:docPr id="40" name="圖片 40"/>
+                  <wp:cNvGraphicFramePr>
+                    <a:graphicFrameLocks xmlns:a="http://schemas.openxmlformats.org/drawingml/2006/main" noChangeAspect="1"/>
+                  </wp:cNvGraphicFramePr>
+                  <a:graphic xmlns:a="http://schemas.openxmlformats.org/drawingml/2006/main">
+                    <a:graphicData uri="http://schemas.openxmlformats.org/drawingml/2006/picture">
+                      <pic:pic xmlns:pic="http://schemas.openxmlformats.org/drawingml/2006/picture">
+                        <pic:nvPicPr>
+                          <pic:cNvPr id="0" name="Picture 17"/>
+                          <pic:cNvPicPr>
+                            <a:picLocks noChangeAspect="1" noChangeArrowheads="1"/>
+                          </pic:cNvPicPr>
+                        </pic:nvPicPr>
+                        <pic:blipFill rotWithShape="1">
+                          <a:blip r:embed="rId23" cstate="print">
+                            <a:extLst>
+                              <a:ext uri="{28A0092B-C50C-407E-A947-70E740481C1C}">
+                                <a14:useLocalDpi xmlns:a14="http://schemas.microsoft.com/office/drawing/2010/main" val="0"/>
+                              </a:ext>
+                            </a:extLst>
+                          </a:blip>
+                          <a:srcRect t="16794" b="33744"/>
+                          <a:stretch/>
+                        </pic:blipFill>
+                        <pic:spPr bwMode="auto">
+                          <a:xfrm>
+                            <a:off x="0" y="0"/>
+                            <a:ext cx="1873583" cy="2059361"/>
+                          </a:xfrm>
+                          <a:prstGeom prst="rect">
+                            <a:avLst/>
+                          </a:prstGeom>
+                          <a:noFill/>
+                          <a:ln>
+                            <a:noFill/>
+                          </a:ln>
+                          <a:extLst>
+                            <a:ext uri="{53640926-AAD7-44D8-BBD7-CCE9431645EC}">
+                              <a14:shadowObscured xmlns:a14="http://schemas.microsoft.com/office/drawing/2010/main"/>
+                            </a:ext>
+                          </a:extLst>
+                        </pic:spPr>
+                      </pic:pic>
+                    </a:graphicData>
+                  </a:graphic>
+                </wp:inline>
+              </w:drawing>
+            </w:r>
+          </w:p>
+          <w:p>
+            <w:pPr>
+              <w:spacing w:line="276" w:lineRule="auto"/>
+              <w:jc w:val="center"/>
+              <w:rPr>
+                <w:rFonts w:ascii="Times New Roman" w:eastAsia="標楷體" w:hAnsi="Times New Roman" w:hint="eastAsia"/>
+                <w:noProof/>
+              </w:rPr>
+            </w:pPr>
+            <w:r>
+              <w:rPr>
+                <w:rFonts w:ascii="Times New Roman" w:eastAsia="標楷體" w:hAnsi="Times New Roman"/>
+                <w:noProof/>
+              </w:rPr>
+              <w:drawing>
+                <wp:inline distT="0" distB="0" distL="0" distR="0" wp14:anchorId="4CA32C5B" wp14:editId="30790713">
+                  <wp:extent cx="1886490" cy="2698750"/>
+                  <wp:effectExtent l="0" t="0" r="0" b="6350"/>
+                  <wp:docPr id="27" name="圖片 27"/>
+                  <wp:cNvGraphicFramePr>
+                    <a:graphicFrameLocks xmlns:a="http://schemas.openxmlformats.org/drawingml/2006/main" noChangeAspect="1"/>
+                  </wp:cNvGraphicFramePr>
+                  <a:graphic xmlns:a="http://schemas.openxmlformats.org/drawingml/2006/main">
+                    <a:graphicData uri="http://schemas.openxmlformats.org/drawingml/2006/picture">
+                      <pic:pic xmlns:pic="http://schemas.openxmlformats.org/drawingml/2006/picture">
+                        <pic:nvPicPr>
+                          <pic:cNvPr id="0" name="Picture 7"/>
+                          <pic:cNvPicPr>
+                            <a:picLocks noChangeAspect="1" noChangeArrowheads="1"/>
+                          </pic:cNvPicPr>
+                        </pic:nvPicPr>
+                        <pic:blipFill rotWithShape="1">
+                          <a:blip r:embed="rId24" cstate="print">
+                            <a:extLst>
+                              <a:ext uri="{28A0092B-C50C-407E-A947-70E740481C1C}">
+                                <a14:useLocalDpi xmlns:a14="http://schemas.microsoft.com/office/drawing/2010/main" val="0"/>
+                              </a:ext>
+                            </a:extLst>
+                          </a:blip>
+                          <a:srcRect t="35624"/>
+                          <a:stretch/>
+                        </pic:blipFill>
+                        <pic:spPr bwMode="auto">
+                          <a:xfrm>
+                            <a:off x="0" y="0"/>
+                            <a:ext cx="1887093" cy="2699613"/>
+                          </a:xfrm>
+                          <a:prstGeom prst="rect">
+                            <a:avLst/>
+                          </a:prstGeom>
+                          <a:noFill/>
+                          <a:ln>
+                            <a:noFill/>
+                          </a:ln>
+                          <a:extLst>
+                            <a:ext uri="{53640926-AAD7-44D8-BBD7-CCE9431645EC}">
+                              <a14:shadowObscured xmlns:a14="http://schemas.microsoft.com/office/drawing/2010/main"/>
+                            </a:ext>
+                          </a:extLst>
+                        </pic:spPr>
+                      </pic:pic>
+                    </a:graphicData>
+                  </a:graphic>
+                </wp:inline>
+              </w:drawing>
+            </w:r>
+          </w:p>
+        </w:tc>
+        <w:tc>
+          <w:tcPr>
+            <w:tcW w:w="3428" w:type="dxa"/>
+            <w:shd w:val="clear" w:color="auto" w:fill="auto"/>
+            <w:vAlign w:val="center"/>
+          </w:tcPr>
+          <w:p>
+            <w:pPr>
+              <w:spacing w:line="276" w:lineRule="auto"/>
+              <w:jc w:val="center"/>
+              <w:rPr>
+                <w:rFonts w:ascii="Times New Roman" w:eastAsia="標楷體" w:hAnsi="Times New Roman" w:hint="eastAsia"/>
+                <w:b/>
+                <w:bCs/>
+              </w:rPr>
+            </w:pPr>
+            <w:r>
+              <w:rPr>
+                <w:rFonts w:ascii="Times New Roman" w:eastAsia="標楷體" w:hAnsi="Times New Roman" w:hint="eastAsia"/>
+                <w:b/>
+                <w:bCs/>
+                <w:noProof/>
+              </w:rPr>
+              <w:drawing>
+                <wp:inline distT="0" distB="0" distL="0" distR="0" wp14:anchorId="4E4BE111" wp14:editId="0A19A801">
+                  <wp:extent cx="1943100" cy="1911048"/>
+                  <wp:effectExtent l="0" t="0" r="0" b="0"/>
+                  <wp:docPr id="38" name="圖片 38"/>
+                  <wp:cNvGraphicFramePr>
+                    <a:graphicFrameLocks xmlns:a="http://schemas.openxmlformats.org/drawingml/2006/main" noChangeAspect="1"/>
+                  </wp:cNvGraphicFramePr>
+                  <a:graphic xmlns:a="http://schemas.openxmlformats.org/drawingml/2006/main">
+                    <a:graphicData uri="http://schemas.openxmlformats.org/drawingml/2006/picture">
+                      <pic:pic xmlns:pic="http://schemas.openxmlformats.org/drawingml/2006/picture">
+                        <pic:nvPicPr>
+                          <pic:cNvPr id="0" name="Picture 16"/>
+                          <pic:cNvPicPr>
+                            <a:picLocks noChangeAspect="1" noChangeArrowheads="1"/>
+                          </pic:cNvPicPr>
+                        </pic:nvPicPr>
+                        <pic:blipFill rotWithShape="1">
+                          <a:blip r:embed="rId25" cstate="print">
+                            <a:extLst>
+                              <a:ext uri="{28A0092B-C50C-407E-A947-70E740481C1C}">
+                                <a14:useLocalDpi xmlns:a14="http://schemas.microsoft.com/office/drawing/2010/main" val="0"/>
+                              </a:ext>
+                            </a:extLst>
+                          </a:blip>
+                          <a:srcRect t="19018" b="36725"/>
+                          <a:stretch/>
+                        </pic:blipFill>
+                        <pic:spPr bwMode="auto">
+                          <a:xfrm>
+                            <a:off x="0" y="0"/>
+                            <a:ext cx="1950024" cy="1917858"/>
+                          </a:xfrm>
+                          <a:prstGeom prst="rect">
+                            <a:avLst/>
+                          </a:prstGeom>
+                          <a:noFill/>
+                          <a:ln>
+                            <a:noFill/>
+                          </a:ln>
+                          <a:extLst>
+                            <a:ext uri="{53640926-AAD7-44D8-BBD7-CCE9431645EC}">
+                              <a14:shadowObscured xmlns:a14="http://schemas.microsoft.com/office/drawing/2010/main"/>
+                            </a:ext>
+                          </a:extLst>
+                        </pic:spPr>
+                      </pic:pic>
+                    </a:graphicData>
+                  </a:graphic>
+                </wp:inline>
+              </w:drawing>
+            </w:r>
+          </w:p>
+        </w:tc>
+        <w:tc>
+          <w:tcPr>
+            <w:tcW w:w="3429" w:type="dxa"/>
+            <w:shd w:val="clear" w:color="auto" w:fill="auto"/>
+            <w:vAlign w:val="center"/>
+          </w:tcPr>
+          <w:p>
+            <w:pPr>
+              <w:spacing w:line="276" w:lineRule="auto"/>
+              <w:jc w:val="both"/>
+              <w:rPr>
+                <w:rFonts w:ascii="Times New Roman" w:eastAsia="標楷體" w:hAnsi="Times New Roman" w:hint="eastAsia"/>
+              </w:rPr>
+            </w:pPr>
+            <w:r>
+              <w:rPr>
+                <w:rFonts w:ascii="Times New Roman" w:eastAsia="標楷體" w:hAnsi="Times New Roman" w:hint="eastAsia"/>
+              </w:rPr>
+              <w:t>即時提供用戶目前所在位置範圍內最近的三間醫院，以利用戶後續需求可以快速得到就醫資源。</w:t>
+            </w:r>
+          </w:p>
+        </w:tc>
+      </w:tr>
+      <w:tr>
+        <w:tc>
+          <w:tcPr>
+            <w:tcW w:w="3347" w:type="dxa"/>
+            <w:vMerge/>
+            <w:shd w:val="clear" w:color="auto" w:fill="auto"/>
+            <w:vAlign w:val="center"/>
+          </w:tcPr>
+          <w:p>
+            <w:pPr>
+              <w:spacing w:line="276" w:lineRule="auto"/>
+              <w:jc w:val="center"/>
+              <w:rPr>
+                <w:rFonts w:ascii="Times New Roman" w:eastAsia="標楷體" w:hAnsi="Times New Roman"/>
+              </w:rPr>
+            </w:pPr>
+          </w:p>
+        </w:tc>
+        <w:tc>
+          <w:tcPr>
+            <w:tcW w:w="3428" w:type="dxa"/>
+            <w:shd w:val="clear" w:color="auto" w:fill="DEEAF6" w:themeFill="accent5" w:themeFillTint="33"/>
+            <w:vAlign w:val="center"/>
+          </w:tcPr>
+          <w:p>
+            <w:pPr>
+              <w:spacing w:line="276" w:lineRule="auto"/>
+              <w:jc w:val="center"/>
+              <w:rPr>
+                <w:rFonts w:ascii="Times New Roman" w:eastAsia="標楷體" w:hAnsi="Times New Roman"/>
+                <w:b/>
+                <w:bCs/>
+              </w:rPr>
+            </w:pPr>
+            <w:r>
+              <w:rPr>
+                <w:rFonts w:ascii="Times New Roman" w:eastAsia="標楷體" w:hAnsi="Times New Roman" w:hint="eastAsia"/>
+                <w:b/>
+                <w:bCs/>
+              </w:rPr>
+              <w:t>功能</w:t>
+            </w:r>
+            <w:r>
+              <w:rPr>
+                <w:rFonts w:ascii="Times New Roman" w:eastAsia="標楷體" w:hAnsi="Times New Roman" w:hint="eastAsia"/>
+                <w:b/>
+                <w:bCs/>
+              </w:rPr>
+              <w:t>6</w:t>
+            </w:r>
+            <w:r>
+              <w:rPr>
+                <w:rFonts w:ascii="Times New Roman" w:eastAsia="標楷體" w:hAnsi="Times New Roman" w:hint="eastAsia"/>
+                <w:b/>
+                <w:bCs/>
+              </w:rPr>
+              <w:t>：自我紀錄</w:t>
+            </w:r>
+          </w:p>
+        </w:tc>
+        <w:tc>
+          <w:tcPr>
+            <w:tcW w:w="3429" w:type="dxa"/>
+            <w:shd w:val="clear" w:color="auto" w:fill="DEEAF6" w:themeFill="accent5" w:themeFillTint="33"/>
+            <w:vAlign w:val="center"/>
+          </w:tcPr>
+          <w:p>
+            <w:pPr>
+              <w:spacing w:line="276" w:lineRule="auto"/>
+              <w:jc w:val="center"/>
+              <w:rPr>
+                <w:rFonts w:ascii="Times New Roman" w:eastAsia="標楷體" w:hAnsi="Times New Roman"/>
+                <w:b/>
+                <w:bCs/>
+              </w:rPr>
+            </w:pPr>
+            <w:r>
+              <w:rPr>
+                <w:rFonts w:ascii="Times New Roman" w:eastAsia="標楷體" w:hAnsi="Times New Roman" w:hint="eastAsia"/>
+                <w:b/>
+                <w:bCs/>
+              </w:rPr>
+              <w:t>功能</w:t>
+            </w:r>
+            <w:r>
+              <w:rPr>
+                <w:rFonts w:ascii="Times New Roman" w:eastAsia="標楷體" w:hAnsi="Times New Roman" w:hint="eastAsia"/>
+                <w:b/>
+                <w:bCs/>
+              </w:rPr>
+              <w:t>7</w:t>
+            </w:r>
+            <w:r>
+              <w:rPr>
+                <w:rFonts w:ascii="Times New Roman" w:eastAsia="標楷體" w:hAnsi="Times New Roman" w:hint="eastAsia"/>
+                <w:b/>
+                <w:bCs/>
+              </w:rPr>
+              <w:t>：</w:t>
+            </w:r>
+            <w:r>
+              <w:rPr>
+                <w:rFonts w:ascii="Times New Roman" w:eastAsia="標楷體" w:hAnsi="Times New Roman" w:hint="eastAsia"/>
+                <w:b/>
+                <w:bCs/>
+              </w:rPr>
+              <w:t>精確癒合時間</w:t>
+            </w:r>
+          </w:p>
+        </w:tc>
+      </w:tr>
+      <w:tr>
+        <w:trPr>
+          <w:trHeight w:val="420"/>
+        </w:trPr>
+        <w:tc>
+          <w:tcPr>
+            <w:tcW w:w="3347" w:type="dxa"/>
+            <w:vMerge/>
+            <w:shd w:val="clear" w:color="auto" w:fill="auto"/>
+            <w:vAlign w:val="center"/>
+          </w:tcPr>
+          <w:p>
+            <w:pPr>
+              <w:spacing w:line="276" w:lineRule="auto"/>
+              <w:jc w:val="center"/>
+              <w:rPr>
+                <w:rFonts w:ascii="Times New Roman" w:eastAsia="標楷體" w:hAnsi="Times New Roman"/>
+              </w:rPr>
+            </w:pPr>
+          </w:p>
+        </w:tc>
+        <w:tc>
+          <w:tcPr>
+            <w:tcW w:w="3428" w:type="dxa"/>
+            <w:shd w:val="clear" w:color="auto" w:fill="EFF5FB"/>
+            <w:vAlign w:val="center"/>
+          </w:tcPr>
+          <w:p>
+            <w:pPr>
+              <w:spacing w:line="276" w:lineRule="auto"/>
+              <w:jc w:val="center"/>
+              <w:rPr>
+                <w:rFonts w:ascii="Times New Roman" w:eastAsia="標楷體" w:hAnsi="Times New Roman"/>
+              </w:rPr>
+            </w:pPr>
+            <w:r>
+              <w:rPr>
+                <w:rFonts w:ascii="Times New Roman" w:eastAsia="標楷體" w:hAnsi="Times New Roman" w:hint="eastAsia"/>
+              </w:rPr>
+              <w:t>填寫自我紀錄</w:t>
+            </w:r>
+          </w:p>
+        </w:tc>
+        <w:tc>
+          <w:tcPr>
+            <w:tcW w:w="3429" w:type="dxa"/>
+            <w:shd w:val="clear" w:color="auto" w:fill="EFF5FB"/>
+            <w:vAlign w:val="center"/>
+          </w:tcPr>
+          <w:p>
+            <w:pPr>
+              <w:spacing w:line="276" w:lineRule="auto"/>
+              <w:jc w:val="center"/>
+              <w:rPr>
+                <w:rFonts w:ascii="Times New Roman" w:eastAsia="標楷體" w:hAnsi="Times New Roman" w:hint="eastAsia"/>
+              </w:rPr>
+            </w:pPr>
+            <w:r>
+              <w:rPr>
+                <w:rFonts w:ascii="Times New Roman" w:eastAsia="標楷體" w:hAnsi="Times New Roman" w:hint="eastAsia"/>
+              </w:rPr>
+              <w:t>步驟</w:t>
+            </w:r>
+            <w:r>
+              <w:rPr>
+                <w:rFonts w:ascii="Times New Roman" w:eastAsia="標楷體" w:hAnsi="Times New Roman" w:hint="eastAsia"/>
+              </w:rPr>
+              <w:t>1</w:t>
+            </w:r>
+            <w:r>
+              <w:rPr>
+                <w:rFonts w:ascii="Times New Roman" w:eastAsia="標楷體" w:hAnsi="Times New Roman" w:hint="eastAsia"/>
+              </w:rPr>
+              <w:t>：點擊『分析按鈕』</w:t>
+            </w:r>
+          </w:p>
+        </w:tc>
+      </w:tr>
+      <w:tr>
+        <w:trPr>
+          <w:trHeight w:val="1844"/>
+        </w:trPr>
+        <w:tc>
+          <w:tcPr>
+            <w:tcW w:w="3347" w:type="dxa"/>
+            <w:vMerge/>
+            <w:shd w:val="clear" w:color="auto" w:fill="auto"/>
+            <w:vAlign w:val="center"/>
+          </w:tcPr>
+          <w:p>
+            <w:pPr>
+              <w:spacing w:line="276" w:lineRule="auto"/>
+              <w:jc w:val="center"/>
+              <w:rPr>
+                <w:rFonts w:ascii="Times New Roman" w:eastAsia="標楷體" w:hAnsi="Times New Roman"/>
+                <w:noProof/>
+              </w:rPr>
+            </w:pPr>
+          </w:p>
+        </w:tc>
+        <w:tc>
+          <w:tcPr>
+            <w:tcW w:w="3428" w:type="dxa"/>
+            <w:vMerge w:val="restart"/>
+            <w:shd w:val="clear" w:color="auto" w:fill="auto"/>
+            <w:vAlign w:val="center"/>
+          </w:tcPr>
+          <w:p>
+            <w:pPr>
+              <w:spacing w:line="276" w:lineRule="auto"/>
+              <w:jc w:val="center"/>
+              <w:rPr>
+                <w:rFonts w:ascii="Times New Roman" w:eastAsia="標楷體" w:hAnsi="Times New Roman"/>
+              </w:rPr>
+            </w:pPr>
+            <w:r>
+              <w:rPr>
+                <w:rFonts w:ascii="Times New Roman" w:eastAsia="標楷體" w:hAnsi="Times New Roman"/>
+                <w:noProof/>
+              </w:rPr>
+              <w:drawing>
+                <wp:inline distT="0" distB="0" distL="0" distR="0" wp14:anchorId="7B65E36C" wp14:editId="4BD86785">
+                  <wp:extent cx="2003359" cy="2400300"/>
+                  <wp:effectExtent l="0" t="0" r="0" b="0"/>
+                  <wp:docPr id="34" name="圖片 34"/>
+                  <wp:cNvGraphicFramePr>
+                    <a:graphicFrameLocks xmlns:a="http://schemas.openxmlformats.org/drawingml/2006/main" noChangeAspect="1"/>
+                  </wp:cNvGraphicFramePr>
+                  <a:graphic xmlns:a="http://schemas.openxmlformats.org/drawingml/2006/main">
+                    <a:graphicData uri="http://schemas.openxmlformats.org/drawingml/2006/picture">
+                      <pic:pic xmlns:pic="http://schemas.openxmlformats.org/drawingml/2006/picture">
+                        <pic:nvPicPr>
+                          <pic:cNvPr id="0" name="Picture 13"/>
+                          <pic:cNvPicPr>
+                            <a:picLocks noChangeAspect="1" noChangeArrowheads="1"/>
+                          </pic:cNvPicPr>
+                        </pic:nvPicPr>
+                        <pic:blipFill rotWithShape="1">
+                          <a:blip r:embed="rId26" cstate="print">
+                            <a:extLst>
+                              <a:ext uri="{28A0092B-C50C-407E-A947-70E740481C1C}">
+                                <a14:useLocalDpi xmlns:a14="http://schemas.microsoft.com/office/drawing/2010/main" val="0"/>
+                              </a:ext>
+                            </a:extLst>
+                          </a:blip>
+                          <a:srcRect t="37301" b="8782"/>
+                          <a:stretch/>
+                        </pic:blipFill>
+                        <pic:spPr bwMode="auto">
+                          <a:xfrm>
+                            <a:off x="0" y="0"/>
+                            <a:ext cx="2008587" cy="2406564"/>
+                          </a:xfrm>
+                          <a:prstGeom prst="rect">
+                            <a:avLst/>
+                          </a:prstGeom>
+                          <a:noFill/>
+                          <a:ln>
+                            <a:noFill/>
+                          </a:ln>
+                          <a:extLst>
+                            <a:ext uri="{53640926-AAD7-44D8-BBD7-CCE9431645EC}">
+                              <a14:shadowObscured xmlns:a14="http://schemas.microsoft.com/office/drawing/2010/main"/>
+                            </a:ext>
+                          </a:extLst>
+                        </pic:spPr>
+                      </pic:pic>
+                    </a:graphicData>
+                  </a:graphic>
+                </wp:inline>
+              </w:drawing>
+            </w:r>
+          </w:p>
+        </w:tc>
+        <w:tc>
+          <w:tcPr>
+            <w:tcW w:w="3429" w:type="dxa"/>
+            <w:shd w:val="clear" w:color="auto" w:fill="auto"/>
+            <w:vAlign w:val="center"/>
+          </w:tcPr>
+          <w:p>
+            <w:pPr>
+              <w:spacing w:line="276" w:lineRule="auto"/>
+              <w:jc w:val="center"/>
+              <w:rPr>
+                <w:rFonts w:ascii="Times New Roman" w:eastAsia="標楷體" w:hAnsi="Times New Roman"/>
+              </w:rPr>
+            </w:pPr>
+            <w:r>
+              <w:rPr>
+                <w:rFonts w:ascii="Times New Roman" w:eastAsia="標楷體" w:hAnsi="Times New Roman"/>
+                <w:noProof/>
+              </w:rPr>
+              <w:drawing>
+                <wp:inline distT="0" distB="0" distL="0" distR="0" wp14:anchorId="66A45F6B" wp14:editId="057A3E0F">
+                  <wp:extent cx="2002790" cy="357458"/>
+                  <wp:effectExtent l="0" t="0" r="0" b="5080"/>
+                  <wp:docPr id="35" name="圖片 35"/>
+                  <wp:cNvGraphicFramePr>
+                    <a:graphicFrameLocks xmlns:a="http://schemas.openxmlformats.org/drawingml/2006/main" noChangeAspect="1"/>
+                  </wp:cNvGraphicFramePr>
+                  <a:graphic xmlns:a="http://schemas.openxmlformats.org/drawingml/2006/main">
+                    <a:graphicData uri="http://schemas.openxmlformats.org/drawingml/2006/picture">
+                      <pic:pic xmlns:pic="http://schemas.openxmlformats.org/drawingml/2006/picture">
+                        <pic:nvPicPr>
+                          <pic:cNvPr id="0" name="Picture 13"/>
+                          <pic:cNvPicPr>
+                            <a:picLocks noChangeAspect="1" noChangeArrowheads="1"/>
+                          </pic:cNvPicPr>
+                        </pic:nvPicPr>
+                        <pic:blipFill rotWithShape="1">
+                          <a:blip r:embed="rId26" cstate="print">
+                            <a:extLst>
+                              <a:ext uri="{28A0092B-C50C-407E-A947-70E740481C1C}">
+                                <a14:useLocalDpi xmlns:a14="http://schemas.microsoft.com/office/drawing/2010/main" val="0"/>
+                              </a:ext>
+                            </a:extLst>
+                          </a:blip>
+                          <a:srcRect t="83186" b="8782"/>
+                          <a:stretch/>
+                        </pic:blipFill>
+                        <pic:spPr bwMode="auto">
+                          <a:xfrm>
+                            <a:off x="0" y="0"/>
+                            <a:ext cx="2008587" cy="358493"/>
+                          </a:xfrm>
+                          <a:prstGeom prst="rect">
+                            <a:avLst/>
+                          </a:prstGeom>
+                          <a:noFill/>
+                          <a:ln>
+                            <a:noFill/>
+                          </a:ln>
+                          <a:extLst>
+                            <a:ext uri="{53640926-AAD7-44D8-BBD7-CCE9431645EC}">
+                              <a14:shadowObscured xmlns:a14="http://schemas.microsoft.com/office/drawing/2010/main"/>
+                            </a:ext>
+                          </a:extLst>
+                        </pic:spPr>
+                      </pic:pic>
+                    </a:graphicData>
+                  </a:graphic>
+                </wp:inline>
+              </w:drawing>
+            </w:r>
+          </w:p>
+        </w:tc>
+      </w:tr>
+      <w:tr>
+        <w:trPr>
+          <w:trHeight w:val="494"/>
+        </w:trPr>
+        <w:tc>
+          <w:tcPr>
+            <w:tcW w:w="3347" w:type="dxa"/>
+            <w:vMerge/>
+            <w:shd w:val="clear" w:color="auto" w:fill="auto"/>
+            <w:vAlign w:val="center"/>
+          </w:tcPr>
+          <w:p>
+            <w:pPr>
+              <w:spacing w:line="276" w:lineRule="auto"/>
+              <w:jc w:val="center"/>
+              <w:rPr>
+                <w:rFonts w:ascii="Times New Roman" w:eastAsia="標楷體" w:hAnsi="Times New Roman"/>
+                <w:noProof/>
+              </w:rPr>
+            </w:pPr>
+          </w:p>
+        </w:tc>
+        <w:tc>
+          <w:tcPr>
+            <w:tcW w:w="3428" w:type="dxa"/>
+            <w:vMerge/>
+            <w:shd w:val="clear" w:color="auto" w:fill="auto"/>
+            <w:vAlign w:val="center"/>
+          </w:tcPr>
+          <w:p>
+            <w:pPr>
+              <w:spacing w:line="276" w:lineRule="auto"/>
+              <w:jc w:val="center"/>
+              <w:rPr>
+                <w:rFonts w:ascii="Times New Roman" w:eastAsia="標楷體" w:hAnsi="Times New Roman"/>
+                <w:noProof/>
+              </w:rPr>
+            </w:pPr>
+          </w:p>
+        </w:tc>
+        <w:tc>
+          <w:tcPr>
+            <w:tcW w:w="3429" w:type="dxa"/>
+            <w:shd w:val="clear" w:color="auto" w:fill="EFF5FB"/>
+            <w:vAlign w:val="center"/>
+          </w:tcPr>
+          <w:p>
+            <w:pPr>
+              <w:spacing w:line="276" w:lineRule="auto"/>
+              <w:jc w:val="center"/>
+              <w:rPr>
+                <w:rFonts w:ascii="Times New Roman" w:eastAsia="標楷體" w:hAnsi="Times New Roman"/>
+              </w:rPr>
+            </w:pPr>
+            <w:r>
+              <w:rPr>
+                <w:rFonts w:ascii="Times New Roman" w:eastAsia="標楷體" w:hAnsi="Times New Roman" w:hint="eastAsia"/>
+              </w:rPr>
+              <w:t>步驟</w:t>
+            </w:r>
+            <w:r>
+              <w:rPr>
+                <w:rFonts w:ascii="Times New Roman" w:eastAsia="標楷體" w:hAnsi="Times New Roman" w:hint="eastAsia"/>
+              </w:rPr>
+              <w:t>2</w:t>
+            </w:r>
+            <w:r>
+              <w:rPr>
+                <w:rFonts w:ascii="Times New Roman" w:eastAsia="標楷體" w:hAnsi="Times New Roman" w:hint="eastAsia"/>
+              </w:rPr>
+              <w:t>：查看新癒合時間</w:t>
+            </w:r>
+          </w:p>
+        </w:tc>
+      </w:tr>
+      <w:tr>
+        <w:trPr>
+          <w:trHeight w:val="2306"/>
+        </w:trPr>
+        <w:tc>
+          <w:tcPr>
+            <w:tcW w:w="3347" w:type="dxa"/>
+            <w:vMerge/>
+            <w:shd w:val="clear" w:color="auto" w:fill="auto"/>
+            <w:vAlign w:val="center"/>
+          </w:tcPr>
+          <w:p>
+            <w:pPr>
+              <w:spacing w:line="276" w:lineRule="auto"/>
+              <w:jc w:val="center"/>
+              <w:rPr>
+                <w:rFonts w:ascii="Times New Roman" w:eastAsia="標楷體" w:hAnsi="Times New Roman"/>
+                <w:noProof/>
+              </w:rPr>
+            </w:pPr>
+          </w:p>
+        </w:tc>
+        <w:tc>
+          <w:tcPr>
+            <w:tcW w:w="3428" w:type="dxa"/>
+            <w:vMerge/>
+            <w:shd w:val="clear" w:color="auto" w:fill="auto"/>
+            <w:vAlign w:val="center"/>
+          </w:tcPr>
+          <w:p>
+            <w:pPr>
+              <w:spacing w:line="276" w:lineRule="auto"/>
+              <w:jc w:val="center"/>
+              <w:rPr>
+                <w:rFonts w:ascii="Times New Roman" w:eastAsia="標楷體" w:hAnsi="Times New Roman"/>
+                <w:noProof/>
+              </w:rPr>
+            </w:pPr>
+          </w:p>
+        </w:tc>
+        <w:tc>
+          <w:tcPr>
+            <w:tcW w:w="3429" w:type="dxa"/>
+            <w:shd w:val="clear" w:color="auto" w:fill="auto"/>
+            <w:vAlign w:val="center"/>
+          </w:tcPr>
+          <w:p>
+            <w:pPr>
+              <w:spacing w:line="276" w:lineRule="auto"/>
+              <w:jc w:val="center"/>
+              <w:rPr>
+                <w:rFonts w:ascii="Times New Roman" w:eastAsia="標楷體" w:hAnsi="Times New Roman"/>
+              </w:rPr>
+            </w:pPr>
+            <w:r>
+              <w:rPr>
+                <w:rFonts w:ascii="Times New Roman" w:eastAsia="標楷體" w:hAnsi="Times New Roman"/>
+                <w:noProof/>
+              </w:rPr>
+              <w:drawing>
+                <wp:inline distT="0" distB="0" distL="0" distR="0" wp14:anchorId="6D69A31A" wp14:editId="66CCFBC4">
+                  <wp:extent cx="2012199" cy="1135380"/>
+                  <wp:effectExtent l="0" t="0" r="7620" b="7620"/>
+                  <wp:docPr id="36" name="圖片 36"/>
+                  <wp:cNvGraphicFramePr>
+                    <a:graphicFrameLocks xmlns:a="http://schemas.openxmlformats.org/drawingml/2006/main" noChangeAspect="1"/>
+                  </wp:cNvGraphicFramePr>
+                  <a:graphic xmlns:a="http://schemas.openxmlformats.org/drawingml/2006/main">
+                    <a:graphicData uri="http://schemas.openxmlformats.org/drawingml/2006/picture">
+                      <pic:pic xmlns:pic="http://schemas.openxmlformats.org/drawingml/2006/picture">
+                        <pic:nvPicPr>
+                          <pic:cNvPr id="0" name="Picture 14"/>
+                          <pic:cNvPicPr>
+                            <a:picLocks noChangeAspect="1" noChangeArrowheads="1"/>
+                          </pic:cNvPicPr>
+                        </pic:nvPicPr>
+                        <pic:blipFill rotWithShape="1">
+                          <a:blip r:embed="rId27" cstate="print">
+                            <a:extLst>
+                              <a:ext uri="{28A0092B-C50C-407E-A947-70E740481C1C}">
+                                <a14:useLocalDpi xmlns:a14="http://schemas.microsoft.com/office/drawing/2010/main" val="0"/>
+                              </a:ext>
+                            </a:extLst>
+                          </a:blip>
+                          <a:srcRect t="13571" b="61038"/>
+                          <a:stretch/>
+                        </pic:blipFill>
+                        <pic:spPr bwMode="auto">
+                          <a:xfrm>
+                            <a:off x="0" y="0"/>
+                            <a:ext cx="2020861" cy="1140268"/>
+                          </a:xfrm>
+                          <a:prstGeom prst="rect">
+                            <a:avLst/>
+                          </a:prstGeom>
+                          <a:noFill/>
+                          <a:ln>
+                            <a:noFill/>
+                          </a:ln>
+                          <a:extLst>
+                            <a:ext uri="{53640926-AAD7-44D8-BBD7-CCE9431645EC}">
+                              <a14:shadowObscured xmlns:a14="http://schemas.microsoft.com/office/drawing/2010/main"/>
+                            </a:ext>
+                          </a:extLst>
+                        </pic:spPr>
+                      </pic:pic>
+                    </a:graphicData>
+                  </a:graphic>
+                </wp:inline>
+              </w:drawing>
+            </w:r>
+          </w:p>
+        </w:tc>
+      </w:tr>
+      <w:tr>
+        <w:trPr>
+          <w:trHeight w:val="1489"/>
+        </w:trPr>
+        <w:tc>
+          <w:tcPr>
+            <w:tcW w:w="3347" w:type="dxa"/>
+            <w:vMerge/>
+            <w:shd w:val="clear" w:color="auto" w:fill="auto"/>
+            <w:vAlign w:val="center"/>
+          </w:tcPr>
+          <w:p>
+            <w:pPr>
+              <w:spacing w:line="276" w:lineRule="auto"/>
+              <w:jc w:val="center"/>
+              <w:rPr>
+                <w:rFonts w:ascii="Times New Roman" w:eastAsia="標楷體" w:hAnsi="Times New Roman"/>
+                <w:noProof/>
+              </w:rPr>
+            </w:pPr>
+          </w:p>
+        </w:tc>
+        <w:tc>
+          <w:tcPr>
+            <w:tcW w:w="6857" w:type="dxa"/>
+            <w:gridSpan w:val="2"/>
+            <w:shd w:val="clear" w:color="auto" w:fill="auto"/>
+            <w:vAlign w:val="center"/>
+          </w:tcPr>
+          <w:p>
+            <w:pPr>
+              <w:spacing w:line="276" w:lineRule="auto"/>
+              <w:jc w:val="both"/>
+              <w:rPr>
+                <w:rFonts w:ascii="Times New Roman" w:eastAsia="標楷體" w:hAnsi="Times New Roman" w:hint="eastAsia"/>
+              </w:rPr>
+            </w:pPr>
+            <w:r>
+              <w:rPr>
+                <w:rFonts w:ascii="Times New Roman" w:eastAsia="標楷體" w:hAnsi="Times New Roman" w:hint="eastAsia"/>
+              </w:rPr>
+              <w:t>（功能</w:t>
+            </w:r>
+            <w:r>
+              <w:rPr>
+                <w:rFonts w:ascii="Times New Roman" w:eastAsia="標楷體" w:hAnsi="Times New Roman" w:hint="eastAsia"/>
+              </w:rPr>
+              <w:t>6</w:t>
+            </w:r>
+            <w:r>
+              <w:rPr>
+                <w:rFonts w:ascii="Times New Roman" w:eastAsia="標楷體" w:hAnsi="Times New Roman" w:hint="eastAsia"/>
+              </w:rPr>
+              <w:t>）</w:t>
+            </w:r>
+            <w:r>
+              <w:rPr>
+                <w:rFonts w:ascii="Times New Roman" w:eastAsia="標楷體" w:hAnsi="Times New Roman" w:hint="eastAsia"/>
+              </w:rPr>
+              <w:t>填寫自我紀錄，紀錄傷口當下的狀態、特徵以及發生情況。（功能</w:t>
+            </w:r>
+            <w:r>
+              <w:rPr>
+                <w:rFonts w:ascii="Times New Roman" w:eastAsia="標楷體" w:hAnsi="Times New Roman" w:hint="eastAsia"/>
+              </w:rPr>
+              <w:t>7</w:t>
+            </w:r>
+            <w:r>
+              <w:rPr>
+                <w:rFonts w:ascii="Times New Roman" w:eastAsia="標楷體" w:hAnsi="Times New Roman" w:hint="eastAsia"/>
+              </w:rPr>
+              <w:t>）使用精確癒合時間推估，必須先撰寫『自我紀錄』，系統才能進行分析。</w:t>
+            </w:r>
+          </w:p>
+        </w:tc>
+      </w:tr>
+      <w:tr>
+        <w:trPr>
+          <w:trHeight w:val="210"/>
+        </w:trPr>
+        <w:tc>
+          <w:tcPr>
+            <w:tcW w:w="3347" w:type="dxa"/>
+            <w:vMerge/>
+            <w:shd w:val="clear" w:color="auto" w:fill="auto"/>
+            <w:vAlign w:val="center"/>
+          </w:tcPr>
+          <w:p>
+            <w:pPr>
+              <w:spacing w:line="276" w:lineRule="auto"/>
+              <w:jc w:val="center"/>
+              <w:rPr>
+                <w:rFonts w:ascii="Times New Roman" w:eastAsia="標楷體" w:hAnsi="Times New Roman"/>
+                <w:noProof/>
+              </w:rPr>
+            </w:pPr>
+          </w:p>
+        </w:tc>
+        <w:tc>
+          <w:tcPr>
+            <w:tcW w:w="6857" w:type="dxa"/>
+            <w:gridSpan w:val="2"/>
+            <w:shd w:val="clear" w:color="auto" w:fill="DEEAF6" w:themeFill="accent5" w:themeFillTint="33"/>
+            <w:vAlign w:val="center"/>
+          </w:tcPr>
+          <w:p>
+            <w:pPr>
+              <w:spacing w:line="276" w:lineRule="auto"/>
+              <w:jc w:val="center"/>
+              <w:rPr>
+                <w:rFonts w:ascii="Times New Roman" w:eastAsia="標楷體" w:hAnsi="Times New Roman" w:hint="eastAsia"/>
+                <w:b/>
+                <w:bCs/>
+              </w:rPr>
+            </w:pPr>
+            <w:r>
+              <w:rPr>
+                <w:rFonts w:ascii="Times New Roman" w:eastAsia="標楷體" w:hAnsi="Times New Roman" w:hint="eastAsia"/>
+                <w:b/>
+                <w:bCs/>
+              </w:rPr>
+              <w:t>功能</w:t>
+            </w:r>
+            <w:r>
+              <w:rPr>
+                <w:rFonts w:ascii="Times New Roman" w:eastAsia="標楷體" w:hAnsi="Times New Roman" w:hint="eastAsia"/>
+                <w:b/>
+                <w:bCs/>
+              </w:rPr>
+              <w:t>8</w:t>
+            </w:r>
+            <w:r>
+              <w:rPr>
+                <w:rFonts w:ascii="Times New Roman" w:eastAsia="標楷體" w:hAnsi="Times New Roman" w:hint="eastAsia"/>
+                <w:b/>
+                <w:bCs/>
+              </w:rPr>
+              <w:t>：儲存診斷報告</w:t>
+            </w:r>
+          </w:p>
+        </w:tc>
+      </w:tr>
+      <w:tr>
+        <w:trPr>
+          <w:trHeight w:val="228"/>
+        </w:trPr>
+        <w:tc>
+          <w:tcPr>
+            <w:tcW w:w="3347" w:type="dxa"/>
+            <w:vMerge/>
+            <w:shd w:val="clear" w:color="auto" w:fill="auto"/>
+            <w:vAlign w:val="center"/>
+          </w:tcPr>
+          <w:p>
+            <w:pPr>
+              <w:spacing w:line="276" w:lineRule="auto"/>
+              <w:jc w:val="center"/>
+              <w:rPr>
+                <w:rFonts w:ascii="Times New Roman" w:eastAsia="標楷體" w:hAnsi="Times New Roman"/>
+                <w:noProof/>
+              </w:rPr>
+            </w:pPr>
+          </w:p>
+        </w:tc>
+        <w:tc>
+          <w:tcPr>
+            <w:tcW w:w="3428" w:type="dxa"/>
+            <w:shd w:val="clear" w:color="auto" w:fill="EFF5FB"/>
+            <w:vAlign w:val="center"/>
+          </w:tcPr>
+          <w:p>
+            <w:pPr>
+              <w:spacing w:line="276" w:lineRule="auto"/>
+              <w:jc w:val="center"/>
+              <w:rPr>
+                <w:rFonts w:ascii="Times New Roman" w:eastAsia="標楷體" w:hAnsi="Times New Roman" w:hint="eastAsia"/>
+              </w:rPr>
+            </w:pPr>
+            <w:r>
+              <w:rPr>
+                <w:rFonts w:ascii="Times New Roman" w:eastAsia="標楷體" w:hAnsi="Times New Roman" w:hint="eastAsia"/>
+              </w:rPr>
+              <w:t>不儲存報告</w:t>
+            </w:r>
+          </w:p>
+        </w:tc>
+        <w:tc>
+          <w:tcPr>
+            <w:tcW w:w="3429" w:type="dxa"/>
+            <w:shd w:val="clear" w:color="auto" w:fill="EFF5FB"/>
+            <w:vAlign w:val="center"/>
+          </w:tcPr>
+          <w:p>
+            <w:pPr>
+              <w:spacing w:line="276" w:lineRule="auto"/>
+              <w:jc w:val="center"/>
+              <w:rPr>
+                <w:rFonts w:ascii="Times New Roman" w:eastAsia="標楷體" w:hAnsi="Times New Roman" w:hint="eastAsia"/>
+              </w:rPr>
+            </w:pPr>
+            <w:r>
+              <w:rPr>
+                <w:rFonts w:ascii="Times New Roman" w:eastAsia="標楷體" w:hAnsi="Times New Roman" w:hint="eastAsia"/>
+              </w:rPr>
+              <w:t>儲存報告</w:t>
+            </w:r>
+          </w:p>
+        </w:tc>
+      </w:tr>
+      <w:tr>
+        <w:trPr>
+          <w:trHeight w:val="1409"/>
+        </w:trPr>
+        <w:tc>
+          <w:tcPr>
+            <w:tcW w:w="3347" w:type="dxa"/>
+            <w:vMerge/>
+            <w:shd w:val="clear" w:color="auto" w:fill="auto"/>
+            <w:vAlign w:val="center"/>
+          </w:tcPr>
+          <w:p>
+            <w:pPr>
+              <w:spacing w:line="276" w:lineRule="auto"/>
+              <w:jc w:val="center"/>
+              <w:rPr>
+                <w:rFonts w:ascii="Times New Roman" w:eastAsia="標楷體" w:hAnsi="Times New Roman"/>
+                <w:noProof/>
+              </w:rPr>
+            </w:pPr>
+          </w:p>
+        </w:tc>
+        <w:tc>
+          <w:tcPr>
+            <w:tcW w:w="3428" w:type="dxa"/>
+            <w:shd w:val="clear" w:color="auto" w:fill="auto"/>
+            <w:vAlign w:val="center"/>
+          </w:tcPr>
+          <w:p>
+            <w:pPr>
+              <w:spacing w:line="276" w:lineRule="auto"/>
+              <w:jc w:val="center"/>
+              <w:rPr>
+                <w:rFonts w:ascii="Times New Roman" w:eastAsia="標楷體" w:hAnsi="Times New Roman" w:hint="eastAsia"/>
+              </w:rPr>
+            </w:pPr>
+            <w:r>
+              <w:rPr>
+                <w:rFonts w:ascii="Times New Roman" w:eastAsia="標楷體" w:hAnsi="Times New Roman"/>
+                <w:noProof/>
+              </w:rPr>
+              <w:drawing>
+                <wp:inline distT="0" distB="0" distL="0" distR="0" wp14:anchorId="38E466AC" wp14:editId="5A1B9F0C">
+                  <wp:extent cx="1643471" cy="581025"/>
+                  <wp:effectExtent l="0" t="0" r="0" b="0"/>
+                  <wp:docPr id="41" name="圖片 41"/>
+                  <wp:cNvGraphicFramePr>
+                    <a:graphicFrameLocks xmlns:a="http://schemas.openxmlformats.org/drawingml/2006/main" noChangeAspect="1"/>
+                  </wp:cNvGraphicFramePr>
+                  <a:graphic xmlns:a="http://schemas.openxmlformats.org/drawingml/2006/main">
+                    <a:graphicData uri="http://schemas.openxmlformats.org/drawingml/2006/picture">
+                      <pic:pic xmlns:pic="http://schemas.openxmlformats.org/drawingml/2006/picture">
+                        <pic:nvPicPr>
+                          <pic:cNvPr id="0" name="Picture 7"/>
+                          <pic:cNvPicPr>
+                            <a:picLocks noChangeAspect="1" noChangeArrowheads="1"/>
+                          </pic:cNvPicPr>
+                        </pic:nvPicPr>
+                        <pic:blipFill rotWithShape="1">
+                          <a:blip r:embed="rId28" cstate="print">
+                            <a:extLst>
+                              <a:ext uri="{28A0092B-C50C-407E-A947-70E740481C1C}">
+                                <a14:useLocalDpi xmlns:a14="http://schemas.microsoft.com/office/drawing/2010/main" val="0"/>
+                              </a:ext>
+                            </a:extLst>
+                          </a:blip>
+                          <a:srcRect t="90170" r="49933" b="1864"/>
+                          <a:stretch/>
+                        </pic:blipFill>
+                        <pic:spPr bwMode="auto">
+                          <a:xfrm>
+                            <a:off x="0" y="0"/>
+                            <a:ext cx="1674164" cy="591876"/>
+                          </a:xfrm>
+                          <a:prstGeom prst="rect">
+                            <a:avLst/>
+                          </a:prstGeom>
+                          <a:noFill/>
+                          <a:ln>
+                            <a:noFill/>
+                          </a:ln>
+                          <a:extLst>
+                            <a:ext uri="{53640926-AAD7-44D8-BBD7-CCE9431645EC}">
+                              <a14:shadowObscured xmlns:a14="http://schemas.microsoft.com/office/drawing/2010/main"/>
+                            </a:ext>
+                          </a:extLst>
+                        </pic:spPr>
+                      </pic:pic>
+                    </a:graphicData>
+                  </a:graphic>
+                </wp:inline>
+              </w:drawing>
+            </w:r>
+          </w:p>
+        </w:tc>
+        <w:tc>
+          <w:tcPr>
+            <w:tcW w:w="3429" w:type="dxa"/>
+            <w:shd w:val="clear" w:color="auto" w:fill="auto"/>
+            <w:vAlign w:val="center"/>
+          </w:tcPr>
+          <w:p>
+            <w:pPr>
+              <w:spacing w:line="276" w:lineRule="auto"/>
+              <w:jc w:val="center"/>
+              <w:rPr>
+                <w:rFonts w:ascii="Times New Roman" w:eastAsia="標楷體" w:hAnsi="Times New Roman" w:hint="eastAsia"/>
+              </w:rPr>
+            </w:pPr>
+            <w:r>
+              <w:rPr>
+                <w:rFonts w:ascii="Times New Roman" w:eastAsia="標楷體" w:hAnsi="Times New Roman"/>
+                <w:noProof/>
+              </w:rPr>
+              <w:drawing>
+                <wp:inline distT="0" distB="0" distL="0" distR="0" wp14:anchorId="5286D6B7" wp14:editId="5F19921F">
+                  <wp:extent cx="1613673" cy="561975"/>
+                  <wp:effectExtent l="0" t="0" r="5715" b="0"/>
+                  <wp:docPr id="42" name="圖片 42"/>
+                  <wp:cNvGraphicFramePr>
+                    <a:graphicFrameLocks xmlns:a="http://schemas.openxmlformats.org/drawingml/2006/main" noChangeAspect="1"/>
+                  </wp:cNvGraphicFramePr>
+                  <a:graphic xmlns:a="http://schemas.openxmlformats.org/drawingml/2006/main">
+                    <a:graphicData uri="http://schemas.openxmlformats.org/drawingml/2006/picture">
+                      <pic:pic xmlns:pic="http://schemas.openxmlformats.org/drawingml/2006/picture">
+                        <pic:nvPicPr>
+                          <pic:cNvPr id="0" name="Picture 7"/>
+                          <pic:cNvPicPr>
+                            <a:picLocks noChangeAspect="1" noChangeArrowheads="1"/>
+                          </pic:cNvPicPr>
+                        </pic:nvPicPr>
+                        <pic:blipFill rotWithShape="1">
+                          <a:blip r:embed="rId29" cstate="print">
+                            <a:extLst>
+                              <a:ext uri="{28A0092B-C50C-407E-A947-70E740481C1C}">
+                                <a14:useLocalDpi xmlns:a14="http://schemas.microsoft.com/office/drawing/2010/main" val="0"/>
+                              </a:ext>
+                            </a:extLst>
+                          </a:blip>
+                          <a:srcRect l="49561" t="90170" r="-387" b="1864"/>
+                          <a:stretch/>
+                        </pic:blipFill>
+                        <pic:spPr bwMode="auto">
+                          <a:xfrm>
+                            <a:off x="0" y="0"/>
+                            <a:ext cx="1636436" cy="569902"/>
+                          </a:xfrm>
+                          <a:prstGeom prst="rect">
+                            <a:avLst/>
+                          </a:prstGeom>
+                          <a:noFill/>
+                          <a:ln>
+                            <a:noFill/>
+                          </a:ln>
+                          <a:extLst>
+                            <a:ext uri="{53640926-AAD7-44D8-BBD7-CCE9431645EC}">
+                              <a14:shadowObscured xmlns:a14="http://schemas.microsoft.com/office/drawing/2010/main"/>
+                            </a:ext>
+                          </a:extLst>
+                        </pic:spPr>
+                      </pic:pic>
+                    </a:graphicData>
+                  </a:graphic>
+                </wp:inline>
+              </w:drawing>
+            </w:r>
+          </w:p>
+        </w:tc>
+      </w:tr>
+      <w:tr>
+        <w:trPr>
+          <w:trHeight w:val="973"/>
+        </w:trPr>
+        <w:tc>
+          <w:tcPr>
+            <w:tcW w:w="3347" w:type="dxa"/>
+            <w:vMerge/>
+            <w:shd w:val="clear" w:color="auto" w:fill="auto"/>
+            <w:vAlign w:val="center"/>
+          </w:tcPr>
+          <w:p>
+            <w:pPr>
+              <w:spacing w:line="276" w:lineRule="auto"/>
+              <w:jc w:val="center"/>
+              <w:rPr>
+                <w:rFonts w:ascii="Times New Roman" w:eastAsia="標楷體" w:hAnsi="Times New Roman"/>
+                <w:noProof/>
+              </w:rPr>
+            </w:pPr>
+          </w:p>
+        </w:tc>
+        <w:tc>
+          <w:tcPr>
+            <w:tcW w:w="6857" w:type="dxa"/>
+            <w:gridSpan w:val="2"/>
+            <w:shd w:val="clear" w:color="auto" w:fill="auto"/>
+            <w:vAlign w:val="center"/>
+          </w:tcPr>
+          <w:p>
+            <w:pPr>
+              <w:spacing w:line="276" w:lineRule="auto"/>
+              <w:jc w:val="both"/>
+              <w:rPr>
+                <w:rFonts w:ascii="Times New Roman" w:eastAsia="標楷體" w:hAnsi="Times New Roman" w:hint="eastAsia"/>
+              </w:rPr>
+            </w:pPr>
+            <w:r>
+              <w:rPr>
+                <w:rFonts w:ascii="Times New Roman" w:eastAsia="標楷體" w:hAnsi="Times New Roman" w:hint="eastAsia"/>
+              </w:rPr>
+              <w:t>不儲存報告，系統直接跳回首頁；儲存報告，系統會將報告儲存於『</w:t>
+            </w:r>
+            <w:proofErr w:type="gramStart"/>
+            <w:r>
+              <w:rPr>
+                <w:rFonts w:ascii="Times New Roman" w:eastAsia="標楷體" w:hAnsi="Times New Roman" w:hint="eastAsia"/>
+              </w:rPr>
+              <w:t>紀錄冊</w:t>
+            </w:r>
+            <w:proofErr w:type="gramEnd"/>
+            <w:r>
+              <w:rPr>
+                <w:rFonts w:ascii="Times New Roman" w:eastAsia="標楷體" w:hAnsi="Times New Roman" w:hint="eastAsia"/>
+              </w:rPr>
+              <w:t>』中。</w:t>
+            </w:r>
+          </w:p>
+        </w:tc>
+      </w:tr>
+    </w:tbl>
+    <w:p/>
+    <w:p>
+      <w:pPr>
+        <w:widowControl/>
+      </w:pPr>
+      <w:r>
+        <w:br w:type="page"/>
+      </w:r>
+    </w:p>
+    <w:tbl>
+      <w:tblPr>
+        <w:tblStyle w:val="a4"/>
+        <w:tblW w:w="0" w:type="auto"/>
+        <w:tblLook w:val="04A0" w:firstRow="1" w:lastRow="0" w:firstColumn="1" w:lastColumn="0" w:noHBand="0" w:noVBand="1"/>
+      </w:tblPr>
+      <w:tblGrid>
+        <w:gridCol w:w="3401"/>
+        <w:gridCol w:w="1701"/>
+        <w:gridCol w:w="1700"/>
+        <w:gridCol w:w="3402"/>
+      </w:tblGrid>
+      <w:tr>
+        <w:tc>
+          <w:tcPr>
+            <w:tcW w:w="10204" w:type="dxa"/>
+            <w:gridSpan w:val="4"/>
+            <w:tcBorders>
+              <w:top w:val="nil"/>
+              <w:left w:val="nil"/>
+              <w:bottom w:val="single" w:sz="4" w:space="0" w:color="auto"/>
+              <w:right w:val="nil"/>
+            </w:tcBorders>
+            <w:vAlign w:val="center"/>
+          </w:tcPr>
+          <w:p>
+            <w:pPr>
+              <w:spacing w:line="276" w:lineRule="auto"/>
+              <w:jc w:val="center"/>
+              <w:rPr>
+                <w:rFonts w:ascii="Times New Roman" w:eastAsia="標楷體" w:hAnsi="Times New Roman"/>
+              </w:rPr>
+            </w:pPr>
+            <w:r>
+              <w:rPr>
+                <w:rFonts w:ascii="Times New Roman" w:eastAsia="標楷體" w:hAnsi="Times New Roman" w:hint="eastAsia"/>
+              </w:rPr>
+              <w:lastRenderedPageBreak/>
+              <w:t>表</w:t>
+            </w:r>
+            <w:r>
+              <w:rPr>
+                <w:rFonts w:ascii="Times New Roman" w:eastAsia="標楷體" w:hAnsi="Times New Roman" w:hint="eastAsia"/>
+              </w:rPr>
+              <w:t>12-</w:t>
+            </w:r>
+            <w:r>
+              <w:rPr>
+                <w:rFonts w:ascii="Times New Roman" w:eastAsia="標楷體" w:hAnsi="Times New Roman" w:hint="eastAsia"/>
+              </w:rPr>
+              <w:t>5</w:t>
+            </w:r>
+            <w:r>
+              <w:rPr>
+                <w:rFonts w:ascii="Times New Roman" w:eastAsia="標楷體" w:hAnsi="Times New Roman" w:hint="eastAsia"/>
+              </w:rPr>
+              <w:t xml:space="preserve"> </w:t>
+            </w:r>
+            <w:r>
+              <w:rPr>
+                <w:rFonts w:ascii="Times New Roman" w:eastAsia="標楷體" w:hAnsi="Times New Roman" w:hint="eastAsia"/>
+              </w:rPr>
+              <w:t>紀錄</w:t>
+            </w:r>
+            <w:proofErr w:type="gramStart"/>
+            <w:r>
+              <w:rPr>
+                <w:rFonts w:ascii="Times New Roman" w:eastAsia="標楷體" w:hAnsi="Times New Roman" w:hint="eastAsia"/>
+              </w:rPr>
+              <w:t>冊</w:t>
+            </w:r>
+            <w:proofErr w:type="gramEnd"/>
+            <w:r>
+              <w:rPr>
+                <w:rFonts w:ascii="Times New Roman" w:eastAsia="標楷體" w:hAnsi="Times New Roman" w:hint="eastAsia"/>
+              </w:rPr>
+              <w:t>功能介紹</w:t>
+            </w:r>
+          </w:p>
+        </w:tc>
+      </w:tr>
+      <w:tr>
+        <w:trPr>
+          <w:trHeight w:val="415"/>
+        </w:trPr>
+        <w:tc>
+          <w:tcPr>
+            <w:tcW w:w="10204" w:type="dxa"/>
+            <w:gridSpan w:val="4"/>
+            <w:shd w:val="clear" w:color="auto" w:fill="BDD6EE" w:themeFill="accent5" w:themeFillTint="66"/>
+            <w:vAlign w:val="center"/>
+          </w:tcPr>
+          <w:p>
+            <w:pPr>
+              <w:spacing w:line="276" w:lineRule="auto"/>
+              <w:jc w:val="center"/>
+              <w:rPr>
+                <w:rFonts w:ascii="Times New Roman" w:eastAsia="標楷體" w:hAnsi="Times New Roman" w:hint="eastAsia"/>
+                <w:b/>
+                <w:bCs/>
+              </w:rPr>
+            </w:pPr>
+            <w:r>
+              <w:rPr>
+                <w:rFonts w:ascii="Times New Roman" w:eastAsia="標楷體" w:hAnsi="Times New Roman" w:hint="eastAsia"/>
+                <w:b/>
+                <w:bCs/>
+              </w:rPr>
+              <w:t>功能</w:t>
+            </w:r>
+            <w:r>
+              <w:rPr>
+                <w:rFonts w:ascii="Times New Roman" w:eastAsia="標楷體" w:hAnsi="Times New Roman" w:hint="eastAsia"/>
+                <w:b/>
+                <w:bCs/>
+              </w:rPr>
+              <w:t>1</w:t>
+            </w:r>
+            <w:r>
+              <w:rPr>
+                <w:rFonts w:ascii="Times New Roman" w:eastAsia="標楷體" w:hAnsi="Times New Roman" w:hint="eastAsia"/>
+                <w:b/>
+                <w:bCs/>
+              </w:rPr>
+              <w:t>：傷口類型分類</w:t>
+            </w:r>
+          </w:p>
+        </w:tc>
+      </w:tr>
+      <w:tr>
+        <w:trPr>
+          <w:trHeight w:val="2241"/>
+        </w:trPr>
+        <w:tc>
+          <w:tcPr>
+            <w:tcW w:w="3401" w:type="dxa"/>
+            <w:shd w:val="clear" w:color="auto" w:fill="auto"/>
+            <w:vAlign w:val="center"/>
+          </w:tcPr>
+          <w:p>
+            <w:pPr>
+              <w:spacing w:line="276" w:lineRule="auto"/>
+              <w:jc w:val="center"/>
+              <w:rPr>
+                <w:rFonts w:ascii="Times New Roman" w:eastAsia="標楷體" w:hAnsi="Times New Roman"/>
+              </w:rPr>
+            </w:pPr>
+            <w:r>
+              <w:rPr>
+                <w:rFonts w:ascii="Times New Roman" w:eastAsia="標楷體" w:hAnsi="Times New Roman"/>
+                <w:noProof/>
+              </w:rPr>
+              <w:drawing>
+                <wp:inline distT="0" distB="0" distL="0" distR="0" wp14:anchorId="59F07AFF" wp14:editId="71266FF4">
+                  <wp:extent cx="1752600" cy="3891235"/>
+                  <wp:effectExtent l="0" t="0" r="0" b="0"/>
+                  <wp:docPr id="52" name="圖片 52"/>
+                  <wp:cNvGraphicFramePr>
+                    <a:graphicFrameLocks xmlns:a="http://schemas.openxmlformats.org/drawingml/2006/main" noChangeAspect="1"/>
+                  </wp:cNvGraphicFramePr>
+                  <a:graphic xmlns:a="http://schemas.openxmlformats.org/drawingml/2006/main">
+                    <a:graphicData uri="http://schemas.openxmlformats.org/drawingml/2006/picture">
+                      <pic:pic xmlns:pic="http://schemas.openxmlformats.org/drawingml/2006/picture">
+                        <pic:nvPicPr>
+                          <pic:cNvPr id="0" name="Picture 20"/>
+                          <pic:cNvPicPr>
+                            <a:picLocks noChangeAspect="1" noChangeArrowheads="1"/>
+                          </pic:cNvPicPr>
+                        </pic:nvPicPr>
+                        <pic:blipFill>
+                          <a:blip r:embed="rId30" cstate="print">
+                            <a:extLst>
+                              <a:ext uri="{28A0092B-C50C-407E-A947-70E740481C1C}">
+                                <a14:useLocalDpi xmlns:a14="http://schemas.microsoft.com/office/drawing/2010/main" val="0"/>
+                              </a:ext>
+                            </a:extLst>
+                          </a:blip>
+                          <a:srcRect/>
+                          <a:stretch>
+                            <a:fillRect/>
+                          </a:stretch>
+                        </pic:blipFill>
+                        <pic:spPr bwMode="auto">
+                          <a:xfrm>
+                            <a:off x="0" y="0"/>
+                            <a:ext cx="1761250" cy="3910440"/>
+                          </a:xfrm>
+                          <a:prstGeom prst="rect">
+                            <a:avLst/>
+                          </a:prstGeom>
+                          <a:noFill/>
+                          <a:ln>
+                            <a:noFill/>
+                          </a:ln>
+                        </pic:spPr>
+                      </pic:pic>
+                    </a:graphicData>
+                  </a:graphic>
+                </wp:inline>
+              </w:drawing>
+            </w:r>
+          </w:p>
+        </w:tc>
+        <w:tc>
+          <w:tcPr>
+            <w:tcW w:w="3401" w:type="dxa"/>
+            <w:gridSpan w:val="2"/>
+            <w:shd w:val="clear" w:color="auto" w:fill="auto"/>
+            <w:vAlign w:val="center"/>
+          </w:tcPr>
+          <w:p>
+            <w:pPr>
+              <w:spacing w:line="276" w:lineRule="auto"/>
+              <w:jc w:val="center"/>
+              <w:rPr>
+                <w:rFonts w:ascii="Times New Roman" w:eastAsia="標楷體" w:hAnsi="Times New Roman"/>
+              </w:rPr>
+            </w:pPr>
+            <w:r>
+              <w:rPr>
+                <w:rFonts w:ascii="Times New Roman" w:eastAsia="標楷體" w:hAnsi="Times New Roman"/>
+                <w:noProof/>
+              </w:rPr>
+              <w:drawing>
+                <wp:inline distT="0" distB="0" distL="0" distR="0" wp14:anchorId="16F5F6A1" wp14:editId="4BA5D036">
+                  <wp:extent cx="1758315" cy="3908664"/>
+                  <wp:effectExtent l="0" t="0" r="0" b="0"/>
+                  <wp:docPr id="54" name="圖片 54"/>
+                  <wp:cNvGraphicFramePr>
+                    <a:graphicFrameLocks xmlns:a="http://schemas.openxmlformats.org/drawingml/2006/main" noChangeAspect="1"/>
+                  </wp:cNvGraphicFramePr>
+                  <a:graphic xmlns:a="http://schemas.openxmlformats.org/drawingml/2006/main">
+                    <a:graphicData uri="http://schemas.openxmlformats.org/drawingml/2006/picture">
+                      <pic:pic xmlns:pic="http://schemas.openxmlformats.org/drawingml/2006/picture">
+                        <pic:nvPicPr>
+                          <pic:cNvPr id="0" name="Picture 22"/>
+                          <pic:cNvPicPr>
+                            <a:picLocks noChangeAspect="1" noChangeArrowheads="1"/>
+                          </pic:cNvPicPr>
+                        </pic:nvPicPr>
+                        <pic:blipFill>
+                          <a:blip r:embed="rId31" cstate="print">
+                            <a:extLst>
+                              <a:ext uri="{28A0092B-C50C-407E-A947-70E740481C1C}">
+                                <a14:useLocalDpi xmlns:a14="http://schemas.microsoft.com/office/drawing/2010/main" val="0"/>
+                              </a:ext>
+                            </a:extLst>
+                          </a:blip>
+                          <a:srcRect/>
+                          <a:stretch>
+                            <a:fillRect/>
+                          </a:stretch>
+                        </pic:blipFill>
+                        <pic:spPr bwMode="auto">
+                          <a:xfrm>
+                            <a:off x="0" y="0"/>
+                            <a:ext cx="1773107" cy="3941545"/>
+                          </a:xfrm>
+                          <a:prstGeom prst="rect">
+                            <a:avLst/>
+                          </a:prstGeom>
+                          <a:noFill/>
+                          <a:ln>
+                            <a:noFill/>
+                          </a:ln>
+                        </pic:spPr>
+                      </pic:pic>
+                    </a:graphicData>
+                  </a:graphic>
+                </wp:inline>
+              </w:drawing>
+            </w:r>
+          </w:p>
+        </w:tc>
+        <w:tc>
+          <w:tcPr>
+            <w:tcW w:w="3402" w:type="dxa"/>
+            <w:shd w:val="clear" w:color="auto" w:fill="auto"/>
+            <w:vAlign w:val="center"/>
+          </w:tcPr>
+          <w:p>
+            <w:pPr>
+              <w:spacing w:line="276" w:lineRule="auto"/>
+              <w:jc w:val="center"/>
+              <w:rPr>
+                <w:rFonts w:ascii="Times New Roman" w:eastAsia="標楷體" w:hAnsi="Times New Roman"/>
+              </w:rPr>
+            </w:pPr>
+            <w:r>
+              <w:rPr>
+                <w:rFonts w:ascii="Times New Roman" w:eastAsia="標楷體" w:hAnsi="Times New Roman"/>
+                <w:noProof/>
+              </w:rPr>
+              <w:drawing>
+                <wp:inline distT="0" distB="0" distL="0" distR="0" wp14:anchorId="569B512F" wp14:editId="27660BE8">
+                  <wp:extent cx="1748213" cy="3886200"/>
+                  <wp:effectExtent l="0" t="0" r="4445" b="0"/>
+                  <wp:docPr id="55" name="圖片 55"/>
+                  <wp:cNvGraphicFramePr>
+                    <a:graphicFrameLocks xmlns:a="http://schemas.openxmlformats.org/drawingml/2006/main" noChangeAspect="1"/>
+                  </wp:cNvGraphicFramePr>
+                  <a:graphic xmlns:a="http://schemas.openxmlformats.org/drawingml/2006/main">
+                    <a:graphicData uri="http://schemas.openxmlformats.org/drawingml/2006/picture">
+                      <pic:pic xmlns:pic="http://schemas.openxmlformats.org/drawingml/2006/picture">
+                        <pic:nvPicPr>
+                          <pic:cNvPr id="0" name="Picture 23"/>
+                          <pic:cNvPicPr>
+                            <a:picLocks noChangeAspect="1" noChangeArrowheads="1"/>
+                          </pic:cNvPicPr>
+                        </pic:nvPicPr>
+                        <pic:blipFill>
+                          <a:blip r:embed="rId32" cstate="print">
+                            <a:extLst>
+                              <a:ext uri="{28A0092B-C50C-407E-A947-70E740481C1C}">
+                                <a14:useLocalDpi xmlns:a14="http://schemas.microsoft.com/office/drawing/2010/main" val="0"/>
+                              </a:ext>
+                            </a:extLst>
+                          </a:blip>
+                          <a:srcRect/>
+                          <a:stretch>
+                            <a:fillRect/>
+                          </a:stretch>
+                        </pic:blipFill>
+                        <pic:spPr bwMode="auto">
+                          <a:xfrm>
+                            <a:off x="0" y="0"/>
+                            <a:ext cx="1759633" cy="3911587"/>
+                          </a:xfrm>
+                          <a:prstGeom prst="rect">
+                            <a:avLst/>
+                          </a:prstGeom>
+                          <a:noFill/>
+                          <a:ln>
+                            <a:noFill/>
+                          </a:ln>
+                        </pic:spPr>
+                      </pic:pic>
+                    </a:graphicData>
+                  </a:graphic>
+                </wp:inline>
+              </w:drawing>
+            </w:r>
+          </w:p>
+        </w:tc>
+      </w:tr>
+      <w:tr>
+        <w:trPr>
+          <w:trHeight w:val="451"/>
+        </w:trPr>
+        <w:tc>
+          <w:tcPr>
+            <w:tcW w:w="10204" w:type="dxa"/>
+            <w:gridSpan w:val="4"/>
+            <w:shd w:val="clear" w:color="auto" w:fill="auto"/>
+            <w:vAlign w:val="center"/>
+          </w:tcPr>
+          <w:p>
+            <w:pPr>
+              <w:spacing w:line="276" w:lineRule="auto"/>
+              <w:jc w:val="both"/>
+              <w:rPr>
+                <w:rFonts w:ascii="Times New Roman" w:eastAsia="標楷體" w:hAnsi="Times New Roman" w:hint="eastAsia"/>
+              </w:rPr>
+            </w:pPr>
+            <w:r>
+              <w:rPr>
+                <w:rFonts w:ascii="Times New Roman" w:eastAsia="標楷體" w:hAnsi="Times New Roman" w:hint="eastAsia"/>
+              </w:rPr>
+              <w:t>點擊上方的傷口分類，快速找到該種類的傷口。</w:t>
+            </w:r>
+          </w:p>
+        </w:tc>
+      </w:tr>
+      <w:tr>
+        <w:trPr>
+          <w:trHeight w:val="429"/>
+        </w:trPr>
+        <w:tc>
+          <w:tcPr>
+            <w:tcW w:w="10204" w:type="dxa"/>
+            <w:gridSpan w:val="4"/>
+            <w:tcBorders>
+              <w:bottom w:val="single" w:sz="4" w:space="0" w:color="auto"/>
+            </w:tcBorders>
+            <w:shd w:val="clear" w:color="auto" w:fill="BDD6EE" w:themeFill="accent5" w:themeFillTint="66"/>
+            <w:vAlign w:val="center"/>
+          </w:tcPr>
+          <w:p>
+            <w:pPr>
+              <w:spacing w:line="276" w:lineRule="auto"/>
+              <w:jc w:val="center"/>
+              <w:rPr>
+                <w:rFonts w:ascii="Times New Roman" w:eastAsia="標楷體" w:hAnsi="Times New Roman" w:hint="eastAsia"/>
+                <w:b/>
+                <w:bCs/>
+              </w:rPr>
+            </w:pPr>
+            <w:r>
+              <w:rPr>
+                <w:rFonts w:ascii="Times New Roman" w:eastAsia="標楷體" w:hAnsi="Times New Roman" w:hint="eastAsia"/>
+                <w:b/>
+                <w:bCs/>
+              </w:rPr>
+              <w:t>功能</w:t>
+            </w:r>
+            <w:r>
+              <w:rPr>
+                <w:rFonts w:ascii="Times New Roman" w:eastAsia="標楷體" w:hAnsi="Times New Roman" w:hint="eastAsia"/>
+                <w:b/>
+                <w:bCs/>
+              </w:rPr>
+              <w:t>2</w:t>
+            </w:r>
+            <w:r>
+              <w:rPr>
+                <w:rFonts w:ascii="Times New Roman" w:eastAsia="標楷體" w:hAnsi="Times New Roman" w:hint="eastAsia"/>
+                <w:b/>
+                <w:bCs/>
+              </w:rPr>
+              <w:t>：</w:t>
+            </w:r>
+            <w:r>
+              <w:rPr>
+                <w:rFonts w:ascii="Times New Roman" w:eastAsia="標楷體" w:hAnsi="Times New Roman" w:hint="eastAsia"/>
+                <w:b/>
+                <w:bCs/>
+              </w:rPr>
+              <w:t>查看傷口診斷報告</w:t>
+            </w:r>
+          </w:p>
+        </w:tc>
+      </w:tr>
+      <w:tr>
+        <w:trPr>
+          <w:trHeight w:val="411"/>
+        </w:trPr>
+        <w:tc>
+          <w:tcPr>
+            <w:tcW w:w="5102" w:type="dxa"/>
+            <w:gridSpan w:val="2"/>
+            <w:tcBorders>
+              <w:bottom w:val="single" w:sz="4" w:space="0" w:color="auto"/>
+            </w:tcBorders>
+            <w:shd w:val="clear" w:color="auto" w:fill="DEEAF6" w:themeFill="accent5" w:themeFillTint="33"/>
+            <w:vAlign w:val="center"/>
+          </w:tcPr>
+          <w:p>
+            <w:pPr>
+              <w:spacing w:line="276" w:lineRule="auto"/>
+              <w:jc w:val="center"/>
+              <w:rPr>
+                <w:rFonts w:ascii="Times New Roman" w:eastAsia="標楷體" w:hAnsi="Times New Roman" w:hint="eastAsia"/>
+              </w:rPr>
+            </w:pPr>
+            <w:r>
+              <w:rPr>
+                <w:rFonts w:ascii="Times New Roman" w:eastAsia="標楷體" w:hAnsi="Times New Roman" w:hint="eastAsia"/>
+              </w:rPr>
+              <w:t>步驟</w:t>
+            </w:r>
+            <w:r>
+              <w:rPr>
+                <w:rFonts w:ascii="Times New Roman" w:eastAsia="標楷體" w:hAnsi="Times New Roman" w:hint="eastAsia"/>
+              </w:rPr>
+              <w:t>1</w:t>
+            </w:r>
+            <w:r>
+              <w:rPr>
+                <w:rFonts w:ascii="Times New Roman" w:eastAsia="標楷體" w:hAnsi="Times New Roman" w:hint="eastAsia"/>
+              </w:rPr>
+              <w:t>：點擊傷口照片</w:t>
+            </w:r>
+          </w:p>
+        </w:tc>
+        <w:tc>
+          <w:tcPr>
+            <w:tcW w:w="5102" w:type="dxa"/>
+            <w:gridSpan w:val="2"/>
+            <w:tcBorders>
+              <w:bottom w:val="single" w:sz="4" w:space="0" w:color="auto"/>
+            </w:tcBorders>
+            <w:shd w:val="clear" w:color="auto" w:fill="DEEAF6" w:themeFill="accent5" w:themeFillTint="33"/>
+            <w:vAlign w:val="center"/>
+          </w:tcPr>
+          <w:p>
+            <w:pPr>
+              <w:spacing w:line="276" w:lineRule="auto"/>
+              <w:jc w:val="center"/>
+              <w:rPr>
+                <w:rFonts w:ascii="Times New Roman" w:eastAsia="標楷體" w:hAnsi="Times New Roman"/>
+              </w:rPr>
+            </w:pPr>
+            <w:r>
+              <w:rPr>
+                <w:rFonts w:ascii="Times New Roman" w:eastAsia="標楷體" w:hAnsi="Times New Roman" w:hint="eastAsia"/>
+              </w:rPr>
+              <w:t>步驟</w:t>
+            </w:r>
+            <w:r>
+              <w:rPr>
+                <w:rFonts w:ascii="Times New Roman" w:eastAsia="標楷體" w:hAnsi="Times New Roman" w:hint="eastAsia"/>
+              </w:rPr>
+              <w:t>2</w:t>
+            </w:r>
+            <w:r>
+              <w:rPr>
+                <w:rFonts w:ascii="Times New Roman" w:eastAsia="標楷體" w:hAnsi="Times New Roman" w:hint="eastAsia"/>
+              </w:rPr>
+              <w:t>：打開傷口報告</w:t>
+            </w:r>
+          </w:p>
+        </w:tc>
+      </w:tr>
+      <w:tr>
+        <w:trPr>
+          <w:trHeight w:val="1402"/>
+        </w:trPr>
+        <w:tc>
+          <w:tcPr>
+            <w:tcW w:w="5102" w:type="dxa"/>
+            <w:gridSpan w:val="2"/>
+            <w:tcBorders>
+              <w:top w:val="single" w:sz="4" w:space="0" w:color="auto"/>
+            </w:tcBorders>
+            <w:shd w:val="clear" w:color="auto" w:fill="auto"/>
+            <w:vAlign w:val="center"/>
+          </w:tcPr>
+          <w:p>
+            <w:pPr>
+              <w:spacing w:line="276" w:lineRule="auto"/>
+              <w:jc w:val="center"/>
+              <w:rPr>
+                <w:rFonts w:ascii="Times New Roman" w:eastAsia="標楷體" w:hAnsi="Times New Roman"/>
+              </w:rPr>
+            </w:pPr>
+            <w:r>
+              <w:rPr>
+                <w:rFonts w:ascii="Times New Roman" w:eastAsia="標楷體" w:hAnsi="Times New Roman"/>
+                <w:noProof/>
+              </w:rPr>
+              <w:drawing>
+                <wp:inline distT="0" distB="0" distL="0" distR="0" wp14:anchorId="1029FC22" wp14:editId="05041411">
+                  <wp:extent cx="1722502" cy="3829050"/>
+                  <wp:effectExtent l="0" t="0" r="0" b="0"/>
+                  <wp:docPr id="57" name="圖片 57"/>
+                  <wp:cNvGraphicFramePr>
+                    <a:graphicFrameLocks xmlns:a="http://schemas.openxmlformats.org/drawingml/2006/main" noChangeAspect="1"/>
+                  </wp:cNvGraphicFramePr>
+                  <a:graphic xmlns:a="http://schemas.openxmlformats.org/drawingml/2006/main">
+                    <a:graphicData uri="http://schemas.openxmlformats.org/drawingml/2006/picture">
+                      <pic:pic xmlns:pic="http://schemas.openxmlformats.org/drawingml/2006/picture">
+                        <pic:nvPicPr>
+                          <pic:cNvPr id="0" name="Picture 25"/>
+                          <pic:cNvPicPr>
+                            <a:picLocks noChangeAspect="1" noChangeArrowheads="1"/>
+                          </pic:cNvPicPr>
+                        </pic:nvPicPr>
+                        <pic:blipFill>
+                          <a:blip r:embed="rId33" cstate="print">
+                            <a:extLst>
+                              <a:ext uri="{28A0092B-C50C-407E-A947-70E740481C1C}">
+                                <a14:useLocalDpi xmlns:a14="http://schemas.microsoft.com/office/drawing/2010/main" val="0"/>
+                              </a:ext>
+                            </a:extLst>
+                          </a:blip>
+                          <a:srcRect/>
+                          <a:stretch>
+                            <a:fillRect/>
+                          </a:stretch>
+                        </pic:blipFill>
+                        <pic:spPr bwMode="auto">
+                          <a:xfrm>
+                            <a:off x="0" y="0"/>
+                            <a:ext cx="1737221" cy="3861770"/>
+                          </a:xfrm>
+                          <a:prstGeom prst="rect">
+                            <a:avLst/>
+                          </a:prstGeom>
+                          <a:noFill/>
+                          <a:ln>
+                            <a:noFill/>
+                          </a:ln>
+                        </pic:spPr>
+                      </pic:pic>
+                    </a:graphicData>
+                  </a:graphic>
+                </wp:inline>
+              </w:drawing>
+            </w:r>
+          </w:p>
+        </w:tc>
+        <w:tc>
+          <w:tcPr>
+            <w:tcW w:w="5102" w:type="dxa"/>
+            <w:gridSpan w:val="2"/>
+            <w:tcBorders>
+              <w:top w:val="single" w:sz="4" w:space="0" w:color="auto"/>
+            </w:tcBorders>
+            <w:shd w:val="clear" w:color="auto" w:fill="auto"/>
+            <w:vAlign w:val="center"/>
+          </w:tcPr>
+          <w:p>
+            <w:pPr>
+              <w:spacing w:line="276" w:lineRule="auto"/>
+              <w:jc w:val="center"/>
+              <w:rPr>
+                <w:rFonts w:ascii="Times New Roman" w:eastAsia="標楷體" w:hAnsi="Times New Roman"/>
+              </w:rPr>
+            </w:pPr>
+            <w:r>
+              <w:rPr>
+                <w:rFonts w:ascii="Times New Roman" w:eastAsia="標楷體" w:hAnsi="Times New Roman"/>
+                <w:noProof/>
+              </w:rPr>
+              <w:drawing>
+                <wp:inline distT="0" distB="0" distL="0" distR="0" wp14:anchorId="3405E3C7" wp14:editId="425BD635">
+                  <wp:extent cx="1707431" cy="3790950"/>
+                  <wp:effectExtent l="0" t="0" r="7620" b="0"/>
+                  <wp:docPr id="58" name="圖片 58"/>
+                  <wp:cNvGraphicFramePr>
+                    <a:graphicFrameLocks xmlns:a="http://schemas.openxmlformats.org/drawingml/2006/main" noChangeAspect="1"/>
+                  </wp:cNvGraphicFramePr>
+                  <a:graphic xmlns:a="http://schemas.openxmlformats.org/drawingml/2006/main">
+                    <a:graphicData uri="http://schemas.openxmlformats.org/drawingml/2006/picture">
+                      <pic:pic xmlns:pic="http://schemas.openxmlformats.org/drawingml/2006/picture">
+                        <pic:nvPicPr>
+                          <pic:cNvPr id="0" name="Picture 26"/>
+                          <pic:cNvPicPr>
+                            <a:picLocks noChangeAspect="1" noChangeArrowheads="1"/>
+                          </pic:cNvPicPr>
+                        </pic:nvPicPr>
+                        <pic:blipFill>
+                          <a:blip r:embed="rId34" cstate="print">
+                            <a:extLst>
+                              <a:ext uri="{28A0092B-C50C-407E-A947-70E740481C1C}">
+                                <a14:useLocalDpi xmlns:a14="http://schemas.microsoft.com/office/drawing/2010/main" val="0"/>
+                              </a:ext>
+                            </a:extLst>
+                          </a:blip>
+                          <a:srcRect/>
+                          <a:stretch>
+                            <a:fillRect/>
+                          </a:stretch>
+                        </pic:blipFill>
+                        <pic:spPr bwMode="auto">
+                          <a:xfrm>
+                            <a:off x="0" y="0"/>
+                            <a:ext cx="1721276" cy="3821691"/>
+                          </a:xfrm>
+                          <a:prstGeom prst="rect">
+                            <a:avLst/>
+                          </a:prstGeom>
+                          <a:noFill/>
+                          <a:ln>
+                            <a:noFill/>
+                          </a:ln>
+                        </pic:spPr>
+                      </pic:pic>
+                    </a:graphicData>
+                  </a:graphic>
+                </wp:inline>
+              </w:drawing>
+            </w:r>
+          </w:p>
+        </w:tc>
+      </w:tr>
+      <w:tr>
+        <w:trPr>
+          <w:trHeight w:val="418"/>
+        </w:trPr>
+        <w:tc>
+          <w:tcPr>
+            <w:tcW w:w="10204" w:type="dxa"/>
+            <w:gridSpan w:val="4"/>
+            <w:shd w:val="clear" w:color="auto" w:fill="BDD6EE" w:themeFill="accent5" w:themeFillTint="66"/>
+            <w:vAlign w:val="center"/>
+          </w:tcPr>
+          <w:p>
+            <w:pPr>
+              <w:spacing w:line="276" w:lineRule="auto"/>
+              <w:jc w:val="center"/>
+              <w:rPr>
+                <w:rFonts w:ascii="Times New Roman" w:eastAsia="標楷體" w:hAnsi="Times New Roman"/>
+              </w:rPr>
+            </w:pPr>
+            <w:r>
+              <w:rPr>
+                <w:rFonts w:ascii="Times New Roman" w:eastAsia="標楷體" w:hAnsi="Times New Roman" w:hint="eastAsia"/>
+                <w:b/>
+                <w:bCs/>
+              </w:rPr>
+              <w:lastRenderedPageBreak/>
+              <w:t>功能</w:t>
+            </w:r>
+            <w:r>
+              <w:rPr>
+                <w:rFonts w:ascii="Times New Roman" w:eastAsia="標楷體" w:hAnsi="Times New Roman" w:hint="eastAsia"/>
+                <w:b/>
+                <w:bCs/>
+              </w:rPr>
+              <w:t>3</w:t>
+            </w:r>
+            <w:r>
+              <w:rPr>
+                <w:rFonts w:ascii="Times New Roman" w:eastAsia="標楷體" w:hAnsi="Times New Roman" w:hint="eastAsia"/>
+                <w:b/>
+                <w:bCs/>
+              </w:rPr>
+              <w:t>：</w:t>
+            </w:r>
+            <w:r>
+              <w:rPr>
+                <w:rFonts w:ascii="Times New Roman" w:eastAsia="標楷體" w:hAnsi="Times New Roman" w:hint="eastAsia"/>
+                <w:b/>
+                <w:bCs/>
+              </w:rPr>
+              <w:t>傷口狀態更新</w:t>
+            </w:r>
+          </w:p>
+        </w:tc>
+      </w:tr>
+      <w:tr>
+        <w:trPr>
+          <w:trHeight w:val="412"/>
+        </w:trPr>
+        <w:tc>
+          <w:tcPr>
+            <w:tcW w:w="3401" w:type="dxa"/>
+            <w:shd w:val="clear" w:color="auto" w:fill="DEEAF6" w:themeFill="accent5" w:themeFillTint="33"/>
+            <w:vAlign w:val="center"/>
+          </w:tcPr>
+          <w:p>
+            <w:pPr>
+              <w:spacing w:line="276" w:lineRule="auto"/>
+              <w:jc w:val="center"/>
+              <w:rPr>
+                <w:rFonts w:ascii="Times New Roman" w:eastAsia="標楷體" w:hAnsi="Times New Roman"/>
+              </w:rPr>
+            </w:pPr>
+            <w:r>
+              <w:rPr>
+                <w:rFonts w:ascii="Times New Roman" w:eastAsia="標楷體" w:hAnsi="Times New Roman" w:hint="eastAsia"/>
+              </w:rPr>
+              <w:t>步驟</w:t>
+            </w:r>
+            <w:r>
+              <w:rPr>
+                <w:rFonts w:ascii="Times New Roman" w:eastAsia="標楷體" w:hAnsi="Times New Roman" w:hint="eastAsia"/>
+              </w:rPr>
+              <w:t>1</w:t>
+            </w:r>
+            <w:r>
+              <w:rPr>
+                <w:rFonts w:ascii="Times New Roman" w:eastAsia="標楷體" w:hAnsi="Times New Roman" w:hint="eastAsia"/>
+              </w:rPr>
+              <w:t>：點擊『已癒合』按鈕</w:t>
+            </w:r>
+          </w:p>
+        </w:tc>
+        <w:tc>
+          <w:tcPr>
+            <w:tcW w:w="3401" w:type="dxa"/>
+            <w:gridSpan w:val="2"/>
+            <w:shd w:val="clear" w:color="auto" w:fill="DEEAF6" w:themeFill="accent5" w:themeFillTint="33"/>
+            <w:vAlign w:val="center"/>
+          </w:tcPr>
+          <w:p>
+            <w:pPr>
+              <w:spacing w:line="276" w:lineRule="auto"/>
+              <w:jc w:val="center"/>
+              <w:rPr>
+                <w:rFonts w:ascii="Times New Roman" w:eastAsia="標楷體" w:hAnsi="Times New Roman" w:hint="eastAsia"/>
+              </w:rPr>
+            </w:pPr>
+            <w:r>
+              <w:rPr>
+                <w:rFonts w:ascii="Times New Roman" w:eastAsia="標楷體" w:hAnsi="Times New Roman" w:hint="eastAsia"/>
+              </w:rPr>
+              <w:t>步驟</w:t>
+            </w:r>
+            <w:r>
+              <w:rPr>
+                <w:rFonts w:ascii="Times New Roman" w:eastAsia="標楷體" w:hAnsi="Times New Roman" w:hint="eastAsia"/>
+              </w:rPr>
+              <w:t>2</w:t>
+            </w:r>
+            <w:r>
+              <w:rPr>
+                <w:rFonts w:ascii="Times New Roman" w:eastAsia="標楷體" w:hAnsi="Times New Roman" w:hint="eastAsia"/>
+              </w:rPr>
+              <w:t>：點擊『是的』</w:t>
+            </w:r>
+          </w:p>
+        </w:tc>
+        <w:tc>
+          <w:tcPr>
+            <w:tcW w:w="3402" w:type="dxa"/>
+            <w:shd w:val="clear" w:color="auto" w:fill="DEEAF6" w:themeFill="accent5" w:themeFillTint="33"/>
+            <w:vAlign w:val="center"/>
+          </w:tcPr>
+          <w:p>
+            <w:pPr>
+              <w:spacing w:line="276" w:lineRule="auto"/>
+              <w:jc w:val="center"/>
+              <w:rPr>
+                <w:rFonts w:ascii="Times New Roman" w:eastAsia="標楷體" w:hAnsi="Times New Roman"/>
+              </w:rPr>
+            </w:pPr>
+            <w:r>
+              <w:rPr>
+                <w:rFonts w:ascii="Times New Roman" w:eastAsia="標楷體" w:hAnsi="Times New Roman" w:hint="eastAsia"/>
+              </w:rPr>
+              <w:t>步驟</w:t>
+            </w:r>
+            <w:r>
+              <w:rPr>
+                <w:rFonts w:ascii="Times New Roman" w:eastAsia="標楷體" w:hAnsi="Times New Roman" w:hint="eastAsia"/>
+              </w:rPr>
+              <w:t>3</w:t>
+            </w:r>
+            <w:r>
+              <w:rPr>
+                <w:rFonts w:ascii="Times New Roman" w:eastAsia="標楷體" w:hAnsi="Times New Roman" w:hint="eastAsia"/>
+              </w:rPr>
+              <w:t>：狀態更新</w:t>
+            </w:r>
+          </w:p>
+        </w:tc>
+      </w:tr>
+      <w:tr>
+        <w:trPr>
+          <w:trHeight w:val="1402"/>
+        </w:trPr>
+        <w:tc>
+          <w:tcPr>
+            <w:tcW w:w="3401" w:type="dxa"/>
+            <w:shd w:val="clear" w:color="auto" w:fill="auto"/>
+            <w:vAlign w:val="center"/>
+          </w:tcPr>
+          <w:p>
+            <w:pPr>
+              <w:spacing w:line="276" w:lineRule="auto"/>
+              <w:jc w:val="center"/>
+              <w:rPr>
+                <w:rFonts w:ascii="Times New Roman" w:eastAsia="標楷體" w:hAnsi="Times New Roman"/>
+              </w:rPr>
+            </w:pPr>
+            <w:r>
+              <w:rPr>
+                <w:rFonts w:ascii="Times New Roman" w:eastAsia="標楷體" w:hAnsi="Times New Roman"/>
+                <w:noProof/>
+              </w:rPr>
+              <w:drawing>
+                <wp:inline distT="0" distB="0" distL="0" distR="0" wp14:anchorId="70FC5328" wp14:editId="17C00F21">
+                  <wp:extent cx="1889612" cy="4200525"/>
+                  <wp:effectExtent l="0" t="0" r="0" b="0"/>
+                  <wp:docPr id="61" name="圖片 61"/>
+                  <wp:cNvGraphicFramePr>
+                    <a:graphicFrameLocks xmlns:a="http://schemas.openxmlformats.org/drawingml/2006/main" noChangeAspect="1"/>
+                  </wp:cNvGraphicFramePr>
+                  <a:graphic xmlns:a="http://schemas.openxmlformats.org/drawingml/2006/main">
+                    <a:graphicData uri="http://schemas.openxmlformats.org/drawingml/2006/picture">
+                      <pic:pic xmlns:pic="http://schemas.openxmlformats.org/drawingml/2006/picture">
+                        <pic:nvPicPr>
+                          <pic:cNvPr id="0" name="Picture 29"/>
+                          <pic:cNvPicPr>
+                            <a:picLocks noChangeAspect="1" noChangeArrowheads="1"/>
+                          </pic:cNvPicPr>
+                        </pic:nvPicPr>
+                        <pic:blipFill>
+                          <a:blip r:embed="rId35" cstate="print">
+                            <a:extLst>
+                              <a:ext uri="{28A0092B-C50C-407E-A947-70E740481C1C}">
+                                <a14:useLocalDpi xmlns:a14="http://schemas.microsoft.com/office/drawing/2010/main" val="0"/>
+                              </a:ext>
+                            </a:extLst>
+                          </a:blip>
+                          <a:srcRect/>
+                          <a:stretch>
+                            <a:fillRect/>
+                          </a:stretch>
+                        </pic:blipFill>
+                        <pic:spPr bwMode="auto">
+                          <a:xfrm>
+                            <a:off x="0" y="0"/>
+                            <a:ext cx="1900135" cy="4223917"/>
+                          </a:xfrm>
+                          <a:prstGeom prst="rect">
+                            <a:avLst/>
+                          </a:prstGeom>
+                          <a:noFill/>
+                          <a:ln>
+                            <a:noFill/>
+                          </a:ln>
+                        </pic:spPr>
+                      </pic:pic>
+                    </a:graphicData>
+                  </a:graphic>
+                </wp:inline>
+              </w:drawing>
+            </w:r>
+          </w:p>
+        </w:tc>
+        <w:tc>
+          <w:tcPr>
+            <w:tcW w:w="3401" w:type="dxa"/>
+            <w:gridSpan w:val="2"/>
+            <w:shd w:val="clear" w:color="auto" w:fill="auto"/>
+            <w:vAlign w:val="center"/>
+          </w:tcPr>
+          <w:p>
+            <w:pPr>
+              <w:spacing w:line="276" w:lineRule="auto"/>
+              <w:jc w:val="center"/>
+              <w:rPr>
+                <w:rFonts w:ascii="Times New Roman" w:eastAsia="標楷體" w:hAnsi="Times New Roman"/>
+              </w:rPr>
+            </w:pPr>
+            <w:r>
+              <w:rPr>
+                <w:rFonts w:ascii="Times New Roman" w:eastAsia="標楷體" w:hAnsi="Times New Roman"/>
+                <w:noProof/>
+              </w:rPr>
+              <w:drawing>
+                <wp:inline distT="0" distB="0" distL="0" distR="0" wp14:anchorId="58A4EE14" wp14:editId="762E65DF">
+                  <wp:extent cx="1911034" cy="4248150"/>
+                  <wp:effectExtent l="0" t="0" r="0" b="0"/>
+                  <wp:docPr id="59" name="圖片 59"/>
+                  <wp:cNvGraphicFramePr>
+                    <a:graphicFrameLocks xmlns:a="http://schemas.openxmlformats.org/drawingml/2006/main" noChangeAspect="1"/>
+                  </wp:cNvGraphicFramePr>
+                  <a:graphic xmlns:a="http://schemas.openxmlformats.org/drawingml/2006/main">
+                    <a:graphicData uri="http://schemas.openxmlformats.org/drawingml/2006/picture">
+                      <pic:pic xmlns:pic="http://schemas.openxmlformats.org/drawingml/2006/picture">
+                        <pic:nvPicPr>
+                          <pic:cNvPr id="0" name="Picture 27"/>
+                          <pic:cNvPicPr>
+                            <a:picLocks noChangeAspect="1" noChangeArrowheads="1"/>
+                          </pic:cNvPicPr>
+                        </pic:nvPicPr>
+                        <pic:blipFill>
+                          <a:blip r:embed="rId36" cstate="print">
+                            <a:extLst>
+                              <a:ext uri="{28A0092B-C50C-407E-A947-70E740481C1C}">
+                                <a14:useLocalDpi xmlns:a14="http://schemas.microsoft.com/office/drawing/2010/main" val="0"/>
+                              </a:ext>
+                            </a:extLst>
+                          </a:blip>
+                          <a:srcRect/>
+                          <a:stretch>
+                            <a:fillRect/>
+                          </a:stretch>
+                        </pic:blipFill>
+                        <pic:spPr bwMode="auto">
+                          <a:xfrm>
+                            <a:off x="0" y="0"/>
+                            <a:ext cx="1945582" cy="4324948"/>
+                          </a:xfrm>
+                          <a:prstGeom prst="rect">
+                            <a:avLst/>
+                          </a:prstGeom>
+                          <a:noFill/>
+                          <a:ln>
+                            <a:noFill/>
+                          </a:ln>
+                        </pic:spPr>
+                      </pic:pic>
+                    </a:graphicData>
+                  </a:graphic>
+                </wp:inline>
+              </w:drawing>
+            </w:r>
+          </w:p>
+        </w:tc>
+        <w:tc>
+          <w:tcPr>
+            <w:tcW w:w="3402" w:type="dxa"/>
+            <w:shd w:val="clear" w:color="auto" w:fill="auto"/>
+            <w:vAlign w:val="center"/>
+          </w:tcPr>
+          <w:p>
+            <w:pPr>
+              <w:spacing w:line="276" w:lineRule="auto"/>
+              <w:jc w:val="center"/>
+              <w:rPr>
+                <w:rFonts w:ascii="Times New Roman" w:eastAsia="標楷體" w:hAnsi="Times New Roman"/>
+              </w:rPr>
+            </w:pPr>
+            <w:r>
+              <w:rPr>
+                <w:rFonts w:ascii="Times New Roman" w:eastAsia="標楷體" w:hAnsi="Times New Roman"/>
+                <w:noProof/>
+              </w:rPr>
+              <w:drawing>
+                <wp:inline distT="0" distB="0" distL="0" distR="0" wp14:anchorId="22373CAA" wp14:editId="059382EF">
+                  <wp:extent cx="1883323" cy="4181475"/>
+                  <wp:effectExtent l="0" t="0" r="3175" b="0"/>
+                  <wp:docPr id="60" name="圖片 60"/>
+                  <wp:cNvGraphicFramePr>
+                    <a:graphicFrameLocks xmlns:a="http://schemas.openxmlformats.org/drawingml/2006/main" noChangeAspect="1"/>
+                  </wp:cNvGraphicFramePr>
+                  <a:graphic xmlns:a="http://schemas.openxmlformats.org/drawingml/2006/main">
+                    <a:graphicData uri="http://schemas.openxmlformats.org/drawingml/2006/picture">
+                      <pic:pic xmlns:pic="http://schemas.openxmlformats.org/drawingml/2006/picture">
+                        <pic:nvPicPr>
+                          <pic:cNvPr id="0" name="Picture 28"/>
+                          <pic:cNvPicPr>
+                            <a:picLocks noChangeAspect="1" noChangeArrowheads="1"/>
+                          </pic:cNvPicPr>
+                        </pic:nvPicPr>
+                        <pic:blipFill>
+                          <a:blip r:embed="rId37" cstate="print">
+                            <a:extLst>
+                              <a:ext uri="{28A0092B-C50C-407E-A947-70E740481C1C}">
+                                <a14:useLocalDpi xmlns:a14="http://schemas.microsoft.com/office/drawing/2010/main" val="0"/>
+                              </a:ext>
+                            </a:extLst>
+                          </a:blip>
+                          <a:srcRect/>
+                          <a:stretch>
+                            <a:fillRect/>
+                          </a:stretch>
+                        </pic:blipFill>
+                        <pic:spPr bwMode="auto">
+                          <a:xfrm>
+                            <a:off x="0" y="0"/>
+                            <a:ext cx="1901603" cy="4222062"/>
+                          </a:xfrm>
+                          <a:prstGeom prst="rect">
+                            <a:avLst/>
+                          </a:prstGeom>
+                          <a:noFill/>
+                          <a:ln>
+                            <a:noFill/>
+                          </a:ln>
+                        </pic:spPr>
+                      </pic:pic>
+                    </a:graphicData>
+                  </a:graphic>
+                </wp:inline>
+              </w:drawing>
+            </w:r>
+          </w:p>
+        </w:tc>
+      </w:tr>
+      <w:tr>
+        <w:trPr>
+          <w:trHeight w:val="2239"/>
+        </w:trPr>
+        <w:tc>
+          <w:tcPr>
+            <w:tcW w:w="10204" w:type="dxa"/>
+            <w:gridSpan w:val="4"/>
+            <w:shd w:val="clear" w:color="auto" w:fill="auto"/>
+            <w:vAlign w:val="center"/>
+          </w:tcPr>
+          <w:p>
+            <w:pPr>
+              <w:spacing w:line="276" w:lineRule="auto"/>
+              <w:jc w:val="center"/>
+              <w:rPr>
+                <w:rFonts w:ascii="Times New Roman" w:eastAsia="標楷體" w:hAnsi="Times New Roman"/>
+              </w:rPr>
+            </w:pPr>
+          </w:p>
+        </w:tc>
+      </w:tr>
+      <w:tr>
+        <w:trPr>
+          <w:trHeight w:val="2239"/>
+        </w:trPr>
+        <w:tc>
+          <w:tcPr>
+            <w:tcW w:w="10204" w:type="dxa"/>
+            <w:gridSpan w:val="4"/>
+            <w:shd w:val="clear" w:color="auto" w:fill="auto"/>
+            <w:vAlign w:val="center"/>
+          </w:tcPr>
+          <w:p>
+            <w:pPr>
+              <w:spacing w:line="276" w:lineRule="auto"/>
+              <w:jc w:val="center"/>
+              <w:rPr>
+                <w:rFonts w:ascii="Times New Roman" w:eastAsia="標楷體" w:hAnsi="Times New Roman"/>
+              </w:rPr>
+            </w:pPr>
+          </w:p>
+        </w:tc>
+      </w:tr>
+    </w:tbl>
+    <w:p>
+      <w:pPr>
+        <w:widowControl/>
+        <w:rPr>
+          <w:rFonts w:ascii="Times New Roman" w:eastAsia="標楷體" w:hAnsi="Times New Roman"/>
         </w:rPr>
       </w:pPr>
     </w:p>
@@ -3653,6 +7855,95 @@
     </w:lvl>
   </w:abstractNum>
   <w:abstractNum w:abstractNumId="8" w15:restartNumberingAfterBreak="0">
+    <w:nsid w:val="3AF22384"/>
+    <w:multiLevelType w:val="hybridMultilevel"/>
+    <w:tmpl w:val="79D081CA"/>
+    <w:lvl w:ilvl="0" w:tplc="25B86234">
+      <w:start w:val="1"/>
+      <w:numFmt w:val="decimal"/>
+      <w:lvlText w:val="（%1）"/>
+      <w:lvlJc w:val="left"/>
+      <w:pPr>
+        <w:ind w:left="1440" w:hanging="480"/>
+      </w:pPr>
+      <w:rPr>
+        <w:rFonts w:hint="eastAsia"/>
+      </w:rPr>
+    </w:lvl>
+    <w:lvl w:ilvl="1" w:tplc="04090019" w:tentative="1">
+      <w:start w:val="1"/>
+      <w:numFmt w:val="ideographTraditional"/>
+      <w:lvlText w:val="%2、"/>
+      <w:lvlJc w:val="left"/>
+      <w:pPr>
+        <w:ind w:left="1920" w:hanging="480"/>
+      </w:pPr>
+    </w:lvl>
+    <w:lvl w:ilvl="2" w:tplc="0409001B" w:tentative="1">
+      <w:start w:val="1"/>
+      <w:numFmt w:val="lowerRoman"/>
+      <w:lvlText w:val="%3."/>
+      <w:lvlJc w:val="right"/>
+      <w:pPr>
+        <w:ind w:left="2400" w:hanging="480"/>
+      </w:pPr>
+    </w:lvl>
+    <w:lvl w:ilvl="3" w:tplc="0409000F" w:tentative="1">
+      <w:start w:val="1"/>
+      <w:numFmt w:val="decimal"/>
+      <w:lvlText w:val="%4."/>
+      <w:lvlJc w:val="left"/>
+      <w:pPr>
+        <w:ind w:left="2880" w:hanging="480"/>
+      </w:pPr>
+    </w:lvl>
+    <w:lvl w:ilvl="4" w:tplc="04090019" w:tentative="1">
+      <w:start w:val="1"/>
+      <w:numFmt w:val="ideographTraditional"/>
+      <w:lvlText w:val="%5、"/>
+      <w:lvlJc w:val="left"/>
+      <w:pPr>
+        <w:ind w:left="3360" w:hanging="480"/>
+      </w:pPr>
+    </w:lvl>
+    <w:lvl w:ilvl="5" w:tplc="0409001B" w:tentative="1">
+      <w:start w:val="1"/>
+      <w:numFmt w:val="lowerRoman"/>
+      <w:lvlText w:val="%6."/>
+      <w:lvlJc w:val="right"/>
+      <w:pPr>
+        <w:ind w:left="3840" w:hanging="480"/>
+      </w:pPr>
+    </w:lvl>
+    <w:lvl w:ilvl="6" w:tplc="0409000F" w:tentative="1">
+      <w:start w:val="1"/>
+      <w:numFmt w:val="decimal"/>
+      <w:lvlText w:val="%7."/>
+      <w:lvlJc w:val="left"/>
+      <w:pPr>
+        <w:ind w:left="4320" w:hanging="480"/>
+      </w:pPr>
+    </w:lvl>
+    <w:lvl w:ilvl="7" w:tplc="04090019" w:tentative="1">
+      <w:start w:val="1"/>
+      <w:numFmt w:val="ideographTraditional"/>
+      <w:lvlText w:val="%8、"/>
+      <w:lvlJc w:val="left"/>
+      <w:pPr>
+        <w:ind w:left="4800" w:hanging="480"/>
+      </w:pPr>
+    </w:lvl>
+    <w:lvl w:ilvl="8" w:tplc="0409001B" w:tentative="1">
+      <w:start w:val="1"/>
+      <w:numFmt w:val="lowerRoman"/>
+      <w:lvlText w:val="%9."/>
+      <w:lvlJc w:val="right"/>
+      <w:pPr>
+        <w:ind w:left="5280" w:hanging="480"/>
+      </w:pPr>
+    </w:lvl>
+  </w:abstractNum>
+  <w:abstractNum w:abstractNumId="9" w15:restartNumberingAfterBreak="0">
     <w:nsid w:val="3BDB09D0"/>
     <w:multiLevelType w:val="hybridMultilevel"/>
     <w:tmpl w:val="594E82B0"/>
@@ -3765,7 +8056,7 @@
       </w:rPr>
     </w:lvl>
   </w:abstractNum>
-  <w:abstractNum w:abstractNumId="9" w15:restartNumberingAfterBreak="0">
+  <w:abstractNum w:abstractNumId="10" w15:restartNumberingAfterBreak="0">
     <w:nsid w:val="42212395"/>
     <w:multiLevelType w:val="hybridMultilevel"/>
     <w:tmpl w:val="469E9F58"/>
@@ -3854,7 +8145,7 @@
       </w:pPr>
     </w:lvl>
   </w:abstractNum>
-  <w:abstractNum w:abstractNumId="10" w15:restartNumberingAfterBreak="0">
+  <w:abstractNum w:abstractNumId="11" w15:restartNumberingAfterBreak="0">
     <w:nsid w:val="5D1B1C63"/>
     <w:multiLevelType w:val="hybridMultilevel"/>
     <w:tmpl w:val="5DB2D71A"/>
@@ -3943,7 +8234,7 @@
       </w:pPr>
     </w:lvl>
   </w:abstractNum>
-  <w:abstractNum w:abstractNumId="11" w15:restartNumberingAfterBreak="0">
+  <w:abstractNum w:abstractNumId="12" w15:restartNumberingAfterBreak="0">
     <w:nsid w:val="68792F61"/>
     <w:multiLevelType w:val="hybridMultilevel"/>
     <w:tmpl w:val="9CC81A38"/>
@@ -4032,7 +8323,7 @@
       </w:pPr>
     </w:lvl>
   </w:abstractNum>
-  <w:abstractNum w:abstractNumId="12" w15:restartNumberingAfterBreak="0">
+  <w:abstractNum w:abstractNumId="13" w15:restartNumberingAfterBreak="0">
     <w:nsid w:val="779613B7"/>
     <w:multiLevelType w:val="hybridMultilevel"/>
     <w:tmpl w:val="B88C7614"/>
@@ -4125,13 +8416,13 @@
     <w:abstractNumId w:val="1"/>
   </w:num>
   <w:num w:numId="2">
-    <w:abstractNumId w:val="8"/>
+    <w:abstractNumId w:val="9"/>
   </w:num>
   <w:num w:numId="3">
     <w:abstractNumId w:val="2"/>
   </w:num>
   <w:num w:numId="4">
-    <w:abstractNumId w:val="10"/>
+    <w:abstractNumId w:val="11"/>
   </w:num>
   <w:num w:numId="5">
     <w:abstractNumId w:val="7"/>
@@ -4140,7 +8431,7 @@
     <w:abstractNumId w:val="4"/>
   </w:num>
   <w:num w:numId="7">
-    <w:abstractNumId w:val="11"/>
+    <w:abstractNumId w:val="12"/>
   </w:num>
   <w:num w:numId="8">
     <w:abstractNumId w:val="3"/>
@@ -4149,16 +8440,19 @@
     <w:abstractNumId w:val="5"/>
   </w:num>
   <w:num w:numId="10">
-    <w:abstractNumId w:val="9"/>
+    <w:abstractNumId w:val="10"/>
   </w:num>
   <w:num w:numId="11">
     <w:abstractNumId w:val="6"/>
   </w:num>
   <w:num w:numId="12">
-    <w:abstractNumId w:val="12"/>
+    <w:abstractNumId w:val="13"/>
   </w:num>
   <w:num w:numId="13">
     <w:abstractNumId w:val="0"/>
+  </w:num>
+  <w:num w:numId="14">
+    <w:abstractNumId w:val="8"/>
   </w:num>
 </w:numbering>
 </file>
@@ -4558,7 +8852,7 @@
   <w:style w:type="paragraph" w:default="1" w:styleId="a">
     <w:name w:val="Normal"/>
     <w:qFormat/>
-    <w:rsid w:val="00846DFA"/>
+    <w:rsid w:val="00257AF0"/>
     <w:pPr>
       <w:widowControl w:val="0"/>
     </w:pPr>
